--- a/README.docx
+++ b/README.docx
@@ -130,7 +130,6 @@
           <w:szCs w:val="28"/>
         </w:rPr>
       </w:pPr>
-      <w:proofErr w:type="spellStart"/>
       <w:r>
         <w:rPr>
           <w:b/>
@@ -138,17 +137,7 @@
           <w:sz w:val="28"/>
           <w:szCs w:val="28"/>
         </w:rPr>
-        <w:t>Płytka</w:t>
-      </w:r>
-      <w:proofErr w:type="spellEnd"/>
-      <w:r>
-        <w:rPr>
-          <w:b/>
-          <w:bCs/>
-          <w:sz w:val="28"/>
-          <w:szCs w:val="28"/>
-        </w:rPr>
-        <w:t xml:space="preserve"> ESP32S3</w:t>
+        <w:t>Płytka ESP32S3</w:t>
       </w:r>
       <w:r>
         <w:rPr>
@@ -424,21 +413,8 @@
           <w:pPr>
             <w:pStyle w:val="TOCHeading"/>
           </w:pPr>
-          <w:proofErr w:type="spellStart"/>
           <w:r>
-            <w:t>Spis</w:t>
-          </w:r>
-          <w:proofErr w:type="spellEnd"/>
-          <w:r>
-            <w:t xml:space="preserve"> </w:t>
-          </w:r>
-          <w:proofErr w:type="spellStart"/>
-          <w:r>
-            <w:t>treści</w:t>
-          </w:r>
-          <w:proofErr w:type="spellEnd"/>
-          <w:r>
-            <w:t>:</w:t>
+            <w:t>Spis treści:</w:t>
           </w:r>
         </w:p>
         <w:p>
@@ -465,7 +441,7 @@
           <w:r>
             <w:fldChar w:fldCharType="separate"/>
           </w:r>
-          <w:hyperlink w:anchor="_Toc233980029" w:history="1">
+          <w:hyperlink w:anchor="_Toc234587822" w:history="1">
             <w:r>
               <w:rPr>
                 <w:rStyle w:val="Hyperlink"/>
@@ -492,7 +468,7 @@
                 <w:noProof/>
                 <w:webHidden/>
               </w:rPr>
-              <w:instrText xml:space="preserve"> PAGEREF _Toc233980029 \h </w:instrText>
+              <w:instrText xml:space="preserve"> PAGEREF _Toc234587822 \h </w:instrText>
             </w:r>
             <w:r>
               <w:rPr>
@@ -538,7 +514,7 @@
               <w14:ligatures w14:val="standardContextual"/>
             </w:rPr>
           </w:pPr>
-          <w:hyperlink w:anchor="_Toc233980030" w:history="1">
+          <w:hyperlink w:anchor="_Toc234587823" w:history="1">
             <w:r>
               <w:rPr>
                 <w:rStyle w:val="Hyperlink"/>
@@ -565,7 +541,7 @@
                 <w:noProof/>
                 <w:webHidden/>
               </w:rPr>
-              <w:instrText xml:space="preserve"> PAGEREF _Toc233980030 \h </w:instrText>
+              <w:instrText xml:space="preserve"> PAGEREF _Toc234587823 \h </w:instrText>
             </w:r>
             <w:r>
               <w:rPr>
@@ -612,7 +588,7 @@
               <w14:ligatures w14:val="standardContextual"/>
             </w:rPr>
           </w:pPr>
-          <w:hyperlink w:anchor="_Toc233980031" w:history="1">
+          <w:hyperlink w:anchor="_Toc234587824" w:history="1">
             <w:r>
               <w:rPr>
                 <w:rStyle w:val="Hyperlink"/>
@@ -621,7 +597,7 @@
                 <w:noProof/>
                 <w:lang w:val="pl-PL"/>
               </w:rPr>
-              <w:t>system_status</w:t>
+              <w:t>ui</w:t>
             </w:r>
             <w:r>
               <w:rPr>
@@ -642,7 +618,7 @@
                 <w:noProof/>
                 <w:webHidden/>
               </w:rPr>
-              <w:instrText xml:space="preserve"> PAGEREF _Toc233980031 \h </w:instrText>
+              <w:instrText xml:space="preserve"> PAGEREF _Toc234587824 \h </w:instrText>
             </w:r>
             <w:r>
               <w:rPr>
@@ -689,7 +665,7 @@
               <w14:ligatures w14:val="standardContextual"/>
             </w:rPr>
           </w:pPr>
-          <w:hyperlink w:anchor="_Toc233980032" w:history="1">
+          <w:hyperlink w:anchor="_Toc234587825" w:history="1">
             <w:r>
               <w:rPr>
                 <w:rStyle w:val="Hyperlink"/>
@@ -717,7 +693,7 @@
                 <w:noProof/>
                 <w:webHidden/>
               </w:rPr>
-              <w:instrText xml:space="preserve"> PAGEREF _Toc233980032 \h </w:instrText>
+              <w:instrText xml:space="preserve"> PAGEREF _Toc234587825 \h </w:instrText>
             </w:r>
             <w:r>
               <w:rPr>
@@ -764,7 +740,7 @@
               <w14:ligatures w14:val="standardContextual"/>
             </w:rPr>
           </w:pPr>
-          <w:hyperlink w:anchor="_Toc233980033" w:history="1">
+          <w:hyperlink w:anchor="_Toc234587826" w:history="1">
             <w:r>
               <w:rPr>
                 <w:rStyle w:val="Hyperlink"/>
@@ -791,7 +767,7 @@
                 <w:noProof/>
                 <w:webHidden/>
               </w:rPr>
-              <w:instrText xml:space="preserve"> PAGEREF _Toc233980033 \h </w:instrText>
+              <w:instrText xml:space="preserve"> PAGEREF _Toc234587826 \h </w:instrText>
             </w:r>
             <w:r>
               <w:rPr>
@@ -838,13 +814,91 @@
               <w14:ligatures w14:val="standardContextual"/>
             </w:rPr>
           </w:pPr>
-          <w:hyperlink w:anchor="_Toc233980034" w:history="1">
+          <w:hyperlink w:anchor="_Toc234587827" w:history="1">
             <w:r>
               <w:rPr>
                 <w:rStyle w:val="Hyperlink"/>
                 <w:b/>
                 <w:bCs/>
                 <w:noProof/>
+                <w:lang w:val="pl-PL"/>
+              </w:rPr>
+              <w:t>hydrogreen-can-definitions.dbc</w:t>
+            </w:r>
+            <w:r>
+              <w:rPr>
+                <w:noProof/>
+                <w:webHidden/>
+              </w:rPr>
+              <w:tab/>
+            </w:r>
+            <w:r>
+              <w:rPr>
+                <w:noProof/>
+                <w:webHidden/>
+              </w:rPr>
+              <w:fldChar w:fldCharType="begin"/>
+            </w:r>
+            <w:r>
+              <w:rPr>
+                <w:noProof/>
+                <w:webHidden/>
+              </w:rPr>
+              <w:instrText xml:space="preserve"> PAGEREF _Toc234587827 \h </w:instrText>
+            </w:r>
+            <w:r>
+              <w:rPr>
+                <w:noProof/>
+                <w:webHidden/>
+              </w:rPr>
+            </w:r>
+            <w:r>
+              <w:rPr>
+                <w:noProof/>
+                <w:webHidden/>
+              </w:rPr>
+              <w:fldChar w:fldCharType="separate"/>
+            </w:r>
+            <w:r>
+              <w:rPr>
+                <w:noProof/>
+                <w:webHidden/>
+              </w:rPr>
+              <w:t>19</w:t>
+            </w:r>
+            <w:r>
+              <w:rPr>
+                <w:noProof/>
+                <w:webHidden/>
+              </w:rPr>
+              <w:fldChar w:fldCharType="end"/>
+            </w:r>
+          </w:hyperlink>
+        </w:p>
+        <w:p>
+          <w:pPr>
+            <w:pStyle w:val="TOC2"/>
+            <w:tabs>
+              <w:tab w:val="right" w:leader="dot" w:pos="9016"/>
+            </w:tabs>
+            <w:rPr>
+              <w:rFonts w:cstheme="minorBidi"/>
+              <w:noProof/>
+              <w:kern w:val="2"/>
+              <w:sz w:val="24"/>
+              <w:szCs w:val="24"/>
+              <w:lang w:val="en-GB" w:eastAsia="en-GB"/>
+              <w14:ligatures w14:val="standardContextual"/>
+            </w:rPr>
+          </w:pPr>
+          <w:hyperlink w:anchor="_Toc234587828" w:history="1">
+            <w:r>
+              <w:rPr>
+                <w:rStyle w:val="Hyperlink"/>
+                <w:b/>
+                <w:bCs/>
+                <w:noProof/>
+                <w:lang w:val="pl-PL"/>
               </w:rPr>
               <w:t>fccu_v2_procpu.dts</w:t>
             </w:r>
@@ -867,7 +921,7 @@
                 <w:noProof/>
                 <w:webHidden/>
               </w:rPr>
-              <w:instrText xml:space="preserve"> PAGEREF _Toc233980034 \h </w:instrText>
+              <w:instrText xml:space="preserve"> PAGEREF _Toc234587828 \h </w:instrText>
             </w:r>
             <w:r>
               <w:rPr>
@@ -887,7 +941,7 @@
                 <w:noProof/>
                 <w:webHidden/>
               </w:rPr>
-              <w:t>15</w:t>
+              <w:t>28</w:t>
             </w:r>
             <w:r>
               <w:rPr>
@@ -932,22 +986,12 @@
         <w:pStyle w:val="Heading1"/>
         <w:jc w:val="center"/>
       </w:pPr>
-      <w:bookmarkStart w:id="0" w:name="_Toc233980029"/>
-      <w:proofErr w:type="spellStart"/>
+      <w:bookmarkStart w:id="0" w:name="_Toc234587822"/>
       <w:r>
         <w:lastRenderedPageBreak/>
-        <w:t>Struktura</w:t>
-      </w:r>
-      <w:proofErr w:type="spellEnd"/>
-      <w:r>
-        <w:t xml:space="preserve"> </w:t>
-      </w:r>
-      <w:proofErr w:type="spellStart"/>
-      <w:r>
-        <w:t>plików</w:t>
+        <w:t>Struktura plików</w:t>
       </w:r>
       <w:bookmarkEnd w:id="0"/>
-      <w:proofErr w:type="spellEnd"/>
     </w:p>
     <w:p>
       <w:pPr>
@@ -1027,7 +1071,7 @@
           <w:lang w:val="pl-PL"/>
         </w:rPr>
       </w:pPr>
-      <w:bookmarkStart w:id="1" w:name="_Toc233980030"/>
+      <w:bookmarkStart w:id="1" w:name="_Toc234587823"/>
       <w:r>
         <w:rPr>
           <w:lang w:val="pl-PL"/>
@@ -1047,6 +1091,7 @@
           <w:lang w:val="pl-PL"/>
         </w:rPr>
       </w:pPr>
+      <w:bookmarkStart w:id="2" w:name="_Toc234587824"/>
       <w:r>
         <w:rPr>
           <w:b/>
@@ -1055,6 +1100,7 @@
         </w:rPr>
         <w:t>ui</w:t>
       </w:r>
+      <w:bookmarkEnd w:id="2"/>
     </w:p>
     <w:p>
       <w:pPr>
@@ -1064,14 +1110,14 @@
           <w:lang w:val="pl-PL"/>
         </w:rPr>
       </w:pPr>
-      <w:bookmarkStart w:id="2" w:name="_Toc233980032"/>
+      <w:bookmarkStart w:id="3" w:name="_Toc234587825"/>
       <w:r>
         <w:rPr>
           <w:lang w:val="pl-PL"/>
         </w:rPr>
         <w:t>system_status.h</w:t>
       </w:r>
-      <w:bookmarkEnd w:id="2"/>
+      <w:bookmarkEnd w:id="3"/>
     </w:p>
     <w:p>
       <w:pPr>
@@ -1137,14 +1183,9 @@
           <w:numId w:val="27"/>
         </w:numPr>
       </w:pPr>
-      <w:bookmarkStart w:id="3" w:name="typedef_enum"/>
-      <w:proofErr w:type="spellStart"/>
-      <w:r>
-        <w:t>Dlaczego</w:t>
-      </w:r>
-      <w:proofErr w:type="spellEnd"/>
-      <w:r>
-        <w:t xml:space="preserve"> </w:t>
+      <w:bookmarkStart w:id="4" w:name="typedef_enum"/>
+      <w:r>
+        <w:t xml:space="preserve">Dlaczego </w:t>
       </w:r>
       <w:r>
         <w:rPr>
@@ -1160,9 +1201,8 @@
             <w14:round/>
           </w14:textOutline>
         </w:rPr>
-        <w:t xml:space="preserve">typedef </w:t>
-      </w:r>
-      <w:proofErr w:type="spellStart"/>
+        <w:t>typedef enum</w:t>
+      </w:r>
       <w:r>
         <w:rPr>
           <w:color w:val="000000" w:themeColor="text1"/>
@@ -1177,9 +1217,8 @@
             <w14:round/>
           </w14:textOutline>
         </w:rPr>
-        <w:t>enum</w:t>
-      </w:r>
-      <w:proofErr w:type="spellEnd"/>
+        <w:t xml:space="preserve"> </w:t>
+      </w:r>
       <w:r>
         <w:rPr>
           <w:color w:val="000000" w:themeColor="text1"/>
@@ -1194,7 +1233,7 @@
             <w14:round/>
           </w14:textOutline>
         </w:rPr>
-        <w:t xml:space="preserve"> </w:t>
+        <w:t>{</w:t>
       </w:r>
       <w:r>
         <w:rPr>
@@ -1210,7 +1249,7 @@
             <w14:round/>
           </w14:textOutline>
         </w:rPr>
-        <w:t>{</w:t>
+        <w:t>…</w:t>
       </w:r>
       <w:r>
         <w:rPr>
@@ -1226,7 +1265,10 @@
             <w14:round/>
           </w14:textOutline>
         </w:rPr>
-        <w:t>…</w:t>
+        <w:t>} can_status</w:t>
+      </w:r>
+      <w:r>
+        <w:t xml:space="preserve">; a nie </w:t>
       </w:r>
       <w:r>
         <w:rPr>
@@ -1242,9 +1284,8 @@
             <w14:round/>
           </w14:textOutline>
         </w:rPr>
-        <w:t xml:space="preserve">} </w:t>
-      </w:r>
-      <w:proofErr w:type="spellStart"/>
+        <w:t>enum can_status</w:t>
+      </w:r>
       <w:r>
         <w:rPr>
           <w:color w:val="000000" w:themeColor="text1"/>
@@ -1259,21 +1300,8 @@
             <w14:round/>
           </w14:textOutline>
         </w:rPr>
-        <w:t>can_status</w:t>
-      </w:r>
-      <w:proofErr w:type="spellEnd"/>
-      <w:r>
-        <w:t xml:space="preserve">; a </w:t>
-      </w:r>
-      <w:proofErr w:type="spellStart"/>
-      <w:r>
-        <w:t>nie</w:t>
-      </w:r>
-      <w:proofErr w:type="spellEnd"/>
-      <w:r>
         <w:t xml:space="preserve"> </w:t>
       </w:r>
-      <w:proofErr w:type="spellStart"/>
       <w:r>
         <w:rPr>
           <w:color w:val="000000" w:themeColor="text1"/>
@@ -1288,9 +1316,8 @@
             <w14:round/>
           </w14:textOutline>
         </w:rPr>
-        <w:t>enum</w:t>
-      </w:r>
-      <w:proofErr w:type="spellEnd"/>
+        <w:t>{</w:t>
+      </w:r>
       <w:r>
         <w:rPr>
           <w:color w:val="000000" w:themeColor="text1"/>
@@ -1305,9 +1332,8 @@
             <w14:round/>
           </w14:textOutline>
         </w:rPr>
-        <w:t xml:space="preserve"> </w:t>
-      </w:r>
-      <w:proofErr w:type="spellStart"/>
+        <w:t>…</w:t>
+      </w:r>
       <w:r>
         <w:rPr>
           <w:color w:val="000000" w:themeColor="text1"/>
@@ -1322,78 +1348,13 @@
             <w14:round/>
           </w14:textOutline>
         </w:rPr>
-        <w:t>can_status</w:t>
-      </w:r>
-      <w:proofErr w:type="spellEnd"/>
-      <w:r>
-        <w:rPr>
-          <w:color w:val="000000" w:themeColor="text1"/>
-          <w14:shadow w14:blurRad="38100" w14:dist="19050" w14:dir="2700000" w14:sx="100000" w14:sy="100000" w14:kx="0" w14:ky="0" w14:algn="tl">
-            <w14:schemeClr w14:val="dk1">
-              <w14:alpha w14:val="60000"/>
-            </w14:schemeClr>
-          </w14:shadow>
-          <w14:textOutline w14:w="0" w14:cap="flat" w14:cmpd="sng" w14:algn="ctr">
-            <w14:noFill/>
-            <w14:prstDash w14:val="solid"/>
-            <w14:round/>
-          </w14:textOutline>
-        </w:rPr>
-        <w:t xml:space="preserve"> </w:t>
-      </w:r>
-      <w:r>
-        <w:rPr>
-          <w:color w:val="000000" w:themeColor="text1"/>
-          <w14:shadow w14:blurRad="38100" w14:dist="19050" w14:dir="2700000" w14:sx="100000" w14:sy="100000" w14:kx="0" w14:ky="0" w14:algn="tl">
-            <w14:schemeClr w14:val="dk1">
-              <w14:alpha w14:val="60000"/>
-            </w14:schemeClr>
-          </w14:shadow>
-          <w14:textOutline w14:w="0" w14:cap="flat" w14:cmpd="sng" w14:algn="ctr">
-            <w14:noFill/>
-            <w14:prstDash w14:val="solid"/>
-            <w14:round/>
-          </w14:textOutline>
-        </w:rPr>
-        <w:t>{</w:t>
-      </w:r>
-      <w:r>
-        <w:rPr>
-          <w:color w:val="000000" w:themeColor="text1"/>
-          <w14:shadow w14:blurRad="38100" w14:dist="19050" w14:dir="2700000" w14:sx="100000" w14:sy="100000" w14:kx="0" w14:ky="0" w14:algn="tl">
-            <w14:schemeClr w14:val="dk1">
-              <w14:alpha w14:val="60000"/>
-            </w14:schemeClr>
-          </w14:shadow>
-          <w14:textOutline w14:w="0" w14:cap="flat" w14:cmpd="sng" w14:algn="ctr">
-            <w14:noFill/>
-            <w14:prstDash w14:val="solid"/>
-            <w14:round/>
-          </w14:textOutline>
-        </w:rPr>
-        <w:t>…</w:t>
-      </w:r>
-      <w:r>
-        <w:rPr>
-          <w:color w:val="000000" w:themeColor="text1"/>
-          <w14:shadow w14:blurRad="38100" w14:dist="19050" w14:dir="2700000" w14:sx="100000" w14:sy="100000" w14:kx="0" w14:ky="0" w14:algn="tl">
-            <w14:schemeClr w14:val="dk1">
-              <w14:alpha w14:val="60000"/>
-            </w14:schemeClr>
-          </w14:shadow>
-          <w14:textOutline w14:w="0" w14:cap="flat" w14:cmpd="sng" w14:algn="ctr">
-            <w14:noFill/>
-            <w14:prstDash w14:val="solid"/>
-            <w14:round/>
-          </w14:textOutline>
-        </w:rPr>
         <w:t>};</w:t>
       </w:r>
       <w:r>
         <w:t>?</w:t>
       </w:r>
     </w:p>
-    <w:bookmarkEnd w:id="3"/>
+    <w:bookmarkEnd w:id="4"/>
     <w:p>
       <w:pPr>
         <w:ind w:left="1080"/>
@@ -1829,14 +1790,12 @@
         <w:pStyle w:val="Heading3"/>
         <w:ind w:firstLine="720"/>
       </w:pPr>
-      <w:bookmarkStart w:id="4" w:name="_Toc233980033"/>
-      <w:proofErr w:type="spellStart"/>
+      <w:bookmarkStart w:id="5" w:name="_Toc234587826"/>
       <w:r>
         <w:lastRenderedPageBreak/>
         <w:t>system_status.c</w:t>
       </w:r>
-      <w:bookmarkEnd w:id="4"/>
-      <w:proofErr w:type="spellEnd"/>
+      <w:bookmarkEnd w:id="5"/>
     </w:p>
     <w:p/>
     <w:p>
@@ -1844,6 +1803,9 @@
         <w:jc w:val="center"/>
       </w:pPr>
       <w:r>
+        <w:rPr>
+          <w:noProof/>
+        </w:rPr>
         <w:drawing>
           <wp:inline distT="0" distB="0" distL="0" distR="0" wp14:anchorId="30A81526" wp14:editId="6809CC08">
             <wp:extent cx="5067807" cy="3752850"/>
@@ -1894,6 +1856,9 @@
         <w:jc w:val="center"/>
       </w:pPr>
       <w:r>
+        <w:rPr>
+          <w:noProof/>
+        </w:rPr>
         <w:drawing>
           <wp:inline distT="0" distB="0" distL="0" distR="0" wp14:anchorId="415A2C51" wp14:editId="129A2F99">
             <wp:extent cx="5038725" cy="3876456"/>
@@ -1947,6 +1912,9 @@
         <w:jc w:val="center"/>
       </w:pPr>
       <w:r>
+        <w:rPr>
+          <w:noProof/>
+        </w:rPr>
         <w:lastRenderedPageBreak/>
         <w:drawing>
           <wp:inline distT="0" distB="0" distL="0" distR="0" wp14:anchorId="3B836427" wp14:editId="2E7523FF">
@@ -2030,109 +1998,7 @@
           </w14:textOutline>
         </w:rPr>
         <w:lastRenderedPageBreak/>
-        <w:t xml:space="preserve">static </w:t>
-      </w:r>
-      <w:proofErr w:type="spellStart"/>
-      <w:r>
-        <w:rPr>
-          <w:color w:val="000000" w:themeColor="text1"/>
-          <w14:shadow w14:blurRad="38100" w14:dist="19050" w14:dir="2700000" w14:sx="100000" w14:sy="100000" w14:kx="0" w14:ky="0" w14:algn="tl">
-            <w14:schemeClr w14:val="dk1">
-              <w14:alpha w14:val="60000"/>
-            </w14:schemeClr>
-          </w14:shadow>
-          <w14:textOutline w14:w="0" w14:cap="flat" w14:cmpd="sng" w14:algn="ctr">
-            <w14:noFill/>
-            <w14:prstDash w14:val="solid"/>
-            <w14:round/>
-          </w14:textOutline>
-        </w:rPr>
-        <w:t>const</w:t>
-      </w:r>
-      <w:proofErr w:type="spellEnd"/>
-      <w:r>
-        <w:rPr>
-          <w:color w:val="000000" w:themeColor="text1"/>
-          <w14:shadow w14:blurRad="38100" w14:dist="19050" w14:dir="2700000" w14:sx="100000" w14:sy="100000" w14:kx="0" w14:ky="0" w14:algn="tl">
-            <w14:schemeClr w14:val="dk1">
-              <w14:alpha w14:val="60000"/>
-            </w14:schemeClr>
-          </w14:shadow>
-          <w14:textOutline w14:w="0" w14:cap="flat" w14:cmpd="sng" w14:algn="ctr">
-            <w14:noFill/>
-            <w14:prstDash w14:val="solid"/>
-            <w14:round/>
-          </w14:textOutline>
-        </w:rPr>
-        <w:t xml:space="preserve"> struct </w:t>
-      </w:r>
-      <w:proofErr w:type="spellStart"/>
-      <w:r>
-        <w:rPr>
-          <w:color w:val="000000" w:themeColor="text1"/>
-          <w14:shadow w14:blurRad="38100" w14:dist="19050" w14:dir="2700000" w14:sx="100000" w14:sy="100000" w14:kx="0" w14:ky="0" w14:algn="tl">
-            <w14:schemeClr w14:val="dk1">
-              <w14:alpha w14:val="60000"/>
-            </w14:schemeClr>
-          </w14:shadow>
-          <w14:textOutline w14:w="0" w14:cap="flat" w14:cmpd="sng" w14:algn="ctr">
-            <w14:noFill/>
-            <w14:prstDash w14:val="solid"/>
-            <w14:round/>
-          </w14:textOutline>
-        </w:rPr>
-        <w:t>gpio_dt_specled</w:t>
-      </w:r>
-      <w:proofErr w:type="spellEnd"/>
-      <w:r>
-        <w:rPr>
-          <w:color w:val="000000" w:themeColor="text1"/>
-          <w14:shadow w14:blurRad="38100" w14:dist="19050" w14:dir="2700000" w14:sx="100000" w14:sy="100000" w14:kx="0" w14:ky="0" w14:algn="tl">
-            <w14:schemeClr w14:val="dk1">
-              <w14:alpha w14:val="60000"/>
-            </w14:schemeClr>
-          </w14:shadow>
-          <w14:textOutline w14:w="0" w14:cap="flat" w14:cmpd="sng" w14:algn="ctr">
-            <w14:noFill/>
-            <w14:prstDash w14:val="solid"/>
-            <w14:round/>
-          </w14:textOutline>
-        </w:rPr>
-        <w:t xml:space="preserve"> = GPIO_DT_SPEC_GET(DT_NODELABEL(can_led0), </w:t>
-      </w:r>
-      <w:proofErr w:type="spellStart"/>
-      <w:r>
-        <w:rPr>
-          <w:color w:val="000000" w:themeColor="text1"/>
-          <w14:shadow w14:blurRad="38100" w14:dist="19050" w14:dir="2700000" w14:sx="100000" w14:sy="100000" w14:kx="0" w14:ky="0" w14:algn="tl">
-            <w14:schemeClr w14:val="dk1">
-              <w14:alpha w14:val="60000"/>
-            </w14:schemeClr>
-          </w14:shadow>
-          <w14:textOutline w14:w="0" w14:cap="flat" w14:cmpd="sng" w14:algn="ctr">
-            <w14:noFill/>
-            <w14:prstDash w14:val="solid"/>
-            <w14:round/>
-          </w14:textOutline>
-        </w:rPr>
-        <w:t>gpios</w:t>
-      </w:r>
-      <w:proofErr w:type="spellEnd"/>
-      <w:r>
-        <w:rPr>
-          <w:color w:val="000000" w:themeColor="text1"/>
-          <w14:shadow w14:blurRad="38100" w14:dist="19050" w14:dir="2700000" w14:sx="100000" w14:sy="100000" w14:kx="0" w14:ky="0" w14:algn="tl">
-            <w14:schemeClr w14:val="dk1">
-              <w14:alpha w14:val="60000"/>
-            </w14:schemeClr>
-          </w14:shadow>
-          <w14:textOutline w14:w="0" w14:cap="flat" w14:cmpd="sng" w14:algn="ctr">
-            <w14:noFill/>
-            <w14:prstDash w14:val="solid"/>
-            <w14:round/>
-          </w14:textOutline>
-        </w:rPr>
-        <w:t>);</w:t>
+        <w:t>static const struct gpio_dt_specled = GPIO_DT_SPEC_GET(DT_NODELABEL(can_led0), gpios);</w:t>
       </w:r>
     </w:p>
     <w:p>
@@ -2326,7 +2192,7 @@
           </wp:inline>
         </w:drawing>
       </w:r>
-      <w:bookmarkStart w:id="5" w:name="static"/>
+      <w:bookmarkStart w:id="6" w:name="static"/>
       <w:r>
         <w:rPr>
           <w:color w:val="EE0000"/>
@@ -2341,7 +2207,7 @@
         </w:rPr>
         <w:t xml:space="preserve">tatic </w:t>
       </w:r>
-      <w:bookmarkEnd w:id="5"/>
+      <w:bookmarkEnd w:id="6"/>
       <w:r>
         <w:rPr>
           <w:lang w:val="pl-PL"/>
@@ -2722,30 +2588,17 @@
         </w:rPr>
         <w:t xml:space="preserve"> tak jak mieliśmy w przypadku enum </w:t>
       </w:r>
-      <w:r>
-        <w:fldChar w:fldCharType="begin"/>
-      </w:r>
-      <w:r>
-        <w:rPr>
-          <w:lang w:val="pl-PL"/>
-        </w:rPr>
-        <w:instrText>HYPERLINK \l "typedef_enum"</w:instrText>
-      </w:r>
-      <w:r>
-        <w:fldChar w:fldCharType="separate"/>
-      </w:r>
-      <w:r>
-        <w:rPr>
-          <w:rStyle w:val="Hyperlink"/>
-          <w:sz w:val="20"/>
-          <w:szCs w:val="20"/>
-          <w:lang w:val="pl-PL"/>
-        </w:rPr>
-        <w:t>powyżej</w:t>
-      </w:r>
-      <w:r>
-        <w:fldChar w:fldCharType="end"/>
-      </w:r>
+      <w:hyperlink w:anchor="typedef_enum" w:history="1">
+        <w:r>
+          <w:rPr>
+            <w:rStyle w:val="Hyperlink"/>
+            <w:sz w:val="20"/>
+            <w:szCs w:val="20"/>
+            <w:lang w:val="pl-PL"/>
+          </w:rPr>
+          <w:t>powyżej</w:t>
+        </w:r>
+      </w:hyperlink>
       <w:r>
         <w:rPr>
           <w:color w:val="747474" w:themeColor="background2" w:themeShade="80"/>
@@ -2821,25 +2674,14 @@
           <w:bCs/>
           <w:color w:val="EE0000"/>
         </w:rPr>
-        <w:t xml:space="preserve">truct </w:t>
-      </w:r>
-      <w:proofErr w:type="spellStart"/>
-      <w:r>
-        <w:rPr>
-          <w:b/>
-          <w:bCs/>
+        <w:t>truct gpio_dt_spec</w:t>
+      </w:r>
+      <w:r>
+        <w:rPr>
           <w:color w:val="EE0000"/>
         </w:rPr>
-        <w:t>gpio_dt_spec</w:t>
-      </w:r>
-      <w:proofErr w:type="spellEnd"/>
-      <w:r>
-        <w:rPr>
-          <w:color w:val="EE0000"/>
-        </w:rPr>
         <w:t xml:space="preserve"> (</w:t>
       </w:r>
-      <w:proofErr w:type="spellStart"/>
       <w:r>
         <w:rPr>
           <w:b/>
@@ -2883,9 +2725,8 @@
             <w14:bevelT w14:w="25400" w14:h="38100" w14:prst="circle"/>
           </w14:props3d>
         </w:rPr>
-        <w:t>general</w:t>
-      </w:r>
-      <w:proofErr w:type="spellEnd"/>
+        <w:t>general-purpose input/output</w:t>
+      </w:r>
       <w:r>
         <w:rPr>
           <w:b/>
@@ -2899,9 +2740,8 @@
             <w14:bevelT w14:w="25400" w14:h="38100" w14:prst="circle"/>
           </w14:props3d>
         </w:rPr>
-        <w:t>-purpose input/</w:t>
-      </w:r>
-      <w:proofErr w:type="spellStart"/>
+        <w:t>_</w:t>
+      </w:r>
       <w:r>
         <w:rPr>
           <w:b/>
@@ -2915,39 +2755,8 @@
             <w14:bevelT w14:w="25400" w14:h="38100" w14:prst="circle"/>
           </w14:props3d>
         </w:rPr>
-        <w:t>output</w:t>
-      </w:r>
-      <w:r>
-        <w:rPr>
-          <w:b/>
-          <w:color w:val="0F9ED5" w:themeColor="accent4"/>
-          <w14:textOutline w14:w="0" w14:cap="flat" w14:cmpd="sng" w14:algn="ctr">
-            <w14:noFill/>
-            <w14:prstDash w14:val="solid"/>
-            <w14:round/>
-          </w14:textOutline>
-          <w14:props3d w14:extrusionH="57150" w14:contourW="0" w14:prstMaterial="softEdge">
-            <w14:bevelT w14:w="25400" w14:h="38100" w14:prst="circle"/>
-          </w14:props3d>
-        </w:rPr>
-        <w:t>_</w:t>
-      </w:r>
-      <w:r>
-        <w:rPr>
-          <w:b/>
-          <w:color w:val="0F9ED5" w:themeColor="accent4"/>
-          <w14:textOutline w14:w="0" w14:cap="flat" w14:cmpd="sng" w14:algn="ctr">
-            <w14:noFill/>
-            <w14:prstDash w14:val="solid"/>
-            <w14:round/>
-          </w14:textOutline>
-          <w14:props3d w14:extrusionH="57150" w14:contourW="0" w14:prstMaterial="softEdge">
-            <w14:bevelT w14:w="25400" w14:h="38100" w14:prst="circle"/>
-          </w14:props3d>
-        </w:rPr>
         <w:t>devicetree</w:t>
       </w:r>
-      <w:proofErr w:type="spellEnd"/>
       <w:r>
         <w:rPr>
           <w:b/>
@@ -3026,60 +2835,8 @@
             <w14:round/>
           </w14:textOutline>
         </w:rPr>
-        <w:t xml:space="preserve"> jest </w:t>
-      </w:r>
-      <w:proofErr w:type="spellStart"/>
-      <w:r>
-        <w:rPr>
-          <w:color w:val="156082" w:themeColor="accent1"/>
-          <w14:shadow w14:blurRad="38100" w14:dist="25400" w14:dir="5400000" w14:sx="100000" w14:sy="100000" w14:kx="0" w14:ky="0" w14:algn="ctr">
-            <w14:srgbClr w14:val="6E747A">
-              <w14:alpha w14:val="57000"/>
-            </w14:srgbClr>
-          </w14:shadow>
-          <w14:textOutline w14:w="0" w14:cap="flat" w14:cmpd="sng" w14:algn="ctr">
-            <w14:noFill/>
-            <w14:prstDash w14:val="solid"/>
-            <w14:round/>
-          </w14:textOutline>
-        </w:rPr>
-        <w:t>typ</w:t>
-      </w:r>
-      <w:proofErr w:type="spellEnd"/>
-      <w:r>
-        <w:rPr>
-          <w:color w:val="156082" w:themeColor="accent1"/>
-          <w14:shadow w14:blurRad="38100" w14:dist="25400" w14:dir="5400000" w14:sx="100000" w14:sy="100000" w14:kx="0" w14:ky="0" w14:algn="ctr">
-            <w14:srgbClr w14:val="6E747A">
-              <w14:alpha w14:val="57000"/>
-            </w14:srgbClr>
-          </w14:shadow>
-          <w14:textOutline w14:w="0" w14:cap="flat" w14:cmpd="sng" w14:algn="ctr">
-            <w14:noFill/>
-            <w14:prstDash w14:val="solid"/>
-            <w14:round/>
-          </w14:textOutline>
-        </w:rPr>
-        <w:t xml:space="preserve"> </w:t>
-      </w:r>
-      <w:proofErr w:type="spellStart"/>
-      <w:r>
-        <w:rPr>
-          <w:color w:val="156082" w:themeColor="accent1"/>
-          <w14:shadow w14:blurRad="38100" w14:dist="25400" w14:dir="5400000" w14:sx="100000" w14:sy="100000" w14:kx="0" w14:ky="0" w14:algn="ctr">
-            <w14:srgbClr w14:val="6E747A">
-              <w14:alpha w14:val="57000"/>
-            </w14:srgbClr>
-          </w14:shadow>
-          <w14:textOutline w14:w="0" w14:cap="flat" w14:cmpd="sng" w14:algn="ctr">
-            <w14:noFill/>
-            <w14:prstDash w14:val="solid"/>
-            <w14:round/>
-          </w14:textOutline>
-        </w:rPr>
-        <w:t>zmiennej</w:t>
-      </w:r>
-      <w:proofErr w:type="spellEnd"/>
+        <w:t xml:space="preserve"> jest typ zmiennej</w:t>
+      </w:r>
     </w:p>
     <w:p>
       <w:pPr>
@@ -3720,7 +3477,7 @@
           </mc:Choice>
           <mc:Fallback>
             <w:pict>
-              <v:rect w14:anchorId="79907CF5" id="Rectangle 1" o:spid="_x0000_s1026" style="position:absolute;margin-left:200pt;margin-top:0;width:232pt;height:17.3pt;z-index:251681792;visibility:visible;mso-wrap-style:square;mso-width-percent:0;mso-height-percent:0;mso-wrap-distance-left:9pt;mso-wrap-distance-top:0;mso-wrap-distance-right:9pt;mso-wrap-distance-bottom:0;mso-position-horizontal:absolute;mso-position-horizontal-relative:text;mso-position-vertical:absolute;mso-position-vertical-relative:text;mso-width-percent:0;mso-height-percent:0;mso-width-relative:margin;mso-height-relative:margin;v-text-anchor:middle" o:gfxdata="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" filled="f" strokecolor="#e97132 [3205]">
+              <v:rect w14:anchorId="5416104E" id="Rectangle 1" o:spid="_x0000_s1026" style="position:absolute;margin-left:200pt;margin-top:0;width:232pt;height:17.3pt;z-index:251681792;visibility:visible;mso-wrap-style:square;mso-width-percent:0;mso-height-percent:0;mso-wrap-distance-left:9pt;mso-wrap-distance-top:0;mso-wrap-distance-right:9pt;mso-wrap-distance-bottom:0;mso-position-horizontal:absolute;mso-position-horizontal-relative:text;mso-position-vertical:absolute;mso-position-vertical-relative:text;mso-width-percent:0;mso-height-percent:0;mso-width-relative:margin;mso-height-relative:margin;v-text-anchor:middle" o:gfxdata="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" filled="f" strokecolor="#e97132 [3205]">
                 <v:stroke joinstyle="round"/>
               </v:rect>
             </w:pict>
@@ -4285,7 +4042,7 @@
           </mc:Choice>
           <mc:Fallback>
             <w:pict>
-              <v:rect w14:anchorId="7DB74B72" id="Rectangle 1" o:spid="_x0000_s1026" style="position:absolute;margin-left:283.5pt;margin-top:1.75pt;width:111pt;height:15.8pt;z-index:251675648;visibility:visible;mso-wrap-style:square;mso-width-percent:0;mso-height-percent:0;mso-wrap-distance-left:9pt;mso-wrap-distance-top:0;mso-wrap-distance-right:9pt;mso-wrap-distance-bottom:0;mso-position-horizontal:absolute;mso-position-horizontal-relative:text;mso-position-vertical:absolute;mso-position-vertical-relative:text;mso-width-percent:0;mso-height-percent:0;mso-width-relative:margin;mso-height-relative:margin;v-text-anchor:middle" o:gfxdata="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" filled="f" strokecolor="#e97132 [3205]">
+              <v:rect w14:anchorId="1CA4D546" id="Rectangle 1" o:spid="_x0000_s1026" style="position:absolute;margin-left:283.5pt;margin-top:1.75pt;width:111pt;height:15.8pt;z-index:251675648;visibility:visible;mso-wrap-style:square;mso-width-percent:0;mso-height-percent:0;mso-wrap-distance-left:9pt;mso-wrap-distance-top:0;mso-wrap-distance-right:9pt;mso-wrap-distance-bottom:0;mso-position-horizontal:absolute;mso-position-horizontal-relative:text;mso-position-vertical:absolute;mso-position-vertical-relative:text;mso-width-percent:0;mso-height-percent:0;mso-width-relative:margin;mso-height-relative:margin;v-text-anchor:middle" o:gfxdata="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" filled="f" strokecolor="#e97132 [3205]">
                 <v:stroke joinstyle="round"/>
               </v:rect>
             </w:pict>
@@ -4420,7 +4177,7 @@
           </mc:Choice>
           <mc:Fallback>
             <w:pict>
-              <v:rect w14:anchorId="17E2F2F1" id="Rectangle 1" o:spid="_x0000_s1026" style="position:absolute;margin-left:81.75pt;margin-top:.95pt;width:44.85pt;height:14.25pt;z-index:251673600;visibility:visible;mso-wrap-style:square;mso-width-percent:0;mso-height-percent:0;mso-wrap-distance-left:9pt;mso-wrap-distance-top:0;mso-wrap-distance-right:9pt;mso-wrap-distance-bottom:0;mso-position-horizontal:absolute;mso-position-horizontal-relative:text;mso-position-vertical:absolute;mso-position-vertical-relative:text;mso-width-percent:0;mso-height-percent:0;mso-width-relative:margin;mso-height-relative:margin;v-text-anchor:middle" o:gfxdata="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" filled="f" strokecolor="#e97132 [3205]">
+              <v:rect w14:anchorId="753888B6" id="Rectangle 1" o:spid="_x0000_s1026" style="position:absolute;margin-left:81.75pt;margin-top:.95pt;width:44.85pt;height:14.25pt;z-index:251673600;visibility:visible;mso-wrap-style:square;mso-width-percent:0;mso-height-percent:0;mso-wrap-distance-left:9pt;mso-wrap-distance-top:0;mso-wrap-distance-right:9pt;mso-wrap-distance-bottom:0;mso-position-horizontal:absolute;mso-position-horizontal-relative:text;mso-position-vertical:absolute;mso-position-vertical-relative:text;mso-width-percent:0;mso-height-percent:0;mso-width-relative:margin;mso-height-relative:margin;v-text-anchor:middle" o:gfxdata="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" filled="f" strokecolor="#e97132 [3205]">
                 <v:stroke joinstyle="round"/>
               </v:rect>
             </w:pict>
@@ -4465,39 +4222,7 @@
           <w:b/>
           <w:bCs/>
         </w:rPr>
-        <w:t>(</w:t>
-      </w:r>
-      <w:proofErr w:type="spellStart"/>
-      <w:r>
-        <w:rPr>
-          <w:b/>
-          <w:bCs/>
-        </w:rPr>
-        <w:t>Wskazanie</w:t>
-      </w:r>
-      <w:proofErr w:type="spellEnd"/>
-      <w:r>
-        <w:rPr>
-          <w:b/>
-          <w:bCs/>
-        </w:rPr>
-        <w:t xml:space="preserve"> </w:t>
-      </w:r>
-      <w:proofErr w:type="spellStart"/>
-      <w:r>
-        <w:rPr>
-          <w:b/>
-          <w:bCs/>
-        </w:rPr>
-        <w:t>celu</w:t>
-      </w:r>
-      <w:proofErr w:type="spellEnd"/>
-      <w:r>
-        <w:rPr>
-          <w:b/>
-          <w:bCs/>
-        </w:rPr>
-        <w:t>)</w:t>
+        <w:t>(Wskazanie celu)</w:t>
       </w:r>
     </w:p>
     <w:p>
@@ -4948,7 +4673,7 @@
           </mc:Choice>
           <mc:Fallback>
             <w:pict>
-              <v:rect w14:anchorId="4454966D" id="Rectangle 1" o:spid="_x0000_s1026" style="position:absolute;margin-left:398.7pt;margin-top:4.25pt;width:28.8pt;height:12pt;z-index:251677696;visibility:visible;mso-wrap-style:square;mso-width-percent:0;mso-height-percent:0;mso-wrap-distance-left:9pt;mso-wrap-distance-top:0;mso-wrap-distance-right:9pt;mso-wrap-distance-bottom:0;mso-position-horizontal:absolute;mso-position-horizontal-relative:text;mso-position-vertical:absolute;mso-position-vertical-relative:text;mso-width-percent:0;mso-height-percent:0;mso-width-relative:margin;mso-height-relative:margin;v-text-anchor:middle" o:gfxdata="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" filled="f" strokecolor="#e97132 [3205]">
+              <v:rect w14:anchorId="361A27BD" id="Rectangle 1" o:spid="_x0000_s1026" style="position:absolute;margin-left:398.7pt;margin-top:4.25pt;width:28.8pt;height:12pt;z-index:251677696;visibility:visible;mso-wrap-style:square;mso-width-percent:0;mso-height-percent:0;mso-wrap-distance-left:9pt;mso-wrap-distance-top:0;mso-wrap-distance-right:9pt;mso-wrap-distance-bottom:0;mso-position-horizontal:absolute;mso-position-horizontal-relative:text;mso-position-vertical:absolute;mso-position-vertical-relative:text;mso-width-percent:0;mso-height-percent:0;mso-width-relative:margin;mso-height-relative:margin;v-text-anchor:middle" o:gfxdata="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" filled="f" strokecolor="#e97132 [3205]">
                 <v:stroke joinstyle="round"/>
               </v:rect>
             </w:pict>
@@ -5257,75 +4982,7 @@
             <w14:round/>
           </w14:textOutline>
         </w:rPr>
-        <w:t xml:space="preserve">static volatile </w:t>
-      </w:r>
-      <w:proofErr w:type="spellStart"/>
-      <w:r>
-        <w:rPr>
-          <w:color w:val="000000" w:themeColor="text1"/>
-          <w14:shadow w14:blurRad="38100" w14:dist="19050" w14:dir="2700000" w14:sx="100000" w14:sy="100000" w14:kx="0" w14:ky="0" w14:algn="tl">
-            <w14:schemeClr w14:val="dk1">
-              <w14:alpha w14:val="60000"/>
-            </w14:schemeClr>
-          </w14:shadow>
-          <w14:textOutline w14:w="0" w14:cap="flat" w14:cmpd="sng" w14:algn="ctr">
-            <w14:noFill/>
-            <w14:prstDash w14:val="solid"/>
-            <w14:round/>
-          </w14:textOutline>
-        </w:rPr>
-        <w:t>can_status</w:t>
-      </w:r>
-      <w:proofErr w:type="spellEnd"/>
-      <w:r>
-        <w:rPr>
-          <w:color w:val="000000" w:themeColor="text1"/>
-          <w14:shadow w14:blurRad="38100" w14:dist="19050" w14:dir="2700000" w14:sx="100000" w14:sy="100000" w14:kx="0" w14:ky="0" w14:algn="tl">
-            <w14:schemeClr w14:val="dk1">
-              <w14:alpha w14:val="60000"/>
-            </w14:schemeClr>
-          </w14:shadow>
-          <w14:textOutline w14:w="0" w14:cap="flat" w14:cmpd="sng" w14:algn="ctr">
-            <w14:noFill/>
-            <w14:prstDash w14:val="solid"/>
-            <w14:round/>
-          </w14:textOutline>
-        </w:rPr>
-        <w:t xml:space="preserve"> </w:t>
-      </w:r>
-      <w:proofErr w:type="spellStart"/>
-      <w:r>
-        <w:rPr>
-          <w:color w:val="000000" w:themeColor="text1"/>
-          <w14:shadow w14:blurRad="38100" w14:dist="19050" w14:dir="2700000" w14:sx="100000" w14:sy="100000" w14:kx="0" w14:ky="0" w14:algn="tl">
-            <w14:schemeClr w14:val="dk1">
-              <w14:alpha w14:val="60000"/>
-            </w14:schemeClr>
-          </w14:shadow>
-          <w14:textOutline w14:w="0" w14:cap="flat" w14:cmpd="sng" w14:algn="ctr">
-            <w14:noFill/>
-            <w14:prstDash w14:val="solid"/>
-            <w14:round/>
-          </w14:textOutline>
-        </w:rPr>
-        <w:t>current_status</w:t>
-      </w:r>
-      <w:proofErr w:type="spellEnd"/>
-      <w:r>
-        <w:rPr>
-          <w:color w:val="000000" w:themeColor="text1"/>
-          <w14:shadow w14:blurRad="38100" w14:dist="19050" w14:dir="2700000" w14:sx="100000" w14:sy="100000" w14:kx="0" w14:ky="0" w14:algn="tl">
-            <w14:schemeClr w14:val="dk1">
-              <w14:alpha w14:val="60000"/>
-            </w14:schemeClr>
-          </w14:shadow>
-          <w14:textOutline w14:w="0" w14:cap="flat" w14:cmpd="sng" w14:algn="ctr">
-            <w14:noFill/>
-            <w14:prstDash w14:val="solid"/>
-            <w14:round/>
-          </w14:textOutline>
-        </w:rPr>
-        <w:t xml:space="preserve"> = STATUS_CAN_ERROR;</w:t>
+        <w:t>static volatile can_status current_status = STATUS_CAN_ERROR;</w:t>
       </w:r>
     </w:p>
     <w:p/>
@@ -5677,9 +5334,24 @@
             </w14:srgbClr>
           </w14:shadow>
         </w:rPr>
-        <w:t>while (</w:t>
-      </w:r>
-      <w:proofErr w:type="spellStart"/>
+        <w:t>while (current_status == STATUS_CAN_ERROR) {</w:t>
+      </w:r>
+    </w:p>
+    <w:p>
+      <w:pPr>
+        <w:pStyle w:val="ListParagraph"/>
+        <w:spacing w:before="100" w:beforeAutospacing="1" w:after="100" w:afterAutospacing="1" w:line="240" w:lineRule="auto"/>
+        <w:ind w:left="1080"/>
+        <w:rPr>
+          <w:rFonts w:ascii="Times New Roman" w:eastAsia="Times New Roman" w:hAnsi="Times New Roman" w:cs="Times New Roman"/>
+          <w:lang w:val="pl-PL" w:eastAsia="en-GB"/>
+          <w14:shadow w14:blurRad="50800" w14:dist="38100" w14:dir="5400000" w14:sx="100000" w14:sy="100000" w14:kx="0" w14:ky="0" w14:algn="t">
+            <w14:srgbClr w14:val="000000">
+              <w14:alpha w14:val="60000"/>
+            </w14:srgbClr>
+          </w14:shadow>
+        </w:rPr>
+      </w:pPr>
       <w:r>
         <w:rPr>
           <w:rFonts w:ascii="Times New Roman" w:eastAsia="Times New Roman" w:hAnsi="Times New Roman" w:cs="Times New Roman"/>
@@ -5690,27 +5362,9 @@
             </w14:srgbClr>
           </w14:shadow>
         </w:rPr>
-        <w:t>current_status</w:t>
-      </w:r>
-      <w:proofErr w:type="spellEnd"/>
-      <w:r>
-        <w:rPr>
-          <w:rFonts w:ascii="Times New Roman" w:eastAsia="Times New Roman" w:hAnsi="Times New Roman" w:cs="Times New Roman"/>
-          <w:lang w:eastAsia="en-GB"/>
-          <w14:shadow w14:blurRad="50800" w14:dist="38100" w14:dir="5400000" w14:sx="100000" w14:sy="100000" w14:kx="0" w14:ky="0" w14:algn="t">
-            <w14:srgbClr w14:val="000000">
-              <w14:alpha w14:val="60000"/>
-            </w14:srgbClr>
-          </w14:shadow>
-        </w:rPr>
-        <w:t xml:space="preserve"> == STATUS_CAN_ERROR) {</w:t>
-      </w:r>
-    </w:p>
-    <w:p>
-      <w:pPr>
-        <w:pStyle w:val="ListParagraph"/>
-        <w:spacing w:before="100" w:beforeAutospacing="1" w:after="100" w:afterAutospacing="1" w:line="240" w:lineRule="auto"/>
-        <w:ind w:left="1080"/>
+        <w:t xml:space="preserve">    </w:t>
+      </w:r>
+      <w:r>
         <w:rPr>
           <w:rFonts w:ascii="Times New Roman" w:eastAsia="Times New Roman" w:hAnsi="Times New Roman" w:cs="Times New Roman"/>
           <w:lang w:val="pl-PL" w:eastAsia="en-GB"/>
@@ -5720,20 +5374,14 @@
             </w14:srgbClr>
           </w14:shadow>
         </w:rPr>
-      </w:pPr>
-      <w:r>
-        <w:rPr>
-          <w:rFonts w:ascii="Times New Roman" w:eastAsia="Times New Roman" w:hAnsi="Times New Roman" w:cs="Times New Roman"/>
-          <w:lang w:eastAsia="en-GB"/>
-          <w14:shadow w14:blurRad="50800" w14:dist="38100" w14:dir="5400000" w14:sx="100000" w14:sy="100000" w14:kx="0" w14:ky="0" w14:algn="t">
-            <w14:srgbClr w14:val="000000">
-              <w14:alpha w14:val="60000"/>
-            </w14:srgbClr>
-          </w14:shadow>
-        </w:rPr>
-        <w:t xml:space="preserve">    </w:t>
-      </w:r>
-      <w:r>
+        <w:t>// Czekaj, aż ktoś inny (np. przycisk) zmieni status na OK</w:t>
+      </w:r>
+    </w:p>
+    <w:p>
+      <w:pPr>
+        <w:pStyle w:val="ListParagraph"/>
+        <w:spacing w:before="100" w:beforeAutospacing="1" w:after="100" w:afterAutospacing="1" w:line="240" w:lineRule="auto"/>
+        <w:ind w:left="1080"/>
         <w:rPr>
           <w:rFonts w:ascii="Times New Roman" w:eastAsia="Times New Roman" w:hAnsi="Times New Roman" w:cs="Times New Roman"/>
           <w:lang w:val="pl-PL" w:eastAsia="en-GB"/>
@@ -5743,14 +5391,8 @@
             </w14:srgbClr>
           </w14:shadow>
         </w:rPr>
-        <w:t>// Czekaj, aż ktoś inny (np. przycisk) zmieni status na OK</w:t>
-      </w:r>
-    </w:p>
-    <w:p>
-      <w:pPr>
-        <w:pStyle w:val="ListParagraph"/>
-        <w:spacing w:before="100" w:beforeAutospacing="1" w:after="100" w:afterAutospacing="1" w:line="240" w:lineRule="auto"/>
-        <w:ind w:left="1080"/>
+      </w:pPr>
+      <w:r>
         <w:rPr>
           <w:rFonts w:ascii="Times New Roman" w:eastAsia="Times New Roman" w:hAnsi="Times New Roman" w:cs="Times New Roman"/>
           <w:lang w:val="pl-PL" w:eastAsia="en-GB"/>
@@ -5760,8 +5402,14 @@
             </w14:srgbClr>
           </w14:shadow>
         </w:rPr>
-      </w:pPr>
-      <w:r>
+        <w:t>}</w:t>
+      </w:r>
+    </w:p>
+    <w:p>
+      <w:pPr>
+        <w:pStyle w:val="ListParagraph"/>
+        <w:spacing w:before="100" w:beforeAutospacing="1" w:after="100" w:afterAutospacing="1" w:line="240" w:lineRule="auto"/>
+        <w:ind w:left="1080"/>
         <w:rPr>
           <w:rFonts w:ascii="Times New Roman" w:eastAsia="Times New Roman" w:hAnsi="Times New Roman" w:cs="Times New Roman"/>
           <w:lang w:val="pl-PL" w:eastAsia="en-GB"/>
@@ -5771,23 +5419,6 @@
             </w14:srgbClr>
           </w14:shadow>
         </w:rPr>
-        <w:t>}</w:t>
-      </w:r>
-    </w:p>
-    <w:p>
-      <w:pPr>
-        <w:pStyle w:val="ListParagraph"/>
-        <w:spacing w:before="100" w:beforeAutospacing="1" w:after="100" w:afterAutospacing="1" w:line="240" w:lineRule="auto"/>
-        <w:ind w:left="1080"/>
-        <w:rPr>
-          <w:rFonts w:ascii="Times New Roman" w:eastAsia="Times New Roman" w:hAnsi="Times New Roman" w:cs="Times New Roman"/>
-          <w:lang w:val="pl-PL" w:eastAsia="en-GB"/>
-          <w14:shadow w14:blurRad="50800" w14:dist="38100" w14:dir="5400000" w14:sx="100000" w14:sy="100000" w14:kx="0" w14:ky="0" w14:algn="t">
-            <w14:srgbClr w14:val="000000">
-              <w14:alpha w14:val="60000"/>
-            </w14:srgbClr>
-          </w14:shadow>
-        </w:rPr>
       </w:pPr>
     </w:p>
     <w:p>
@@ -6011,87 +5642,7 @@
           <w:rFonts w:eastAsia="Times New Roman"/>
           <w:lang w:eastAsia="en-GB"/>
         </w:rPr>
-        <w:t xml:space="preserve">, </w:t>
-      </w:r>
-      <w:proofErr w:type="spellStart"/>
-      <w:r>
-        <w:rPr>
-          <w:rFonts w:eastAsia="Times New Roman"/>
-          <w:lang w:eastAsia="en-GB"/>
-        </w:rPr>
-        <w:t>kompilator</w:t>
-      </w:r>
-      <w:proofErr w:type="spellEnd"/>
-      <w:r>
-        <w:rPr>
-          <w:rFonts w:eastAsia="Times New Roman"/>
-          <w:lang w:eastAsia="en-GB"/>
-        </w:rPr>
-        <w:t xml:space="preserve"> </w:t>
-      </w:r>
-      <w:proofErr w:type="spellStart"/>
-      <w:r>
-        <w:rPr>
-          <w:rFonts w:eastAsia="Times New Roman"/>
-          <w:lang w:eastAsia="en-GB"/>
-        </w:rPr>
-        <w:t>musi</w:t>
-      </w:r>
-      <w:proofErr w:type="spellEnd"/>
-      <w:r>
-        <w:rPr>
-          <w:rFonts w:eastAsia="Times New Roman"/>
-          <w:lang w:eastAsia="en-GB"/>
-        </w:rPr>
-        <w:t xml:space="preserve"> </w:t>
-      </w:r>
-      <w:proofErr w:type="spellStart"/>
-      <w:r>
-        <w:rPr>
-          <w:rFonts w:eastAsia="Times New Roman"/>
-          <w:lang w:eastAsia="en-GB"/>
-        </w:rPr>
-        <w:t>wygenerować</w:t>
-      </w:r>
-      <w:proofErr w:type="spellEnd"/>
-      <w:r>
-        <w:rPr>
-          <w:rFonts w:eastAsia="Times New Roman"/>
-          <w:lang w:eastAsia="en-GB"/>
-        </w:rPr>
-        <w:t xml:space="preserve"> </w:t>
-      </w:r>
-      <w:proofErr w:type="spellStart"/>
-      <w:r>
-        <w:rPr>
-          <w:rFonts w:eastAsia="Times New Roman"/>
-          <w:lang w:eastAsia="en-GB"/>
-        </w:rPr>
-        <w:t>taki</w:t>
-      </w:r>
-      <w:proofErr w:type="spellEnd"/>
-      <w:r>
-        <w:rPr>
-          <w:rFonts w:eastAsia="Times New Roman"/>
-          <w:lang w:eastAsia="en-GB"/>
-        </w:rPr>
-        <w:t xml:space="preserve"> </w:t>
-      </w:r>
-      <w:proofErr w:type="spellStart"/>
-      <w:r>
-        <w:rPr>
-          <w:rFonts w:eastAsia="Times New Roman"/>
-          <w:lang w:eastAsia="en-GB"/>
-        </w:rPr>
-        <w:t>kod</w:t>
-      </w:r>
-      <w:proofErr w:type="spellEnd"/>
-      <w:r>
-        <w:rPr>
-          <w:rFonts w:eastAsia="Times New Roman"/>
-          <w:lang w:eastAsia="en-GB"/>
-        </w:rPr>
-        <w:t>:</w:t>
+        <w:t>, kompilator musi wygenerować taki kod:</w:t>
       </w:r>
     </w:p>
     <w:p>
@@ -6523,41 +6074,7 @@
           </w14:textOutline>
         </w:rPr>
         <w:lastRenderedPageBreak/>
-        <w:t xml:space="preserve">void </w:t>
-      </w:r>
-      <w:proofErr w:type="spellStart"/>
-      <w:r>
-        <w:rPr>
-          <w:color w:val="000000" w:themeColor="text1"/>
-          <w14:shadow w14:blurRad="38100" w14:dist="19050" w14:dir="2700000" w14:sx="100000" w14:sy="100000" w14:kx="0" w14:ky="0" w14:algn="tl">
-            <w14:schemeClr w14:val="dk1">
-              <w14:alpha w14:val="60000"/>
-            </w14:schemeClr>
-          </w14:shadow>
-          <w14:textOutline w14:w="0" w14:cap="flat" w14:cmpd="sng" w14:algn="ctr">
-            <w14:noFill/>
-            <w14:prstDash w14:val="solid"/>
-            <w14:round/>
-          </w14:textOutline>
-        </w:rPr>
-        <w:t>led_thread_function</w:t>
-      </w:r>
-      <w:proofErr w:type="spellEnd"/>
-      <w:r>
-        <w:rPr>
-          <w:color w:val="000000" w:themeColor="text1"/>
-          <w14:shadow w14:blurRad="38100" w14:dist="19050" w14:dir="2700000" w14:sx="100000" w14:sy="100000" w14:kx="0" w14:ky="0" w14:algn="tl">
-            <w14:schemeClr w14:val="dk1">
-              <w14:alpha w14:val="60000"/>
-            </w14:schemeClr>
-          </w14:shadow>
-          <w14:textOutline w14:w="0" w14:cap="flat" w14:cmpd="sng" w14:algn="ctr">
-            <w14:noFill/>
-            <w14:prstDash w14:val="solid"/>
-            <w14:round/>
-          </w14:textOutline>
-        </w:rPr>
-        <w:t>(void)</w:t>
+        <w:t>void led_thread_function(void)</w:t>
       </w:r>
       <w:r>
         <w:rPr>
@@ -7453,21 +6970,8 @@
           <w:numId w:val="20"/>
         </w:numPr>
       </w:pPr>
-      <w:proofErr w:type="spellStart"/>
-      <w:r>
-        <w:t>Odpowiedź</w:t>
-      </w:r>
-      <w:proofErr w:type="spellEnd"/>
-      <w:r>
-        <w:t xml:space="preserve"> </w:t>
-      </w:r>
-      <w:proofErr w:type="spellStart"/>
-      <w:r>
-        <w:t>brzmi</w:t>
-      </w:r>
-      <w:proofErr w:type="spellEnd"/>
-      <w:r>
-        <w:t xml:space="preserve">: </w:t>
+      <w:r>
+        <w:t xml:space="preserve">Odpowiedź brzmi: </w:t>
       </w:r>
       <w:r>
         <w:rPr>
@@ -7860,75 +7364,7 @@
             <w14:round/>
           </w14:textOutline>
         </w:rPr>
-        <w:t>K_THREAD_DEFINE(</w:t>
-      </w:r>
-      <w:proofErr w:type="spellStart"/>
-      <w:r>
-        <w:rPr>
-          <w:color w:val="000000" w:themeColor="text1"/>
-          <w14:shadow w14:blurRad="38100" w14:dist="19050" w14:dir="2700000" w14:sx="100000" w14:sy="100000" w14:kx="0" w14:ky="0" w14:algn="tl">
-            <w14:schemeClr w14:val="dk1">
-              <w14:alpha w14:val="60000"/>
-            </w14:schemeClr>
-          </w14:shadow>
-          <w14:textOutline w14:w="0" w14:cap="flat" w14:cmpd="sng" w14:algn="ctr">
-            <w14:noFill/>
-            <w14:prstDash w14:val="solid"/>
-            <w14:round/>
-          </w14:textOutline>
-        </w:rPr>
-        <w:t>led_thread_id</w:t>
-      </w:r>
-      <w:proofErr w:type="spellEnd"/>
-      <w:r>
-        <w:rPr>
-          <w:color w:val="000000" w:themeColor="text1"/>
-          <w14:shadow w14:blurRad="38100" w14:dist="19050" w14:dir="2700000" w14:sx="100000" w14:sy="100000" w14:kx="0" w14:ky="0" w14:algn="tl">
-            <w14:schemeClr w14:val="dk1">
-              <w14:alpha w14:val="60000"/>
-            </w14:schemeClr>
-          </w14:shadow>
-          <w14:textOutline w14:w="0" w14:cap="flat" w14:cmpd="sng" w14:algn="ctr">
-            <w14:noFill/>
-            <w14:prstDash w14:val="solid"/>
-            <w14:round/>
-          </w14:textOutline>
-        </w:rPr>
-        <w:t xml:space="preserve">, 512, </w:t>
-      </w:r>
-      <w:proofErr w:type="spellStart"/>
-      <w:r>
-        <w:rPr>
-          <w:color w:val="000000" w:themeColor="text1"/>
-          <w14:shadow w14:blurRad="38100" w14:dist="19050" w14:dir="2700000" w14:sx="100000" w14:sy="100000" w14:kx="0" w14:ky="0" w14:algn="tl">
-            <w14:schemeClr w14:val="dk1">
-              <w14:alpha w14:val="60000"/>
-            </w14:schemeClr>
-          </w14:shadow>
-          <w14:textOutline w14:w="0" w14:cap="flat" w14:cmpd="sng" w14:algn="ctr">
-            <w14:noFill/>
-            <w14:prstDash w14:val="solid"/>
-            <w14:round/>
-          </w14:textOutline>
-        </w:rPr>
-        <w:t>led_thread_function</w:t>
-      </w:r>
-      <w:proofErr w:type="spellEnd"/>
-      <w:r>
-        <w:rPr>
-          <w:color w:val="000000" w:themeColor="text1"/>
-          <w14:shadow w14:blurRad="38100" w14:dist="19050" w14:dir="2700000" w14:sx="100000" w14:sy="100000" w14:kx="0" w14:ky="0" w14:algn="tl">
-            <w14:schemeClr w14:val="dk1">
-              <w14:alpha w14:val="60000"/>
-            </w14:schemeClr>
-          </w14:shadow>
-          <w14:textOutline w14:w="0" w14:cap="flat" w14:cmpd="sng" w14:algn="ctr">
-            <w14:noFill/>
-            <w14:prstDash w14:val="solid"/>
-            <w14:round/>
-          </w14:textOutline>
-        </w:rPr>
-        <w:t>, NULL, NULL, NULL, 7, 0, 0);</w:t>
+        <w:t>K_THREAD_DEFINE(led_thread_id, 512, led_thread_function, NULL, NULL, NULL, 7, 0, 0);</w:t>
       </w:r>
     </w:p>
     <w:p/>
@@ -8029,64 +7465,14 @@
         </w:rPr>
         <w:t xml:space="preserve">, jeszcze przed wgraniem kodu na mikrokontroler. </w:t>
       </w:r>
-      <w:proofErr w:type="spellStart"/>
-      <w:r>
-        <w:t>Dzięki</w:t>
-      </w:r>
-      <w:proofErr w:type="spellEnd"/>
-      <w:r>
-        <w:t xml:space="preserve"> </w:t>
-      </w:r>
-      <w:proofErr w:type="spellStart"/>
-      <w:r>
-        <w:t>temu</w:t>
-      </w:r>
-      <w:proofErr w:type="spellEnd"/>
-      <w:r>
-        <w:t xml:space="preserve"> </w:t>
-      </w:r>
-      <w:proofErr w:type="spellStart"/>
-      <w:r>
-        <w:t>wie</w:t>
+      <w:r>
+        <w:t>Dzięki temu wie</w:t>
       </w:r>
       <w:r>
         <w:t>my</w:t>
       </w:r>
-      <w:proofErr w:type="spellEnd"/>
-      <w:r>
-        <w:t xml:space="preserve"> </w:t>
-      </w:r>
-      <w:proofErr w:type="spellStart"/>
-      <w:r>
-        <w:t>na</w:t>
-      </w:r>
-      <w:proofErr w:type="spellEnd"/>
-      <w:r>
-        <w:t xml:space="preserve"> 100%, </w:t>
-      </w:r>
-      <w:proofErr w:type="spellStart"/>
-      <w:r>
-        <w:t>że</w:t>
-      </w:r>
-      <w:proofErr w:type="spellEnd"/>
-      <w:r>
-        <w:t xml:space="preserve"> system </w:t>
-      </w:r>
-      <w:proofErr w:type="spellStart"/>
-      <w:r>
-        <w:t>zawsze</w:t>
-      </w:r>
-      <w:proofErr w:type="spellEnd"/>
-      <w:r>
-        <w:t xml:space="preserve"> </w:t>
-      </w:r>
-      <w:proofErr w:type="spellStart"/>
-      <w:r>
-        <w:t>wstanie</w:t>
-      </w:r>
-      <w:proofErr w:type="spellEnd"/>
-      <w:r>
-        <w:t>.</w:t>
+      <w:r>
+        <w:t xml:space="preserve"> na 100%, że system zawsze wstanie.</w:t>
       </w:r>
     </w:p>
     <w:p/>
@@ -8687,7 +8073,7 @@
           </mc:Choice>
           <mc:Fallback>
             <w:pict>
-              <v:rect w14:anchorId="12D13409" id="Rectangle 1" o:spid="_x0000_s1026" style="position:absolute;margin-left:195.75pt;margin-top:17.55pt;width:102.65pt;height:16.2pt;z-index:251692032;visibility:visible;mso-wrap-style:square;mso-width-percent:0;mso-height-percent:0;mso-wrap-distance-left:9pt;mso-wrap-distance-top:0;mso-wrap-distance-right:9pt;mso-wrap-distance-bottom:0;mso-position-horizontal:absolute;mso-position-horizontal-relative:text;mso-position-vertical:absolute;mso-position-vertical-relative:text;mso-width-percent:0;mso-height-percent:0;mso-width-relative:margin;mso-height-relative:margin;v-text-anchor:middle" o:gfxdata="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" filled="f" strokecolor="#e97132 [3205]">
+              <v:rect w14:anchorId="57415577" id="Rectangle 1" o:spid="_x0000_s1026" style="position:absolute;margin-left:195.75pt;margin-top:17.55pt;width:102.65pt;height:16.2pt;z-index:251692032;visibility:visible;mso-wrap-style:square;mso-width-percent:0;mso-height-percent:0;mso-wrap-distance-left:9pt;mso-wrap-distance-top:0;mso-wrap-distance-right:9pt;mso-wrap-distance-bottom:0;mso-position-horizontal:absolute;mso-position-horizontal-relative:text;mso-position-vertical:absolute;mso-position-vertical-relative:text;mso-width-percent:0;mso-height-percent:0;mso-width-relative:margin;mso-height-relative:margin;v-text-anchor:middle" o:gfxdata="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" filled="f" strokecolor="#e97132 [3205]">
                 <v:stroke joinstyle="round"/>
               </v:rect>
             </w:pict>
@@ -8987,13 +8373,8 @@
         </w:rPr>
         <w:t xml:space="preserve">, więc te parametry są nam całkowicie zbędne. </w:t>
       </w:r>
-      <w:proofErr w:type="spellStart"/>
-      <w:r>
-        <w:t>Podajemy</w:t>
-      </w:r>
-      <w:proofErr w:type="spellEnd"/>
-      <w:r>
-        <w:t xml:space="preserve"> </w:t>
+      <w:r>
+        <w:t xml:space="preserve">Podajemy </w:t>
       </w:r>
       <w:r>
         <w:rPr>
@@ -9002,23 +8383,7 @@
         <w:t xml:space="preserve">NULL </w:t>
       </w:r>
       <w:r>
-        <w:t>(</w:t>
-      </w:r>
-      <w:proofErr w:type="spellStart"/>
-      <w:r>
-        <w:t>puste</w:t>
-      </w:r>
-      <w:proofErr w:type="spellEnd"/>
-      <w:r>
-        <w:t xml:space="preserve"> </w:t>
-      </w:r>
-      <w:proofErr w:type="spellStart"/>
-      <w:r>
-        <w:t>wskaźniki</w:t>
-      </w:r>
-      <w:proofErr w:type="spellEnd"/>
-      <w:r>
-        <w:t>).</w:t>
+        <w:t>(puste wskaźniki).</w:t>
       </w:r>
     </w:p>
     <w:p/>
@@ -9247,63 +8612,7 @@
         <w:t xml:space="preserve">. Dzięki temu, jeśli z magistrali CAN przyjdzie krytyczna ramka z przelicznikiem hamowania, system natychmiast wyrzuci z procesora wątek diody, obsłuży hamulce i dopiero potem pozwoli diodzie dokończyć mruganie. </w:t>
       </w:r>
       <w:r>
-        <w:t xml:space="preserve">W </w:t>
-      </w:r>
-      <w:proofErr w:type="spellStart"/>
-      <w:r>
-        <w:t>bolidzie</w:t>
-      </w:r>
-      <w:proofErr w:type="spellEnd"/>
-      <w:r>
-        <w:t xml:space="preserve"> </w:t>
-      </w:r>
-      <w:proofErr w:type="spellStart"/>
-      <w:r>
-        <w:t>bezpieczeństwo</w:t>
-      </w:r>
-      <w:proofErr w:type="spellEnd"/>
-      <w:r>
-        <w:t xml:space="preserve"> </w:t>
-      </w:r>
-      <w:proofErr w:type="spellStart"/>
-      <w:r>
-        <w:t>jazdy</w:t>
-      </w:r>
-      <w:proofErr w:type="spellEnd"/>
-      <w:r>
-        <w:t xml:space="preserve"> </w:t>
-      </w:r>
-      <w:proofErr w:type="spellStart"/>
-      <w:r>
-        <w:t>zawsze</w:t>
-      </w:r>
-      <w:proofErr w:type="spellEnd"/>
-      <w:r>
-        <w:t xml:space="preserve"> </w:t>
-      </w:r>
-      <w:proofErr w:type="spellStart"/>
-      <w:r>
-        <w:t>wygrywa</w:t>
-      </w:r>
-      <w:proofErr w:type="spellEnd"/>
-      <w:r>
-        <w:t xml:space="preserve"> z </w:t>
-      </w:r>
-      <w:proofErr w:type="spellStart"/>
-      <w:r>
-        <w:t>miganiem</w:t>
-      </w:r>
-      <w:proofErr w:type="spellEnd"/>
-      <w:r>
-        <w:t xml:space="preserve"> </w:t>
-      </w:r>
-      <w:proofErr w:type="spellStart"/>
-      <w:r>
-        <w:t>diody</w:t>
-      </w:r>
-      <w:proofErr w:type="spellEnd"/>
-      <w:r>
-        <w:t>.</w:t>
+        <w:t>W bolidzie bezpieczeństwo jazdy zawsze wygrywa z miganiem diody.</w:t>
       </w:r>
     </w:p>
     <w:p>
@@ -9395,7 +8704,7 @@
           </mc:Choice>
           <mc:Fallback>
             <w:pict>
-              <v:rect w14:anchorId="20466F76" id="Rectangle 1" o:spid="_x0000_s1026" style="position:absolute;margin-left:410.25pt;margin-top:18.75pt;width:11.25pt;height:14.7pt;z-index:251698176;visibility:visible;mso-wrap-style:square;mso-width-percent:0;mso-height-percent:0;mso-wrap-distance-left:9pt;mso-wrap-distance-top:0;mso-wrap-distance-right:9pt;mso-wrap-distance-bottom:0;mso-position-horizontal:absolute;mso-position-horizontal-relative:text;mso-position-vertical:absolute;mso-position-vertical-relative:text;mso-width-percent:0;mso-height-percent:0;mso-width-relative:margin;mso-height-relative:margin;v-text-anchor:middle" o:gfxdata="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" filled="f" strokecolor="#e97132 [3205]">
+              <v:rect w14:anchorId="703CB015" id="Rectangle 1" o:spid="_x0000_s1026" style="position:absolute;margin-left:410.25pt;margin-top:18.75pt;width:11.25pt;height:14.7pt;z-index:251698176;visibility:visible;mso-wrap-style:square;mso-width-percent:0;mso-height-percent:0;mso-wrap-distance-left:9pt;mso-wrap-distance-top:0;mso-wrap-distance-right:9pt;mso-wrap-distance-bottom:0;mso-position-horizontal:absolute;mso-position-horizontal-relative:text;mso-position-vertical:absolute;mso-position-vertical-relative:text;mso-width-percent:0;mso-height-percent:0;mso-width-relative:margin;mso-height-relative:margin;v-text-anchor:middle" o:gfxdata="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" filled="f" strokecolor="#e97132 [3205]">
                 <v:stroke joinstyle="round"/>
               </v:rect>
             </w:pict>
@@ -9611,7 +8920,7 @@
           </mc:Choice>
           <mc:Fallback>
             <w:pict>
-              <v:rect w14:anchorId="3D0353C2" id="Rectangle 1" o:spid="_x0000_s1026" style="position:absolute;margin-left:426pt;margin-top:18.3pt;width:12.75pt;height:15.45pt;z-index:251700224;visibility:visible;mso-wrap-style:square;mso-width-percent:0;mso-height-percent:0;mso-wrap-distance-left:9pt;mso-wrap-distance-top:0;mso-wrap-distance-right:9pt;mso-wrap-distance-bottom:0;mso-position-horizontal:absolute;mso-position-horizontal-relative:text;mso-position-vertical:absolute;mso-position-vertical-relative:text;mso-width-percent:0;mso-height-percent:0;mso-width-relative:margin;mso-height-relative:margin;v-text-anchor:middle" o:gfxdata="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" filled="f" strokecolor="#e97132 [3205]">
+              <v:rect w14:anchorId="06806B76" id="Rectangle 1" o:spid="_x0000_s1026" style="position:absolute;margin-left:426pt;margin-top:18.3pt;width:12.75pt;height:15.45pt;z-index:251700224;visibility:visible;mso-wrap-style:square;mso-width-percent:0;mso-height-percent:0;mso-wrap-distance-left:9pt;mso-wrap-distance-top:0;mso-wrap-distance-right:9pt;mso-wrap-distance-bottom:0;mso-position-horizontal:absolute;mso-position-horizontal-relative:text;mso-position-vertical:absolute;mso-position-vertical-relative:text;mso-width-percent:0;mso-height-percent:0;mso-width-relative:margin;mso-height-relative:margin;v-text-anchor:middle" o:gfxdata="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" filled="f" strokecolor="#e97132 [3205]">
                 <v:stroke joinstyle="round"/>
               </v:rect>
             </w:pict>
@@ -9738,41 +9047,7 @@
             <w14:round/>
           </w14:textOutline>
         </w:rPr>
-        <w:t xml:space="preserve">void </w:t>
-      </w:r>
-      <w:proofErr w:type="spellStart"/>
-      <w:r>
-        <w:rPr>
-          <w:color w:val="000000" w:themeColor="text1"/>
-          <w14:shadow w14:blurRad="38100" w14:dist="19050" w14:dir="2700000" w14:sx="100000" w14:sy="100000" w14:kx="0" w14:ky="0" w14:algn="tl">
-            <w14:schemeClr w14:val="dk1">
-              <w14:alpha w14:val="60000"/>
-            </w14:schemeClr>
-          </w14:shadow>
-          <w14:textOutline w14:w="0" w14:cap="flat" w14:cmpd="sng" w14:algn="ctr">
-            <w14:noFill/>
-            <w14:prstDash w14:val="solid"/>
-            <w14:round/>
-          </w14:textOutline>
-        </w:rPr>
-        <w:t>init_system_status</w:t>
-      </w:r>
-      <w:proofErr w:type="spellEnd"/>
-      <w:r>
-        <w:rPr>
-          <w:color w:val="000000" w:themeColor="text1"/>
-          <w14:shadow w14:blurRad="38100" w14:dist="19050" w14:dir="2700000" w14:sx="100000" w14:sy="100000" w14:kx="0" w14:ky="0" w14:algn="tl">
-            <w14:schemeClr w14:val="dk1">
-              <w14:alpha w14:val="60000"/>
-            </w14:schemeClr>
-          </w14:shadow>
-          <w14:textOutline w14:w="0" w14:cap="flat" w14:cmpd="sng" w14:algn="ctr">
-            <w14:noFill/>
-            <w14:prstDash w14:val="solid"/>
-            <w14:round/>
-          </w14:textOutline>
-        </w:rPr>
-        <w:t>(void) {…}</w:t>
+        <w:t>void init_system_status(void) {…}</w:t>
       </w:r>
     </w:p>
     <w:p/>
@@ -10268,8 +9543,7 @@
         </w:rPr>
         <w:t xml:space="preserve">void </w:t>
       </w:r>
-      <w:bookmarkStart w:id="6" w:name="set_system_status"/>
-      <w:proofErr w:type="spellStart"/>
+      <w:bookmarkStart w:id="7" w:name="set_system_status"/>
       <w:r>
         <w:rPr>
           <w:color w:val="000000" w:themeColor="text1"/>
@@ -10286,8 +9560,7 @@
         </w:rPr>
         <w:t>set_system_status</w:t>
       </w:r>
-      <w:bookmarkEnd w:id="6"/>
-      <w:proofErr w:type="spellEnd"/>
+      <w:bookmarkEnd w:id="7"/>
       <w:r>
         <w:rPr>
           <w:color w:val="000000" w:themeColor="text1"/>
@@ -10302,75 +9575,7 @@
             <w14:round/>
           </w14:textOutline>
         </w:rPr>
-        <w:t>(</w:t>
-      </w:r>
-      <w:proofErr w:type="spellStart"/>
-      <w:r>
-        <w:rPr>
-          <w:color w:val="000000" w:themeColor="text1"/>
-          <w14:shadow w14:blurRad="38100" w14:dist="19050" w14:dir="2700000" w14:sx="100000" w14:sy="100000" w14:kx="0" w14:ky="0" w14:algn="tl">
-            <w14:schemeClr w14:val="dk1">
-              <w14:alpha w14:val="60000"/>
-            </w14:schemeClr>
-          </w14:shadow>
-          <w14:textOutline w14:w="0" w14:cap="flat" w14:cmpd="sng" w14:algn="ctr">
-            <w14:noFill/>
-            <w14:prstDash w14:val="solid"/>
-            <w14:round/>
-          </w14:textOutline>
-        </w:rPr>
-        <w:t>can_status</w:t>
-      </w:r>
-      <w:proofErr w:type="spellEnd"/>
-      <w:r>
-        <w:rPr>
-          <w:color w:val="000000" w:themeColor="text1"/>
-          <w14:shadow w14:blurRad="38100" w14:dist="19050" w14:dir="2700000" w14:sx="100000" w14:sy="100000" w14:kx="0" w14:ky="0" w14:algn="tl">
-            <w14:schemeClr w14:val="dk1">
-              <w14:alpha w14:val="60000"/>
-            </w14:schemeClr>
-          </w14:shadow>
-          <w14:textOutline w14:w="0" w14:cap="flat" w14:cmpd="sng" w14:algn="ctr">
-            <w14:noFill/>
-            <w14:prstDash w14:val="solid"/>
-            <w14:round/>
-          </w14:textOutline>
-        </w:rPr>
-        <w:t xml:space="preserve"> </w:t>
-      </w:r>
-      <w:proofErr w:type="spellStart"/>
-      <w:r>
-        <w:rPr>
-          <w:color w:val="000000" w:themeColor="text1"/>
-          <w14:shadow w14:blurRad="38100" w14:dist="19050" w14:dir="2700000" w14:sx="100000" w14:sy="100000" w14:kx="0" w14:ky="0" w14:algn="tl">
-            <w14:schemeClr w14:val="dk1">
-              <w14:alpha w14:val="60000"/>
-            </w14:schemeClr>
-          </w14:shadow>
-          <w14:textOutline w14:w="0" w14:cap="flat" w14:cmpd="sng" w14:algn="ctr">
-            <w14:noFill/>
-            <w14:prstDash w14:val="solid"/>
-            <w14:round/>
-          </w14:textOutline>
-        </w:rPr>
-        <w:t>new_status</w:t>
-      </w:r>
-      <w:proofErr w:type="spellEnd"/>
-      <w:r>
-        <w:rPr>
-          <w:color w:val="000000" w:themeColor="text1"/>
-          <w14:shadow w14:blurRad="38100" w14:dist="19050" w14:dir="2700000" w14:sx="100000" w14:sy="100000" w14:kx="0" w14:ky="0" w14:algn="tl">
-            <w14:schemeClr w14:val="dk1">
-              <w14:alpha w14:val="60000"/>
-            </w14:schemeClr>
-          </w14:shadow>
-          <w14:textOutline w14:w="0" w14:cap="flat" w14:cmpd="sng" w14:algn="ctr">
-            <w14:noFill/>
-            <w14:prstDash w14:val="solid"/>
-            <w14:round/>
-          </w14:textOutline>
-        </w:rPr>
-        <w:t>) {…}</w:t>
+        <w:t>(can_status new_status) {…}</w:t>
       </w:r>
     </w:p>
     <w:p/>
@@ -10624,7 +9829,7 @@
           <w:lang w:val="pl-PL"/>
         </w:rPr>
       </w:pPr>
-      <w:bookmarkStart w:id="7" w:name="k_wakeup"/>
+      <w:bookmarkStart w:id="8" w:name="k_wakeup"/>
       <w:r>
         <w:rPr>
           <w:color w:val="EE0000"/>
@@ -10632,7 +9837,7 @@
         </w:rPr>
         <w:t xml:space="preserve">k_wakeup(led_thread_id); </w:t>
       </w:r>
-      <w:bookmarkEnd w:id="7"/>
+      <w:bookmarkEnd w:id="8"/>
       <w:r>
         <w:rPr>
           <w:lang w:val="pl-PL"/>
@@ -10726,7 +9931,6 @@
           </w14:textOutline>
         </w:rPr>
       </w:pPr>
-      <w:proofErr w:type="spellStart"/>
       <w:r>
         <w:rPr>
           <w:color w:val="000000" w:themeColor="text1"/>
@@ -10741,58 +9945,7 @@
             <w14:round/>
           </w14:textOutline>
         </w:rPr>
-        <w:t>can_status</w:t>
-      </w:r>
-      <w:proofErr w:type="spellEnd"/>
-      <w:r>
-        <w:rPr>
-          <w:color w:val="000000" w:themeColor="text1"/>
-          <w14:shadow w14:blurRad="38100" w14:dist="19050" w14:dir="2700000" w14:sx="100000" w14:sy="100000" w14:kx="0" w14:ky="0" w14:algn="tl">
-            <w14:schemeClr w14:val="dk1">
-              <w14:alpha w14:val="60000"/>
-            </w14:schemeClr>
-          </w14:shadow>
-          <w14:textOutline w14:w="0" w14:cap="flat" w14:cmpd="sng" w14:algn="ctr">
-            <w14:noFill/>
-            <w14:prstDash w14:val="solid"/>
-            <w14:round/>
-          </w14:textOutline>
-        </w:rPr>
-        <w:t xml:space="preserve"> </w:t>
-      </w:r>
-      <w:proofErr w:type="spellStart"/>
-      <w:r>
-        <w:rPr>
-          <w:color w:val="000000" w:themeColor="text1"/>
-          <w14:shadow w14:blurRad="38100" w14:dist="19050" w14:dir="2700000" w14:sx="100000" w14:sy="100000" w14:kx="0" w14:ky="0" w14:algn="tl">
-            <w14:schemeClr w14:val="dk1">
-              <w14:alpha w14:val="60000"/>
-            </w14:schemeClr>
-          </w14:shadow>
-          <w14:textOutline w14:w="0" w14:cap="flat" w14:cmpd="sng" w14:algn="ctr">
-            <w14:noFill/>
-            <w14:prstDash w14:val="solid"/>
-            <w14:round/>
-          </w14:textOutline>
-        </w:rPr>
-        <w:t>get_system_status</w:t>
-      </w:r>
-      <w:proofErr w:type="spellEnd"/>
-      <w:r>
-        <w:rPr>
-          <w:color w:val="000000" w:themeColor="text1"/>
-          <w14:shadow w14:blurRad="38100" w14:dist="19050" w14:dir="2700000" w14:sx="100000" w14:sy="100000" w14:kx="0" w14:ky="0" w14:algn="tl">
-            <w14:schemeClr w14:val="dk1">
-              <w14:alpha w14:val="60000"/>
-            </w14:schemeClr>
-          </w14:shadow>
-          <w14:textOutline w14:w="0" w14:cap="flat" w14:cmpd="sng" w14:algn="ctr">
-            <w14:noFill/>
-            <w14:prstDash w14:val="solid"/>
-            <w14:round/>
-          </w14:textOutline>
-        </w:rPr>
-        <w:t xml:space="preserve">(void) </w:t>
+        <w:t xml:space="preserve">can_status get_system_status(void) </w:t>
       </w:r>
       <w:r>
         <w:rPr>
@@ -11010,8 +10163,9 @@
           <w:lang w:val="pl-PL"/>
         </w:rPr>
       </w:pPr>
-      <w:bookmarkStart w:id="8" w:name="_void_led_timer_handler(struct_k_tim"/>
-      <w:bookmarkEnd w:id="8"/>
+      <w:bookmarkStart w:id="9" w:name="_void_led_timer_handler(struct_k_tim"/>
+      <w:bookmarkStart w:id="10" w:name="_Toc234587827"/>
+      <w:bookmarkEnd w:id="9"/>
       <w:r>
         <w:rPr>
           <w:b/>
@@ -11021,6 +10175,7 @@
         <w:lastRenderedPageBreak/>
         <w:t>hydrogreen-can-definitions.dbc</w:t>
       </w:r>
+      <w:bookmarkEnd w:id="10"/>
     </w:p>
     <w:p>
       <w:pPr>
@@ -11038,6 +10193,7 @@
       </w:pPr>
       <w:r>
         <w:rPr>
+          <w:noProof/>
           <w:lang w:val="pl-PL"/>
         </w:rPr>
         <w:drawing>
@@ -11113,6 +10269,7 @@
       </w:pPr>
       <w:r>
         <w:rPr>
+          <w:noProof/>
           <w:lang w:val="pl-PL"/>
         </w:rPr>
         <w:lastRenderedPageBreak/>
@@ -11189,6 +10346,7 @@
       </w:pPr>
       <w:r>
         <w:rPr>
+          <w:noProof/>
           <w:lang w:val="pl-PL"/>
         </w:rPr>
         <w:lastRenderedPageBreak/>
@@ -11265,6 +10423,7 @@
       </w:pPr>
       <w:r>
         <w:rPr>
+          <w:noProof/>
           <w:lang w:val="pl-PL"/>
         </w:rPr>
         <w:lastRenderedPageBreak/>
@@ -11341,6 +10500,7 @@
       </w:pPr>
       <w:r>
         <w:rPr>
+          <w:noProof/>
           <w:lang w:val="pl-PL"/>
         </w:rPr>
         <w:lastRenderedPageBreak/>
@@ -11417,6 +10577,7 @@
       </w:pPr>
       <w:r>
         <w:rPr>
+          <w:noProof/>
           <w:lang w:val="pl-PL"/>
         </w:rPr>
         <w:lastRenderedPageBreak/>
@@ -11493,6 +10654,7 @@
       </w:pPr>
       <w:r>
         <w:rPr>
+          <w:noProof/>
           <w:lang w:val="pl-PL"/>
         </w:rPr>
         <w:lastRenderedPageBreak/>
@@ -11569,6 +10731,7 @@
       </w:pPr>
       <w:r>
         <w:rPr>
+          <w:noProof/>
           <w:lang w:val="pl-PL"/>
         </w:rPr>
         <w:lastRenderedPageBreak/>
@@ -11631,6 +10794,7 @@
       </w:pPr>
       <w:r>
         <w:rPr>
+          <w:noProof/>
           <w:lang w:val="pl-PL"/>
         </w:rPr>
         <w:drawing>
@@ -11710,6 +10874,7 @@
       </w:pPr>
       <w:r>
         <w:rPr>
+          <w:noProof/>
           <w:lang w:val="pl-PL"/>
         </w:rPr>
         <w:drawing>
@@ -11784,6 +10949,7 @@
       </w:pPr>
       <w:r>
         <w:rPr>
+          <w:noProof/>
           <w:lang w:val="pl-PL"/>
         </w:rPr>
         <w:drawing>
@@ -11858,6 +11024,7 @@
       </w:pPr>
       <w:r>
         <w:rPr>
+          <w:noProof/>
           <w:lang w:val="pl-PL"/>
         </w:rPr>
         <w:drawing>
@@ -11957,9 +11124,96 @@
       </w:pPr>
       <w:r>
         <w:rPr>
+          <w:noProof/>
+          <w:color w:val="FF0000"/>
           <w:lang w:val="pl-PL"/>
         </w:rPr>
         <w:lastRenderedPageBreak/>
+        <mc:AlternateContent>
+          <mc:Choice Requires="wps">
+            <w:drawing>
+              <wp:anchor distT="0" distB="0" distL="114300" distR="114300" simplePos="0" relativeHeight="251726848" behindDoc="0" locked="0" layoutInCell="1" allowOverlap="1" wp14:anchorId="44646142" wp14:editId="6A132571">
+                <wp:simplePos x="0" y="0"/>
+                <wp:positionH relativeFrom="column">
+                  <wp:posOffset>200025</wp:posOffset>
+                </wp:positionH>
+                <wp:positionV relativeFrom="paragraph">
+                  <wp:posOffset>361950</wp:posOffset>
+                </wp:positionV>
+                <wp:extent cx="466725" cy="1181100"/>
+                <wp:effectExtent l="0" t="0" r="28575" b="19050"/>
+                <wp:wrapNone/>
+                <wp:docPr id="1313339734" name="Rectangle 1"/>
+                <wp:cNvGraphicFramePr/>
+                <a:graphic xmlns:a="http://schemas.openxmlformats.org/drawingml/2006/main">
+                  <a:graphicData uri="http://schemas.microsoft.com/office/word/2010/wordprocessingShape">
+                    <wps:wsp>
+                      <wps:cNvSpPr/>
+                      <wps:spPr>
+                        <a:xfrm>
+                          <a:off x="0" y="0"/>
+                          <a:ext cx="466725" cy="1181100"/>
+                        </a:xfrm>
+                        <a:prstGeom prst="rect">
+                          <a:avLst/>
+                        </a:prstGeom>
+                        <a:noFill/>
+                        <a:ln w="9525" cap="flat" cmpd="sng" algn="ctr">
+                          <a:solidFill>
+                            <a:schemeClr val="accent2"/>
+                          </a:solidFill>
+                          <a:prstDash val="solid"/>
+                          <a:round/>
+                          <a:headEnd type="none" w="med" len="med"/>
+                          <a:tailEnd type="none" w="med" len="med"/>
+                        </a:ln>
+                      </wps:spPr>
+                      <wps:style>
+                        <a:lnRef idx="0">
+                          <a:scrgbClr r="0" g="0" b="0"/>
+                        </a:lnRef>
+                        <a:fillRef idx="0">
+                          <a:scrgbClr r="0" g="0" b="0"/>
+                        </a:fillRef>
+                        <a:effectRef idx="0">
+                          <a:scrgbClr r="0" g="0" b="0"/>
+                        </a:effectRef>
+                        <a:fontRef idx="minor">
+                          <a:schemeClr val="accent2"/>
+                        </a:fontRef>
+                      </wps:style>
+                      <wps:bodyPr rot="0" spcFirstLastPara="0" vertOverflow="overflow" horzOverflow="overflow" vert="horz" wrap="square" lIns="91440" tIns="45720" rIns="91440" bIns="45720" numCol="1" spcCol="0" rtlCol="0" fromWordArt="0" anchor="ctr" anchorCtr="0" forceAA="0" compatLnSpc="1">
+                        <a:prstTxWarp prst="textNoShape">
+                          <a:avLst/>
+                        </a:prstTxWarp>
+                        <a:noAutofit/>
+                      </wps:bodyPr>
+                    </wps:wsp>
+                  </a:graphicData>
+                </a:graphic>
+                <wp14:sizeRelH relativeFrom="margin">
+                  <wp14:pctWidth>0</wp14:pctWidth>
+                </wp14:sizeRelH>
+                <wp14:sizeRelV relativeFrom="margin">
+                  <wp14:pctHeight>0</wp14:pctHeight>
+                </wp14:sizeRelV>
+              </wp:anchor>
+            </w:drawing>
+          </mc:Choice>
+          <mc:Fallback>
+            <w:pict>
+              <v:rect w14:anchorId="4E7D4896" id="Rectangle 1" o:spid="_x0000_s1026" style="position:absolute;margin-left:15.75pt;margin-top:28.5pt;width:36.75pt;height:93pt;z-index:251726848;visibility:visible;mso-wrap-style:square;mso-width-percent:0;mso-height-percent:0;mso-wrap-distance-left:9pt;mso-wrap-distance-top:0;mso-wrap-distance-right:9pt;mso-wrap-distance-bottom:0;mso-position-horizontal:absolute;mso-position-horizontal-relative:text;mso-position-vertical:absolute;mso-position-vertical-relative:text;mso-width-percent:0;mso-height-percent:0;mso-width-relative:margin;mso-height-relative:margin;v-text-anchor:middle" o:gfxdata="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" filled="f" strokecolor="#e97132 [3205]">
+                <v:stroke joinstyle="round"/>
+              </v:rect>
+            </w:pict>
+          </mc:Fallback>
+        </mc:AlternateContent>
+      </w:r>
+      <w:r>
+        <w:rPr>
+          <w:noProof/>
+          <w:lang w:val="pl-PL"/>
+        </w:rPr>
         <w:drawing>
           <wp:inline distT="0" distB="0" distL="0" distR="0" wp14:anchorId="062BBC7D" wp14:editId="56EAC048">
             <wp:extent cx="2682472" cy="243861"/>
@@ -11999,6 +11253,54 @@
     </w:p>
     <w:p>
       <w:pPr>
+        <w:jc w:val="center"/>
+        <w:rPr>
+          <w:lang w:val="pl-PL"/>
+        </w:rPr>
+      </w:pPr>
+      <w:r>
+        <w:rPr>
+          <w:lang w:val="pl-PL"/>
+        </w:rPr>
+        <w:drawing>
+          <wp:inline distT="0" distB="0" distL="0" distR="0" wp14:anchorId="3F525654" wp14:editId="0FBAE345">
+            <wp:extent cx="5731510" cy="1181100"/>
+            <wp:effectExtent l="0" t="0" r="2540" b="0"/>
+            <wp:docPr id="276621764" name="Picture 1"/>
+            <wp:cNvGraphicFramePr>
+              <a:graphicFrameLocks xmlns:a="http://schemas.openxmlformats.org/drawingml/2006/main" noChangeAspect="1"/>
+            </wp:cNvGraphicFramePr>
+            <a:graphic xmlns:a="http://schemas.openxmlformats.org/drawingml/2006/main">
+              <a:graphicData uri="http://schemas.openxmlformats.org/drawingml/2006/picture">
+                <pic:pic xmlns:pic="http://schemas.openxmlformats.org/drawingml/2006/picture">
+                  <pic:nvPicPr>
+                    <pic:cNvPr id="276621764" name=""/>
+                    <pic:cNvPicPr/>
+                  </pic:nvPicPr>
+                  <pic:blipFill>
+                    <a:blip r:embed="rId41"/>
+                    <a:stretch>
+                      <a:fillRect/>
+                    </a:stretch>
+                  </pic:blipFill>
+                  <pic:spPr>
+                    <a:xfrm>
+                      <a:off x="0" y="0"/>
+                      <a:ext cx="5731510" cy="1181100"/>
+                    </a:xfrm>
+                    <a:prstGeom prst="rect">
+                      <a:avLst/>
+                    </a:prstGeom>
+                  </pic:spPr>
+                </pic:pic>
+              </a:graphicData>
+            </a:graphic>
+          </wp:inline>
+        </w:drawing>
+      </w:r>
+    </w:p>
+    <w:p>
+      <w:pPr>
         <w:rPr>
           <w:lang w:val="pl-PL"/>
         </w:rPr>
@@ -12026,13 +11328,23 @@
         <w:rPr>
           <w:lang w:val="pl-PL"/>
         </w:rPr>
-        <w:t xml:space="preserve"> (od Bus Node po niem. </w:t>
-      </w:r>
-      <w:proofErr w:type="spellStart"/>
+        <w:t xml:space="preserve"> (od Bus Node </w:t>
+      </w:r>
+      <w:r>
+        <w:rPr>
+          <w:lang w:val="pl-PL"/>
+        </w:rPr>
+        <w:t>od</w:t>
+      </w:r>
+      <w:r>
+        <w:rPr>
+          <w:lang w:val="pl-PL"/>
+        </w:rPr>
+        <w:t xml:space="preserve"> niem. </w:t>
+      </w:r>
       <w:r>
         <w:t>Busknoten</w:t>
       </w:r>
-      <w:proofErr w:type="spellEnd"/>
       <w:r>
         <w:t>)</w:t>
       </w:r>
@@ -12065,10 +11377,11 @@
       </w:pPr>
       <w:r>
         <w:rPr>
+          <w:noProof/>
           <w:lang w:val="pl-PL"/>
         </w:rPr>
         <w:drawing>
-          <wp:inline distT="0" distB="0" distL="0" distR="0" wp14:anchorId="5D578BC4" wp14:editId="0299C7B5">
+          <wp:inline distT="0" distB="0" distL="0" distR="0" wp14:anchorId="5D578BC4" wp14:editId="44D3A885">
             <wp:extent cx="2179509" cy="228620"/>
             <wp:effectExtent l="0" t="0" r="0" b="0"/>
             <wp:docPr id="751469582" name="Picture 1"/>
@@ -12083,7 +11396,7 @@
                     <pic:cNvPicPr/>
                   </pic:nvPicPr>
                   <pic:blipFill>
-                    <a:blip r:embed="rId41"/>
+                    <a:blip r:embed="rId42"/>
                     <a:stretch>
                       <a:fillRect/>
                     </a:stretch>
@@ -12106,6 +11419,140 @@
     </w:p>
     <w:p>
       <w:pPr>
+        <w:jc w:val="center"/>
+        <w:rPr>
+          <w:lang w:val="pl-PL"/>
+        </w:rPr>
+      </w:pPr>
+      <w:r>
+        <w:rPr>
+          <w:noProof/>
+          <w:color w:val="FF0000"/>
+          <w:lang w:val="pl-PL"/>
+        </w:rPr>
+        <mc:AlternateContent>
+          <mc:Choice Requires="wps">
+            <w:drawing>
+              <wp:anchor distT="0" distB="0" distL="114300" distR="114300" simplePos="0" relativeHeight="251728896" behindDoc="0" locked="0" layoutInCell="1" allowOverlap="1" wp14:anchorId="09468A10" wp14:editId="2996FA61">
+                <wp:simplePos x="0" y="0"/>
+                <wp:positionH relativeFrom="column">
+                  <wp:posOffset>1304925</wp:posOffset>
+                </wp:positionH>
+                <wp:positionV relativeFrom="paragraph">
+                  <wp:posOffset>372744</wp:posOffset>
+                </wp:positionV>
+                <wp:extent cx="1190625" cy="180975"/>
+                <wp:effectExtent l="0" t="0" r="28575" b="28575"/>
+                <wp:wrapNone/>
+                <wp:docPr id="2089304860" name="Rectangle 1"/>
+                <wp:cNvGraphicFramePr/>
+                <a:graphic xmlns:a="http://schemas.openxmlformats.org/drawingml/2006/main">
+                  <a:graphicData uri="http://schemas.microsoft.com/office/word/2010/wordprocessingShape">
+                    <wps:wsp>
+                      <wps:cNvSpPr/>
+                      <wps:spPr>
+                        <a:xfrm>
+                          <a:off x="0" y="0"/>
+                          <a:ext cx="1190625" cy="180975"/>
+                        </a:xfrm>
+                        <a:prstGeom prst="rect">
+                          <a:avLst/>
+                        </a:prstGeom>
+                        <a:noFill/>
+                        <a:ln w="9525" cap="flat" cmpd="sng" algn="ctr">
+                          <a:solidFill>
+                            <a:schemeClr val="accent2"/>
+                          </a:solidFill>
+                          <a:prstDash val="solid"/>
+                          <a:round/>
+                          <a:headEnd type="none" w="med" len="med"/>
+                          <a:tailEnd type="none" w="med" len="med"/>
+                        </a:ln>
+                      </wps:spPr>
+                      <wps:style>
+                        <a:lnRef idx="0">
+                          <a:scrgbClr r="0" g="0" b="0"/>
+                        </a:lnRef>
+                        <a:fillRef idx="0">
+                          <a:scrgbClr r="0" g="0" b="0"/>
+                        </a:fillRef>
+                        <a:effectRef idx="0">
+                          <a:scrgbClr r="0" g="0" b="0"/>
+                        </a:effectRef>
+                        <a:fontRef idx="minor">
+                          <a:schemeClr val="accent2"/>
+                        </a:fontRef>
+                      </wps:style>
+                      <wps:bodyPr rot="0" spcFirstLastPara="0" vertOverflow="overflow" horzOverflow="overflow" vert="horz" wrap="square" lIns="91440" tIns="45720" rIns="91440" bIns="45720" numCol="1" spcCol="0" rtlCol="0" fromWordArt="0" anchor="ctr" anchorCtr="0" forceAA="0" compatLnSpc="1">
+                        <a:prstTxWarp prst="textNoShape">
+                          <a:avLst/>
+                        </a:prstTxWarp>
+                        <a:noAutofit/>
+                      </wps:bodyPr>
+                    </wps:wsp>
+                  </a:graphicData>
+                </a:graphic>
+                <wp14:sizeRelH relativeFrom="margin">
+                  <wp14:pctWidth>0</wp14:pctWidth>
+                </wp14:sizeRelH>
+                <wp14:sizeRelV relativeFrom="margin">
+                  <wp14:pctHeight>0</wp14:pctHeight>
+                </wp14:sizeRelV>
+              </wp:anchor>
+            </w:drawing>
+          </mc:Choice>
+          <mc:Fallback>
+            <w:pict>
+              <v:rect w14:anchorId="5E5FAB42" id="Rectangle 1" o:spid="_x0000_s1026" style="position:absolute;margin-left:102.75pt;margin-top:29.35pt;width:93.75pt;height:14.25pt;z-index:251728896;visibility:visible;mso-wrap-style:square;mso-width-percent:0;mso-height-percent:0;mso-wrap-distance-left:9pt;mso-wrap-distance-top:0;mso-wrap-distance-right:9pt;mso-wrap-distance-bottom:0;mso-position-horizontal:absolute;mso-position-horizontal-relative:text;mso-position-vertical:absolute;mso-position-vertical-relative:text;mso-width-percent:0;mso-height-percent:0;mso-width-relative:margin;mso-height-relative:margin;v-text-anchor:middle" o:gfxdata="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" filled="f" strokecolor="#e97132 [3205]">
+                <v:stroke joinstyle="round"/>
+              </v:rect>
+            </w:pict>
+          </mc:Fallback>
+        </mc:AlternateContent>
+      </w:r>
+      <w:r>
+        <w:rPr>
+          <w:lang w:val="pl-PL"/>
+        </w:rPr>
+        <w:drawing>
+          <wp:inline distT="0" distB="0" distL="0" distR="0" wp14:anchorId="0D5E4F90" wp14:editId="761F098C">
+            <wp:extent cx="4016088" cy="1082134"/>
+            <wp:effectExtent l="0" t="0" r="3810" b="3810"/>
+            <wp:docPr id="1376103856" name="Picture 1"/>
+            <wp:cNvGraphicFramePr>
+              <a:graphicFrameLocks xmlns:a="http://schemas.openxmlformats.org/drawingml/2006/main" noChangeAspect="1"/>
+            </wp:cNvGraphicFramePr>
+            <a:graphic xmlns:a="http://schemas.openxmlformats.org/drawingml/2006/main">
+              <a:graphicData uri="http://schemas.openxmlformats.org/drawingml/2006/picture">
+                <pic:pic xmlns:pic="http://schemas.openxmlformats.org/drawingml/2006/picture">
+                  <pic:nvPicPr>
+                    <pic:cNvPr id="1376103856" name=""/>
+                    <pic:cNvPicPr/>
+                  </pic:nvPicPr>
+                  <pic:blipFill>
+                    <a:blip r:embed="rId43"/>
+                    <a:stretch>
+                      <a:fillRect/>
+                    </a:stretch>
+                  </pic:blipFill>
+                  <pic:spPr>
+                    <a:xfrm>
+                      <a:off x="0" y="0"/>
+                      <a:ext cx="4016088" cy="1082134"/>
+                    </a:xfrm>
+                    <a:prstGeom prst="rect">
+                      <a:avLst/>
+                    </a:prstGeom>
+                  </pic:spPr>
+                </pic:pic>
+              </a:graphicData>
+            </a:graphic>
+          </wp:inline>
+        </w:drawing>
+      </w:r>
+    </w:p>
+    <w:p>
+      <w:pPr>
         <w:rPr>
           <w:sz w:val="24"/>
           <w:szCs w:val="24"/>
@@ -12138,34 +11585,37 @@
           <w:szCs w:val="24"/>
           <w:lang w:val="pl-PL"/>
         </w:rPr>
-        <w:t xml:space="preserve"> po niem. </w:t>
-      </w:r>
-      <w:proofErr w:type="spellStart"/>
+        <w:t xml:space="preserve"> </w:t>
+      </w:r>
       <w:r>
         <w:rPr>
           <w:i/>
           <w:iCs/>
           <w:sz w:val="24"/>
           <w:szCs w:val="24"/>
-        </w:rPr>
-        <w:t>Botschaft</w:t>
-      </w:r>
-      <w:proofErr w:type="spellEnd"/>
-      <w:r>
-        <w:rPr>
+          <w:lang w:val="pl-PL"/>
+        </w:rPr>
+        <w:t>od</w:t>
+      </w:r>
+      <w:r>
+        <w:rPr>
+          <w:i/>
+          <w:iCs/>
           <w:sz w:val="24"/>
           <w:szCs w:val="24"/>
           <w:lang w:val="pl-PL"/>
         </w:rPr>
-        <w:t xml:space="preserve">). </w:t>
-      </w:r>
-      <w:r>
-        <w:rPr>
+        <w:t xml:space="preserve"> niem. </w:t>
+      </w:r>
+      <w:r>
+        <w:rPr>
+          <w:i/>
+          <w:iCs/>
           <w:sz w:val="24"/>
           <w:szCs w:val="24"/>
           <w:lang w:val="pl-PL"/>
         </w:rPr>
-        <w:t>Weźmy jako przykład</w:t>
+        <w:t>Botschaft</w:t>
       </w:r>
       <w:r>
         <w:rPr>
@@ -12173,7 +11623,7 @@
           <w:szCs w:val="24"/>
           <w:lang w:val="pl-PL"/>
         </w:rPr>
-        <w:t xml:space="preserve"> </w:t>
+        <w:t xml:space="preserve">). </w:t>
       </w:r>
       <w:r>
         <w:rPr>
@@ -12181,7 +11631,7 @@
           <w:szCs w:val="24"/>
           <w:lang w:val="pl-PL"/>
         </w:rPr>
-        <w:t>ramkę zasilania z FCCU:</w:t>
+        <w:t>Weźmy jako przykład ramkę zasilania z FCCU:</w:t>
       </w:r>
     </w:p>
     <w:p>
@@ -12272,7 +11722,7 @@
           </mc:Choice>
           <mc:Fallback>
             <w:pict>
-              <v:rect w14:anchorId="40B0F516" id="Rectangle 1" o:spid="_x0000_s1026" style="position:absolute;margin-left:144.75pt;margin-top:2.55pt;width:21pt;height:15.45pt;z-index:251702272;visibility:visible;mso-wrap-style:square;mso-width-percent:0;mso-height-percent:0;mso-wrap-distance-left:9pt;mso-wrap-distance-top:0;mso-wrap-distance-right:9pt;mso-wrap-distance-bottom:0;mso-position-horizontal:absolute;mso-position-horizontal-relative:text;mso-position-vertical:absolute;mso-position-vertical-relative:text;mso-width-percent:0;mso-height-percent:0;mso-width-relative:margin;mso-height-relative:margin;v-text-anchor:middle" o:gfxdata="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" filled="f" strokecolor="#e97132 [3205]">
+              <v:rect w14:anchorId="6385601D" id="Rectangle 1" o:spid="_x0000_s1026" style="position:absolute;margin-left:144.75pt;margin-top:2.55pt;width:21pt;height:15.45pt;z-index:251702272;visibility:visible;mso-wrap-style:square;mso-width-percent:0;mso-height-percent:0;mso-wrap-distance-left:9pt;mso-wrap-distance-top:0;mso-wrap-distance-right:9pt;mso-wrap-distance-bottom:0;mso-position-horizontal:absolute;mso-position-horizontal-relative:text;mso-position-vertical:absolute;mso-position-vertical-relative:text;mso-width-percent:0;mso-height-percent:0;mso-width-relative:margin;mso-height-relative:margin;v-text-anchor:middle" o:gfxdata="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" filled="f" strokecolor="#e97132 [3205]">
                 <v:stroke joinstyle="round"/>
               </v:rect>
             </w:pict>
@@ -12281,6 +11731,7 @@
       </w:r>
       <w:r>
         <w:rPr>
+          <w:noProof/>
           <w:lang w:val="pl-PL"/>
         </w:rPr>
         <w:drawing>
@@ -12299,7 +11750,7 @@
                     <pic:cNvPicPr/>
                   </pic:nvPicPr>
                   <pic:blipFill>
-                    <a:blip r:embed="rId41"/>
+                    <a:blip r:embed="rId42"/>
                     <a:stretch>
                       <a:fillRect/>
                     </a:stretch>
@@ -12402,7 +11853,7 @@
           </mc:Choice>
           <mc:Fallback>
             <w:pict>
-              <v:rect w14:anchorId="10329C5C" id="Rectangle 1" o:spid="_x0000_s1026" style="position:absolute;margin-left:169.5pt;margin-top:23.45pt;width:21pt;height:15.45pt;z-index:251704320;visibility:visible;mso-wrap-style:square;mso-width-percent:0;mso-height-percent:0;mso-wrap-distance-left:9pt;mso-wrap-distance-top:0;mso-wrap-distance-right:9pt;mso-wrap-distance-bottom:0;mso-position-horizontal:absolute;mso-position-horizontal-relative:text;mso-position-vertical:absolute;mso-position-vertical-relative:text;mso-width-percent:0;mso-height-percent:0;mso-width-relative:margin;mso-height-relative:margin;v-text-anchor:middle" o:gfxdata="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" filled="f" strokecolor="#e97132 [3205]">
+              <v:rect w14:anchorId="4CF43376" id="Rectangle 1" o:spid="_x0000_s1026" style="position:absolute;margin-left:169.5pt;margin-top:23.45pt;width:21pt;height:15.45pt;z-index:251704320;visibility:visible;mso-wrap-style:square;mso-width-percent:0;mso-height-percent:0;mso-wrap-distance-left:9pt;mso-wrap-distance-top:0;mso-wrap-distance-right:9pt;mso-wrap-distance-bottom:0;mso-position-horizontal:absolute;mso-position-horizontal-relative:text;mso-position-vertical:absolute;mso-position-vertical-relative:text;mso-width-percent:0;mso-height-percent:0;mso-width-relative:margin;mso-height-relative:margin;v-text-anchor:middle" o:gfxdata="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" filled="f" strokecolor="#e97132 [3205]">
                 <v:stroke joinstyle="round"/>
               </v:rect>
             </w:pict>
@@ -12416,34 +11867,7 @@
         <w:t>BO_</w:t>
       </w:r>
       <w:r>
-        <w:t xml:space="preserve"> -</w:t>
-      </w:r>
-      <w:r>
-        <w:t xml:space="preserve"> </w:t>
-      </w:r>
-      <w:proofErr w:type="spellStart"/>
-      <w:r>
-        <w:t>Znacznik</w:t>
-      </w:r>
-      <w:proofErr w:type="spellEnd"/>
-      <w:r>
-        <w:t xml:space="preserve"> </w:t>
-      </w:r>
-      <w:proofErr w:type="spellStart"/>
-      <w:r>
-        <w:t>nowej</w:t>
-      </w:r>
-      <w:proofErr w:type="spellEnd"/>
-      <w:r>
-        <w:t xml:space="preserve"> </w:t>
-      </w:r>
-      <w:proofErr w:type="spellStart"/>
-      <w:r>
-        <w:t>ramki</w:t>
-      </w:r>
-      <w:proofErr w:type="spellEnd"/>
-      <w:r>
-        <w:t>.</w:t>
+        <w:t xml:space="preserve"> - Znacznik nowej ramki.</w:t>
       </w:r>
     </w:p>
     <w:p>
@@ -12457,6 +11881,7 @@
       </w:pPr>
       <w:r>
         <w:rPr>
+          <w:noProof/>
           <w:lang w:val="pl-PL"/>
         </w:rPr>
         <w:drawing>
@@ -12475,7 +11900,7 @@
                     <pic:cNvPicPr/>
                   </pic:nvPicPr>
                   <pic:blipFill>
-                    <a:blip r:embed="rId41"/>
+                    <a:blip r:embed="rId42"/>
                     <a:stretch>
                       <a:fillRect/>
                     </a:stretch>
@@ -12498,32 +11923,6 @@
     </w:p>
     <w:p>
       <w:pPr>
-        <w:rPr>
-          <w:lang w:val="pl-PL"/>
-        </w:rPr>
-      </w:pPr>
-      <w:r>
-        <w:rPr>
-          <w:color w:val="EE0000"/>
-          <w:lang w:val="pl-PL"/>
-        </w:rPr>
-        <w:t>513</w:t>
-      </w:r>
-      <w:r>
-        <w:rPr>
-          <w:lang w:val="pl-PL"/>
-        </w:rPr>
-        <w:t xml:space="preserve"> -</w:t>
-      </w:r>
-      <w:r>
-        <w:rPr>
-          <w:lang w:val="pl-PL"/>
-        </w:rPr>
-        <w:t xml:space="preserve"> Identyfikator ramki w systemie dziesiętnym (w SavvyCAN zostanie to automatycznie zamienione na szesnastkowe 0x201).</w:t>
-      </w:r>
-    </w:p>
-    <w:p>
-      <w:pPr>
         <w:jc w:val="center"/>
         <w:rPr>
           <w:sz w:val="24"/>
@@ -12540,7 +11939,165 @@
         <mc:AlternateContent>
           <mc:Choice Requires="wps">
             <w:drawing>
-              <wp:anchor distT="0" distB="0" distL="114300" distR="114300" simplePos="0" relativeHeight="251706368" behindDoc="0" locked="0" layoutInCell="1" allowOverlap="1" wp14:anchorId="72522366" wp14:editId="52941866">
+              <wp:anchor distT="0" distB="0" distL="114300" distR="114300" simplePos="0" relativeHeight="251730944" behindDoc="0" locked="0" layoutInCell="1" allowOverlap="1" wp14:anchorId="7CC12FF0" wp14:editId="546323C5">
+                <wp:simplePos x="0" y="0"/>
+                <wp:positionH relativeFrom="column">
+                  <wp:posOffset>2495550</wp:posOffset>
+                </wp:positionH>
+                <wp:positionV relativeFrom="paragraph">
+                  <wp:posOffset>10160</wp:posOffset>
+                </wp:positionV>
+                <wp:extent cx="323850" cy="175260"/>
+                <wp:effectExtent l="0" t="0" r="19050" b="15240"/>
+                <wp:wrapNone/>
+                <wp:docPr id="857853822" name="Rectangle 1"/>
+                <wp:cNvGraphicFramePr/>
+                <a:graphic xmlns:a="http://schemas.openxmlformats.org/drawingml/2006/main">
+                  <a:graphicData uri="http://schemas.microsoft.com/office/word/2010/wordprocessingShape">
+                    <wps:wsp>
+                      <wps:cNvSpPr/>
+                      <wps:spPr>
+                        <a:xfrm>
+                          <a:off x="0" y="0"/>
+                          <a:ext cx="323850" cy="175260"/>
+                        </a:xfrm>
+                        <a:prstGeom prst="rect">
+                          <a:avLst/>
+                        </a:prstGeom>
+                        <a:noFill/>
+                        <a:ln w="9525" cap="flat" cmpd="sng" algn="ctr">
+                          <a:solidFill>
+                            <a:schemeClr val="accent2"/>
+                          </a:solidFill>
+                          <a:prstDash val="solid"/>
+                          <a:round/>
+                          <a:headEnd type="none" w="med" len="med"/>
+                          <a:tailEnd type="none" w="med" len="med"/>
+                        </a:ln>
+                      </wps:spPr>
+                      <wps:style>
+                        <a:lnRef idx="0">
+                          <a:scrgbClr r="0" g="0" b="0"/>
+                        </a:lnRef>
+                        <a:fillRef idx="0">
+                          <a:scrgbClr r="0" g="0" b="0"/>
+                        </a:fillRef>
+                        <a:effectRef idx="0">
+                          <a:scrgbClr r="0" g="0" b="0"/>
+                        </a:effectRef>
+                        <a:fontRef idx="minor">
+                          <a:schemeClr val="accent2"/>
+                        </a:fontRef>
+                      </wps:style>
+                      <wps:bodyPr rot="0" spcFirstLastPara="0" vertOverflow="overflow" horzOverflow="overflow" vert="horz" wrap="square" lIns="91440" tIns="45720" rIns="91440" bIns="45720" numCol="1" spcCol="0" rtlCol="0" fromWordArt="0" anchor="ctr" anchorCtr="0" forceAA="0" compatLnSpc="1">
+                        <a:prstTxWarp prst="textNoShape">
+                          <a:avLst/>
+                        </a:prstTxWarp>
+                        <a:noAutofit/>
+                      </wps:bodyPr>
+                    </wps:wsp>
+                  </a:graphicData>
+                </a:graphic>
+                <wp14:sizeRelH relativeFrom="margin">
+                  <wp14:pctWidth>0</wp14:pctWidth>
+                </wp14:sizeRelH>
+                <wp14:sizeRelV relativeFrom="margin">
+                  <wp14:pctHeight>0</wp14:pctHeight>
+                </wp14:sizeRelV>
+              </wp:anchor>
+            </w:drawing>
+          </mc:Choice>
+          <mc:Fallback>
+            <w:pict>
+              <v:rect w14:anchorId="6851AB1E" id="Rectangle 1" o:spid="_x0000_s1026" style="position:absolute;margin-left:196.5pt;margin-top:.8pt;width:25.5pt;height:13.8pt;z-index:251730944;visibility:visible;mso-wrap-style:square;mso-width-percent:0;mso-height-percent:0;mso-wrap-distance-left:9pt;mso-wrap-distance-top:0;mso-wrap-distance-right:9pt;mso-wrap-distance-bottom:0;mso-position-horizontal:absolute;mso-position-horizontal-relative:text;mso-position-vertical:absolute;mso-position-vertical-relative:text;mso-width-percent:0;mso-height-percent:0;mso-width-relative:margin;mso-height-relative:margin;v-text-anchor:middle" o:gfxdata="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" filled="f" strokecolor="#e97132 [3205]">
+                <v:stroke joinstyle="round"/>
+              </v:rect>
+            </w:pict>
+          </mc:Fallback>
+        </mc:AlternateContent>
+      </w:r>
+      <w:r>
+        <w:rPr>
+          <w:sz w:val="24"/>
+          <w:szCs w:val="24"/>
+          <w:lang w:val="pl-PL"/>
+        </w:rPr>
+        <w:drawing>
+          <wp:inline distT="0" distB="0" distL="0" distR="0" wp14:anchorId="241FEECD" wp14:editId="7818EFA8">
+            <wp:extent cx="1539373" cy="175275"/>
+            <wp:effectExtent l="0" t="0" r="3810" b="0"/>
+            <wp:docPr id="1176253241" name="Picture 1"/>
+            <wp:cNvGraphicFramePr>
+              <a:graphicFrameLocks xmlns:a="http://schemas.openxmlformats.org/drawingml/2006/main" noChangeAspect="1"/>
+            </wp:cNvGraphicFramePr>
+            <a:graphic xmlns:a="http://schemas.openxmlformats.org/drawingml/2006/main">
+              <a:graphicData uri="http://schemas.openxmlformats.org/drawingml/2006/picture">
+                <pic:pic xmlns:pic="http://schemas.openxmlformats.org/drawingml/2006/picture">
+                  <pic:nvPicPr>
+                    <pic:cNvPr id="1176253241" name=""/>
+                    <pic:cNvPicPr/>
+                  </pic:nvPicPr>
+                  <pic:blipFill>
+                    <a:blip r:embed="rId44"/>
+                    <a:stretch>
+                      <a:fillRect/>
+                    </a:stretch>
+                  </pic:blipFill>
+                  <pic:spPr>
+                    <a:xfrm>
+                      <a:off x="0" y="0"/>
+                      <a:ext cx="1539373" cy="175275"/>
+                    </a:xfrm>
+                    <a:prstGeom prst="rect">
+                      <a:avLst/>
+                    </a:prstGeom>
+                  </pic:spPr>
+                </pic:pic>
+              </a:graphicData>
+            </a:graphic>
+          </wp:inline>
+        </w:drawing>
+      </w:r>
+    </w:p>
+    <w:p>
+      <w:pPr>
+        <w:rPr>
+          <w:lang w:val="pl-PL"/>
+        </w:rPr>
+      </w:pPr>
+      <w:r>
+        <w:rPr>
+          <w:color w:val="EE0000"/>
+          <w:lang w:val="pl-PL"/>
+        </w:rPr>
+        <w:t>513</w:t>
+      </w:r>
+      <w:r>
+        <w:rPr>
+          <w:lang w:val="pl-PL"/>
+        </w:rPr>
+        <w:t xml:space="preserve"> - Identyfikator ramki w systemie dziesiętnym (w SavvyCAN zostanie to automatycznie zamienione na szesnastkowe 0x201).</w:t>
+      </w:r>
+    </w:p>
+    <w:p>
+      <w:pPr>
+        <w:jc w:val="center"/>
+        <w:rPr>
+          <w:sz w:val="24"/>
+          <w:szCs w:val="24"/>
+          <w:lang w:val="pl-PL"/>
+        </w:rPr>
+      </w:pPr>
+      <w:r>
+        <w:rPr>
+          <w:noProof/>
+          <w:color w:val="FF0000"/>
+          <w:lang w:val="pl-PL"/>
+        </w:rPr>
+        <mc:AlternateContent>
+          <mc:Choice Requires="wps">
+            <w:drawing>
+              <wp:anchor distT="0" distB="0" distL="114300" distR="114300" simplePos="0" relativeHeight="251706368" behindDoc="0" locked="0" layoutInCell="1" allowOverlap="1" wp14:anchorId="72522366" wp14:editId="458C3543">
                 <wp:simplePos x="0" y="0"/>
                 <wp:positionH relativeFrom="column">
                   <wp:posOffset>2419350</wp:posOffset>
@@ -12610,7 +12167,7 @@
           </mc:Choice>
           <mc:Fallback>
             <w:pict>
-              <v:rect w14:anchorId="75E7B330" id="Rectangle 1" o:spid="_x0000_s1026" style="position:absolute;margin-left:190.5pt;margin-top:-.25pt;width:1in;height:18pt;z-index:251706368;visibility:visible;mso-wrap-style:square;mso-width-percent:0;mso-height-percent:0;mso-wrap-distance-left:9pt;mso-wrap-distance-top:0;mso-wrap-distance-right:9pt;mso-wrap-distance-bottom:0;mso-position-horizontal:absolute;mso-position-horizontal-relative:text;mso-position-vertical:absolute;mso-position-vertical-relative:text;mso-width-percent:0;mso-height-percent:0;mso-width-relative:margin;mso-height-relative:margin;v-text-anchor:middle" o:gfxdata="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" filled="f" strokecolor="#e97132 [3205]">
+              <v:rect w14:anchorId="17DC47C7" id="Rectangle 1" o:spid="_x0000_s1026" style="position:absolute;margin-left:190.5pt;margin-top:-.25pt;width:1in;height:18pt;z-index:251706368;visibility:visible;mso-wrap-style:square;mso-width-percent:0;mso-height-percent:0;mso-wrap-distance-left:9pt;mso-wrap-distance-top:0;mso-wrap-distance-right:9pt;mso-wrap-distance-bottom:0;mso-position-horizontal:absolute;mso-position-horizontal-relative:text;mso-position-vertical:absolute;mso-position-vertical-relative:text;mso-width-percent:0;mso-height-percent:0;mso-width-relative:margin;mso-height-relative:margin;v-text-anchor:middle" o:gfxdata="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" filled="f" strokecolor="#e97132 [3205]">
                 <v:stroke joinstyle="round"/>
               </v:rect>
             </w:pict>
@@ -12619,6 +12176,7 @@
       </w:r>
       <w:r>
         <w:rPr>
+          <w:noProof/>
           <w:lang w:val="pl-PL"/>
         </w:rPr>
         <w:drawing>
@@ -12637,7 +12195,7 @@
                     <pic:cNvPicPr/>
                   </pic:nvPicPr>
                   <pic:blipFill>
-                    <a:blip r:embed="rId41"/>
+                    <a:blip r:embed="rId42"/>
                     <a:stretch>
                       <a:fillRect/>
                     </a:stretch>
@@ -12660,6 +12218,144 @@
     </w:p>
     <w:p>
       <w:pPr>
+        <w:jc w:val="center"/>
+        <w:rPr>
+          <w:sz w:val="24"/>
+          <w:szCs w:val="24"/>
+          <w:lang w:val="pl-PL"/>
+        </w:rPr>
+      </w:pPr>
+      <w:r>
+        <w:rPr>
+          <w:noProof/>
+          <w:color w:val="FF0000"/>
+          <w:lang w:val="pl-PL"/>
+        </w:rPr>
+        <mc:AlternateContent>
+          <mc:Choice Requires="wps">
+            <w:drawing>
+              <wp:anchor distT="0" distB="0" distL="114300" distR="114300" simplePos="0" relativeHeight="251732992" behindDoc="0" locked="0" layoutInCell="1" allowOverlap="1" wp14:anchorId="5C0569C0" wp14:editId="0ED8B69F">
+                <wp:simplePos x="0" y="0"/>
+                <wp:positionH relativeFrom="column">
+                  <wp:posOffset>2771775</wp:posOffset>
+                </wp:positionH>
+                <wp:positionV relativeFrom="paragraph">
+                  <wp:posOffset>8890</wp:posOffset>
+                </wp:positionV>
+                <wp:extent cx="723900" cy="175260"/>
+                <wp:effectExtent l="0" t="0" r="19050" b="15240"/>
+                <wp:wrapNone/>
+                <wp:docPr id="781903600" name="Rectangle 1"/>
+                <wp:cNvGraphicFramePr/>
+                <a:graphic xmlns:a="http://schemas.openxmlformats.org/drawingml/2006/main">
+                  <a:graphicData uri="http://schemas.microsoft.com/office/word/2010/wordprocessingShape">
+                    <wps:wsp>
+                      <wps:cNvSpPr/>
+                      <wps:spPr>
+                        <a:xfrm>
+                          <a:off x="0" y="0"/>
+                          <a:ext cx="723900" cy="175260"/>
+                        </a:xfrm>
+                        <a:prstGeom prst="rect">
+                          <a:avLst/>
+                        </a:prstGeom>
+                        <a:noFill/>
+                        <a:ln w="9525" cap="flat" cmpd="sng" algn="ctr">
+                          <a:solidFill>
+                            <a:schemeClr val="accent2"/>
+                          </a:solidFill>
+                          <a:prstDash val="solid"/>
+                          <a:round/>
+                          <a:headEnd type="none" w="med" len="med"/>
+                          <a:tailEnd type="none" w="med" len="med"/>
+                        </a:ln>
+                      </wps:spPr>
+                      <wps:style>
+                        <a:lnRef idx="0">
+                          <a:scrgbClr r="0" g="0" b="0"/>
+                        </a:lnRef>
+                        <a:fillRef idx="0">
+                          <a:scrgbClr r="0" g="0" b="0"/>
+                        </a:fillRef>
+                        <a:effectRef idx="0">
+                          <a:scrgbClr r="0" g="0" b="0"/>
+                        </a:effectRef>
+                        <a:fontRef idx="minor">
+                          <a:schemeClr val="accent2"/>
+                        </a:fontRef>
+                      </wps:style>
+                      <wps:bodyPr rot="0" spcFirstLastPara="0" vertOverflow="overflow" horzOverflow="overflow" vert="horz" wrap="square" lIns="91440" tIns="45720" rIns="91440" bIns="45720" numCol="1" spcCol="0" rtlCol="0" fromWordArt="0" anchor="ctr" anchorCtr="0" forceAA="0" compatLnSpc="1">
+                        <a:prstTxWarp prst="textNoShape">
+                          <a:avLst/>
+                        </a:prstTxWarp>
+                        <a:noAutofit/>
+                      </wps:bodyPr>
+                    </wps:wsp>
+                  </a:graphicData>
+                </a:graphic>
+                <wp14:sizeRelH relativeFrom="margin">
+                  <wp14:pctWidth>0</wp14:pctWidth>
+                </wp14:sizeRelH>
+                <wp14:sizeRelV relativeFrom="margin">
+                  <wp14:pctHeight>0</wp14:pctHeight>
+                </wp14:sizeRelV>
+              </wp:anchor>
+            </w:drawing>
+          </mc:Choice>
+          <mc:Fallback>
+            <w:pict>
+              <v:rect w14:anchorId="2132B55D" id="Rectangle 1" o:spid="_x0000_s1026" style="position:absolute;margin-left:218.25pt;margin-top:.7pt;width:57pt;height:13.8pt;z-index:251732992;visibility:visible;mso-wrap-style:square;mso-width-percent:0;mso-height-percent:0;mso-wrap-distance-left:9pt;mso-wrap-distance-top:0;mso-wrap-distance-right:9pt;mso-wrap-distance-bottom:0;mso-position-horizontal:absolute;mso-position-horizontal-relative:text;mso-position-vertical:absolute;mso-position-vertical-relative:text;mso-width-percent:0;mso-height-percent:0;mso-width-relative:margin;mso-height-relative:margin;v-text-anchor:middle" o:gfxdata="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" filled="f" strokecolor="#e97132 [3205]">
+                <v:stroke joinstyle="round"/>
+              </v:rect>
+            </w:pict>
+          </mc:Fallback>
+        </mc:AlternateContent>
+      </w:r>
+      <w:r>
+        <w:rPr>
+          <w:sz w:val="24"/>
+          <w:szCs w:val="24"/>
+          <w:lang w:val="pl-PL"/>
+        </w:rPr>
+        <w:drawing>
+          <wp:inline distT="0" distB="0" distL="0" distR="0" wp14:anchorId="0F1D8429" wp14:editId="7A63CA6B">
+            <wp:extent cx="1539373" cy="175275"/>
+            <wp:effectExtent l="0" t="0" r="3810" b="0"/>
+            <wp:docPr id="1272532246" name="Picture 1"/>
+            <wp:cNvGraphicFramePr>
+              <a:graphicFrameLocks xmlns:a="http://schemas.openxmlformats.org/drawingml/2006/main" noChangeAspect="1"/>
+            </wp:cNvGraphicFramePr>
+            <a:graphic xmlns:a="http://schemas.openxmlformats.org/drawingml/2006/main">
+              <a:graphicData uri="http://schemas.openxmlformats.org/drawingml/2006/picture">
+                <pic:pic xmlns:pic="http://schemas.openxmlformats.org/drawingml/2006/picture">
+                  <pic:nvPicPr>
+                    <pic:cNvPr id="1176253241" name=""/>
+                    <pic:cNvPicPr/>
+                  </pic:nvPicPr>
+                  <pic:blipFill>
+                    <a:blip r:embed="rId44"/>
+                    <a:stretch>
+                      <a:fillRect/>
+                    </a:stretch>
+                  </pic:blipFill>
+                  <pic:spPr>
+                    <a:xfrm>
+                      <a:off x="0" y="0"/>
+                      <a:ext cx="1539373" cy="175275"/>
+                    </a:xfrm>
+                    <a:prstGeom prst="rect">
+                      <a:avLst/>
+                    </a:prstGeom>
+                  </pic:spPr>
+                </pic:pic>
+              </a:graphicData>
+            </a:graphic>
+          </wp:inline>
+        </w:drawing>
+      </w:r>
+    </w:p>
+    <w:p>
+      <w:pPr>
         <w:rPr>
           <w:lang w:val="pl-PL"/>
         </w:rPr>
@@ -12669,26 +12365,13 @@
           <w:color w:val="EE0000"/>
           <w:lang w:val="pl-PL"/>
         </w:rPr>
-        <w:t>FCCU_POWER:</w:t>
-      </w:r>
-      <w:r>
-        <w:rPr>
-          <w:color w:val="EE0000"/>
-          <w:lang w:val="pl-PL"/>
-        </w:rPr>
-        <w:t xml:space="preserve"> </w:t>
-      </w:r>
-      <w:r>
-        <w:rPr>
-          <w:lang w:val="pl-PL"/>
-        </w:rPr>
-        <w:t>-</w:t>
-      </w:r>
-      <w:r>
-        <w:rPr>
-          <w:lang w:val="pl-PL"/>
-        </w:rPr>
-        <w:t xml:space="preserve"> Nazwa ramki, która wyświetli się na głównej liście w programie.</w:t>
+        <w:t xml:space="preserve">FCCU_POWER: </w:t>
+      </w:r>
+      <w:r>
+        <w:rPr>
+          <w:lang w:val="pl-PL"/>
+        </w:rPr>
+        <w:t>- Nazwa ramki, która wyświetli się na głównej liście w programie.</w:t>
       </w:r>
     </w:p>
     <w:p>
@@ -12779,7 +12462,7 @@
           </mc:Choice>
           <mc:Fallback>
             <w:pict>
-              <v:rect w14:anchorId="7EA30F1F" id="Rectangle 1" o:spid="_x0000_s1026" style="position:absolute;margin-left:262.5pt;margin-top:4.35pt;width:12.75pt;height:10.95pt;z-index:251708416;visibility:visible;mso-wrap-style:square;mso-width-percent:0;mso-height-percent:0;mso-wrap-distance-left:9pt;mso-wrap-distance-top:0;mso-wrap-distance-right:9pt;mso-wrap-distance-bottom:0;mso-position-horizontal:absolute;mso-position-horizontal-relative:text;mso-position-vertical:absolute;mso-position-vertical-relative:text;mso-width-percent:0;mso-height-percent:0;mso-width-relative:margin;mso-height-relative:margin;v-text-anchor:middle" o:gfxdata="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" filled="f" strokecolor="#e97132 [3205]">
+              <v:rect w14:anchorId="0BBD8A7E" id="Rectangle 1" o:spid="_x0000_s1026" style="position:absolute;margin-left:262.5pt;margin-top:4.35pt;width:12.75pt;height:10.95pt;z-index:251708416;visibility:visible;mso-wrap-style:square;mso-width-percent:0;mso-height-percent:0;mso-wrap-distance-left:9pt;mso-wrap-distance-top:0;mso-wrap-distance-right:9pt;mso-wrap-distance-bottom:0;mso-position-horizontal:absolute;mso-position-horizontal-relative:text;mso-position-vertical:absolute;mso-position-vertical-relative:text;mso-width-percent:0;mso-height-percent:0;mso-width-relative:margin;mso-height-relative:margin;v-text-anchor:middle" o:gfxdata="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" filled="f" strokecolor="#e97132 [3205]">
                 <v:stroke joinstyle="round"/>
               </v:rect>
             </w:pict>
@@ -12788,6 +12471,7 @@
       </w:r>
       <w:r>
         <w:rPr>
+          <w:noProof/>
           <w:lang w:val="pl-PL"/>
         </w:rPr>
         <w:drawing>
@@ -12806,7 +12490,7 @@
                     <pic:cNvPicPr/>
                   </pic:nvPicPr>
                   <pic:blipFill>
-                    <a:blip r:embed="rId41"/>
+                    <a:blip r:embed="rId42"/>
                     <a:stretch>
                       <a:fillRect/>
                     </a:stretch>
@@ -12837,33 +12521,29 @@
         <w:rPr>
           <w:color w:val="EE0000"/>
         </w:rPr>
-        <w:t>8</w:t>
-      </w:r>
-      <w:r>
-        <w:rPr>
-          <w:color w:val="EE0000"/>
-        </w:rPr>
-        <w:t xml:space="preserve"> </w:t>
-      </w:r>
-      <w:r>
-        <w:t>-</w:t>
-      </w:r>
-      <w:r>
-        <w:t xml:space="preserve"> </w:t>
-      </w:r>
-      <w:proofErr w:type="spellStart"/>
-      <w:r>
-        <w:t>Parametr</w:t>
-      </w:r>
-      <w:proofErr w:type="spellEnd"/>
-      <w:r>
-        <w:t xml:space="preserve"> DLC (Data Length Code). </w:t>
+        <w:t xml:space="preserve">8 </w:t>
+      </w:r>
+      <w:r>
+        <w:t xml:space="preserve">- Parametr DLC (Data Length Code). </w:t>
       </w:r>
       <w:r>
         <w:rPr>
           <w:lang w:val="pl-PL"/>
         </w:rPr>
         <w:t>Informuje SavvyCAN, że ta ramka ma dokładnie 8 bajtów (64 bity) długości.</w:t>
+      </w:r>
+    </w:p>
+    <w:p>
+      <w:pPr>
+        <w:rPr>
+          <w:lang w:val="pl-PL"/>
+        </w:rPr>
+      </w:pPr>
+      <w:r>
+        <w:rPr>
+          <w:lang w:val="pl-PL"/>
+        </w:rPr>
+        <w:br w:type="page"/>
       </w:r>
     </w:p>
     <w:p>
@@ -12875,6 +12555,93 @@
           <w:lang w:val="pl-PL"/>
         </w:rPr>
       </w:pPr>
+      <w:r>
+        <w:rPr>
+          <w:noProof/>
+          <w:color w:val="FF0000"/>
+          <w:lang w:val="pl-PL"/>
+        </w:rPr>
+        <w:lastRenderedPageBreak/>
+        <mc:AlternateContent>
+          <mc:Choice Requires="wps">
+            <w:drawing>
+              <wp:anchor distT="0" distB="0" distL="114300" distR="114300" simplePos="0" relativeHeight="251737088" behindDoc="0" locked="0" layoutInCell="1" allowOverlap="1" wp14:anchorId="100CCB89" wp14:editId="2C095FB3">
+                <wp:simplePos x="0" y="0"/>
+                <wp:positionH relativeFrom="column">
+                  <wp:posOffset>1085850</wp:posOffset>
+                </wp:positionH>
+                <wp:positionV relativeFrom="paragraph">
+                  <wp:posOffset>342900</wp:posOffset>
+                </wp:positionV>
+                <wp:extent cx="1447800" cy="161925"/>
+                <wp:effectExtent l="0" t="0" r="19050" b="28575"/>
+                <wp:wrapNone/>
+                <wp:docPr id="1712107095" name="Rectangle 1"/>
+                <wp:cNvGraphicFramePr/>
+                <a:graphic xmlns:a="http://schemas.openxmlformats.org/drawingml/2006/main">
+                  <a:graphicData uri="http://schemas.microsoft.com/office/word/2010/wordprocessingShape">
+                    <wps:wsp>
+                      <wps:cNvSpPr/>
+                      <wps:spPr>
+                        <a:xfrm>
+                          <a:off x="0" y="0"/>
+                          <a:ext cx="1447800" cy="161925"/>
+                        </a:xfrm>
+                        <a:prstGeom prst="rect">
+                          <a:avLst/>
+                        </a:prstGeom>
+                        <a:noFill/>
+                        <a:ln w="9525" cap="flat" cmpd="sng" algn="ctr">
+                          <a:solidFill>
+                            <a:schemeClr val="accent2"/>
+                          </a:solidFill>
+                          <a:prstDash val="solid"/>
+                          <a:round/>
+                          <a:headEnd type="none" w="med" len="med"/>
+                          <a:tailEnd type="none" w="med" len="med"/>
+                        </a:ln>
+                      </wps:spPr>
+                      <wps:style>
+                        <a:lnRef idx="0">
+                          <a:scrgbClr r="0" g="0" b="0"/>
+                        </a:lnRef>
+                        <a:fillRef idx="0">
+                          <a:scrgbClr r="0" g="0" b="0"/>
+                        </a:fillRef>
+                        <a:effectRef idx="0">
+                          <a:scrgbClr r="0" g="0" b="0"/>
+                        </a:effectRef>
+                        <a:fontRef idx="minor">
+                          <a:schemeClr val="accent2"/>
+                        </a:fontRef>
+                      </wps:style>
+                      <wps:bodyPr rot="0" spcFirstLastPara="0" vertOverflow="overflow" horzOverflow="overflow" vert="horz" wrap="square" lIns="91440" tIns="45720" rIns="91440" bIns="45720" numCol="1" spcCol="0" rtlCol="0" fromWordArt="0" anchor="ctr" anchorCtr="0" forceAA="0" compatLnSpc="1">
+                        <a:prstTxWarp prst="textNoShape">
+                          <a:avLst/>
+                        </a:prstTxWarp>
+                        <a:noAutofit/>
+                      </wps:bodyPr>
+                    </wps:wsp>
+                  </a:graphicData>
+                </a:graphic>
+                <wp14:sizeRelH relativeFrom="margin">
+                  <wp14:pctWidth>0</wp14:pctWidth>
+                </wp14:sizeRelH>
+                <wp14:sizeRelV relativeFrom="margin">
+                  <wp14:pctHeight>0</wp14:pctHeight>
+                </wp14:sizeRelV>
+              </wp:anchor>
+            </w:drawing>
+          </mc:Choice>
+          <mc:Fallback>
+            <w:pict>
+              <v:rect w14:anchorId="783B4DF4" id="Rectangle 1" o:spid="_x0000_s1026" style="position:absolute;margin-left:85.5pt;margin-top:27pt;width:114pt;height:12.75pt;z-index:251737088;visibility:visible;mso-wrap-style:square;mso-width-percent:0;mso-height-percent:0;mso-wrap-distance-left:9pt;mso-wrap-distance-top:0;mso-wrap-distance-right:9pt;mso-wrap-distance-bottom:0;mso-position-horizontal:absolute;mso-position-horizontal-relative:text;mso-position-vertical:absolute;mso-position-vertical-relative:text;mso-width-percent:0;mso-height-percent:0;mso-width-relative:margin;mso-height-relative:margin;v-text-anchor:middle" o:gfxdata="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" filled="f" strokecolor="#e97132 [3205]">
+                <v:stroke joinstyle="round"/>
+              </v:rect>
+            </w:pict>
+          </mc:Fallback>
+        </mc:AlternateContent>
+      </w:r>
       <w:r>
         <w:rPr>
           <w:noProof/>
@@ -12954,7 +12721,7 @@
           </mc:Choice>
           <mc:Fallback>
             <w:pict>
-              <v:rect w14:anchorId="3C54BF2A" id="Rectangle 1" o:spid="_x0000_s1026" style="position:absolute;margin-left:275.25pt;margin-top:-.05pt;width:30pt;height:18pt;z-index:251710464;visibility:visible;mso-wrap-style:square;mso-width-percent:0;mso-height-percent:0;mso-wrap-distance-left:9pt;mso-wrap-distance-top:0;mso-wrap-distance-right:9pt;mso-wrap-distance-bottom:0;mso-position-horizontal:absolute;mso-position-horizontal-relative:text;mso-position-vertical:absolute;mso-position-vertical-relative:text;mso-width-percent:0;mso-height-percent:0;mso-width-relative:margin;mso-height-relative:margin;v-text-anchor:middle" o:gfxdata="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" filled="f" strokecolor="#e97132 [3205]">
+              <v:rect w14:anchorId="20C3E6D5" id="Rectangle 1" o:spid="_x0000_s1026" style="position:absolute;margin-left:275.25pt;margin-top:-.05pt;width:30pt;height:18pt;z-index:251710464;visibility:visible;mso-wrap-style:square;mso-width-percent:0;mso-height-percent:0;mso-wrap-distance-left:9pt;mso-wrap-distance-top:0;mso-wrap-distance-right:9pt;mso-wrap-distance-bottom:0;mso-position-horizontal:absolute;mso-position-horizontal-relative:text;mso-position-vertical:absolute;mso-position-vertical-relative:text;mso-width-percent:0;mso-height-percent:0;mso-width-relative:margin;mso-height-relative:margin;v-text-anchor:middle" o:gfxdata="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" filled="f" strokecolor="#e97132 [3205]">
                 <v:stroke joinstyle="round"/>
               </v:rect>
             </w:pict>
@@ -12963,6 +12730,7 @@
       </w:r>
       <w:r>
         <w:rPr>
+          <w:noProof/>
           <w:lang w:val="pl-PL"/>
         </w:rPr>
         <w:drawing>
@@ -12981,7 +12749,7 @@
                     <pic:cNvPicPr/>
                   </pic:nvPicPr>
                   <pic:blipFill>
-                    <a:blip r:embed="rId41"/>
+                    <a:blip r:embed="rId42"/>
                     <a:stretch>
                       <a:fillRect/>
                     </a:stretch>
@@ -13004,6 +12772,152 @@
     </w:p>
     <w:p>
       <w:pPr>
+        <w:jc w:val="center"/>
+        <w:rPr>
+          <w:sz w:val="24"/>
+          <w:szCs w:val="24"/>
+          <w:lang w:val="pl-PL"/>
+        </w:rPr>
+      </w:pPr>
+      <w:r>
+        <w:rPr>
+          <w:noProof/>
+          <w:color w:val="FF0000"/>
+          <w:lang w:val="pl-PL"/>
+        </w:rPr>
+        <mc:AlternateContent>
+          <mc:Choice Requires="wps">
+            <w:drawing>
+              <wp:anchor distT="0" distB="0" distL="114300" distR="114300" simplePos="0" relativeHeight="251735040" behindDoc="0" locked="0" layoutInCell="1" allowOverlap="1" wp14:anchorId="34DCDA85" wp14:editId="5187FA9B">
+                <wp:simplePos x="0" y="0"/>
+                <wp:positionH relativeFrom="column">
+                  <wp:posOffset>1285875</wp:posOffset>
+                </wp:positionH>
+                <wp:positionV relativeFrom="paragraph">
+                  <wp:posOffset>361315</wp:posOffset>
+                </wp:positionV>
+                <wp:extent cx="1190625" cy="180975"/>
+                <wp:effectExtent l="0" t="0" r="28575" b="28575"/>
+                <wp:wrapNone/>
+                <wp:docPr id="2002372155" name="Rectangle 1"/>
+                <wp:cNvGraphicFramePr/>
+                <a:graphic xmlns:a="http://schemas.openxmlformats.org/drawingml/2006/main">
+                  <a:graphicData uri="http://schemas.microsoft.com/office/word/2010/wordprocessingShape">
+                    <wps:wsp>
+                      <wps:cNvSpPr/>
+                      <wps:spPr>
+                        <a:xfrm>
+                          <a:off x="0" y="0"/>
+                          <a:ext cx="1190625" cy="180975"/>
+                        </a:xfrm>
+                        <a:prstGeom prst="rect">
+                          <a:avLst/>
+                        </a:prstGeom>
+                        <a:noFill/>
+                        <a:ln w="9525" cap="flat" cmpd="sng" algn="ctr">
+                          <a:solidFill>
+                            <a:schemeClr val="accent2"/>
+                          </a:solidFill>
+                          <a:prstDash val="solid"/>
+                          <a:round/>
+                          <a:headEnd type="none" w="med" len="med"/>
+                          <a:tailEnd type="none" w="med" len="med"/>
+                        </a:ln>
+                      </wps:spPr>
+                      <wps:style>
+                        <a:lnRef idx="0">
+                          <a:scrgbClr r="0" g="0" b="0"/>
+                        </a:lnRef>
+                        <a:fillRef idx="0">
+                          <a:scrgbClr r="0" g="0" b="0"/>
+                        </a:fillRef>
+                        <a:effectRef idx="0">
+                          <a:scrgbClr r="0" g="0" b="0"/>
+                        </a:effectRef>
+                        <a:fontRef idx="minor">
+                          <a:schemeClr val="accent2"/>
+                        </a:fontRef>
+                      </wps:style>
+                      <wps:bodyPr rot="0" spcFirstLastPara="0" vertOverflow="overflow" horzOverflow="overflow" vert="horz" wrap="square" lIns="91440" tIns="45720" rIns="91440" bIns="45720" numCol="1" spcCol="0" rtlCol="0" fromWordArt="0" anchor="ctr" anchorCtr="0" forceAA="0" compatLnSpc="1">
+                        <a:prstTxWarp prst="textNoShape">
+                          <a:avLst/>
+                        </a:prstTxWarp>
+                        <a:noAutofit/>
+                      </wps:bodyPr>
+                    </wps:wsp>
+                  </a:graphicData>
+                </a:graphic>
+                <wp14:sizeRelH relativeFrom="margin">
+                  <wp14:pctWidth>0</wp14:pctWidth>
+                </wp14:sizeRelH>
+                <wp14:sizeRelV relativeFrom="margin">
+                  <wp14:pctHeight>0</wp14:pctHeight>
+                </wp14:sizeRelV>
+              </wp:anchor>
+            </w:drawing>
+          </mc:Choice>
+          <mc:Fallback>
+            <w:pict>
+              <v:rect w14:anchorId="01C4A86F" id="Rectangle 1" o:spid="_x0000_s1026" style="position:absolute;margin-left:101.25pt;margin-top:28.45pt;width:93.75pt;height:14.25pt;z-index:251735040;visibility:visible;mso-wrap-style:square;mso-width-percent:0;mso-height-percent:0;mso-wrap-distance-left:9pt;mso-wrap-distance-top:0;mso-wrap-distance-right:9pt;mso-wrap-distance-bottom:0;mso-position-horizontal:absolute;mso-position-horizontal-relative:text;mso-position-vertical:absolute;mso-position-vertical-relative:text;mso-width-percent:0;mso-height-percent:0;mso-width-relative:margin;mso-height-relative:margin;v-text-anchor:middle" o:gfxdata="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" filled="f" strokecolor="#e97132 [3205]">
+                <v:stroke joinstyle="round"/>
+              </v:rect>
+            </w:pict>
+          </mc:Fallback>
+        </mc:AlternateContent>
+      </w:r>
+      <w:r>
+        <w:rPr>
+          <w:lang w:val="pl-PL"/>
+        </w:rPr>
+        <w:drawing>
+          <wp:inline distT="0" distB="0" distL="0" distR="0" wp14:anchorId="7D418F19" wp14:editId="571B9FDA">
+            <wp:extent cx="4016088" cy="1082134"/>
+            <wp:effectExtent l="0" t="0" r="3810" b="3810"/>
+            <wp:docPr id="70043869" name="Picture 1"/>
+            <wp:cNvGraphicFramePr>
+              <a:graphicFrameLocks xmlns:a="http://schemas.openxmlformats.org/drawingml/2006/main" noChangeAspect="1"/>
+            </wp:cNvGraphicFramePr>
+            <a:graphic xmlns:a="http://schemas.openxmlformats.org/drawingml/2006/main">
+              <a:graphicData uri="http://schemas.openxmlformats.org/drawingml/2006/picture">
+                <pic:pic xmlns:pic="http://schemas.openxmlformats.org/drawingml/2006/picture">
+                  <pic:nvPicPr>
+                    <pic:cNvPr id="1376103856" name=""/>
+                    <pic:cNvPicPr/>
+                  </pic:nvPicPr>
+                  <pic:blipFill>
+                    <a:blip r:embed="rId43"/>
+                    <a:stretch>
+                      <a:fillRect/>
+                    </a:stretch>
+                  </pic:blipFill>
+                  <pic:spPr>
+                    <a:xfrm>
+                      <a:off x="0" y="0"/>
+                      <a:ext cx="4016088" cy="1082134"/>
+                    </a:xfrm>
+                    <a:prstGeom prst="rect">
+                      <a:avLst/>
+                    </a:prstGeom>
+                  </pic:spPr>
+                </pic:pic>
+              </a:graphicData>
+            </a:graphic>
+          </wp:inline>
+        </w:drawing>
+      </w:r>
+    </w:p>
+    <w:p>
+      <w:pPr>
+        <w:jc w:val="center"/>
+        <w:rPr>
+          <w:sz w:val="24"/>
+          <w:szCs w:val="24"/>
+          <w:lang w:val="pl-PL"/>
+        </w:rPr>
+      </w:pPr>
+    </w:p>
+    <w:p>
+      <w:pPr>
         <w:rPr>
           <w:lang w:val="pl-PL"/>
         </w:rPr>
@@ -13019,13 +12933,7 @@
         <w:rPr>
           <w:lang w:val="pl-PL"/>
         </w:rPr>
-        <w:t xml:space="preserve"> -</w:t>
-      </w:r>
-      <w:r>
-        <w:rPr>
-          <w:lang w:val="pl-PL"/>
-        </w:rPr>
-        <w:t xml:space="preserve"> Węzeł nadawczy. SavvyCAN przypisze tę ramkę w graficznym drzewku do modułu "Fuel Cell Control Unit".</w:t>
+        <w:t xml:space="preserve"> - Węzeł nadawczy. SavvyCAN przypisze tę ramkę w graficznym drzewku do modułu "Fuel Cell Control Unit".</w:t>
       </w:r>
     </w:p>
     <w:p>
@@ -13044,6 +12952,7 @@
       </w:pPr>
       <w:r>
         <w:rPr>
+          <w:noProof/>
           <w:lang w:val="pl-PL"/>
         </w:rPr>
         <w:drawing>
@@ -13062,7 +12971,7 @@
                     <pic:cNvPicPr/>
                   </pic:nvPicPr>
                   <pic:blipFill>
-                    <a:blip r:embed="rId42"/>
+                    <a:blip r:embed="rId45"/>
                     <a:stretch>
                       <a:fillRect/>
                     </a:stretch>
@@ -13085,6 +12994,188 @@
     </w:p>
     <w:p>
       <w:pPr>
+        <w:jc w:val="center"/>
+        <w:rPr>
+          <w:lang w:val="pl-PL"/>
+        </w:rPr>
+      </w:pPr>
+      <w:r>
+        <w:rPr>
+          <w:noProof/>
+          <w:color w:val="FF0000"/>
+          <w:lang w:val="pl-PL"/>
+        </w:rPr>
+        <mc:AlternateContent>
+          <mc:Choice Requires="wps">
+            <w:drawing>
+              <wp:anchor distT="0" distB="0" distL="114300" distR="114300" simplePos="0" relativeHeight="251739136" behindDoc="0" locked="0" layoutInCell="1" allowOverlap="1" wp14:anchorId="274A203B" wp14:editId="7F7DC7F1">
+                <wp:simplePos x="0" y="0"/>
+                <wp:positionH relativeFrom="column">
+                  <wp:posOffset>2371725</wp:posOffset>
+                </wp:positionH>
+                <wp:positionV relativeFrom="paragraph">
+                  <wp:posOffset>727075</wp:posOffset>
+                </wp:positionV>
+                <wp:extent cx="1190625" cy="180975"/>
+                <wp:effectExtent l="0" t="0" r="28575" b="28575"/>
+                <wp:wrapNone/>
+                <wp:docPr id="1412300689" name="Rectangle 1"/>
+                <wp:cNvGraphicFramePr/>
+                <a:graphic xmlns:a="http://schemas.openxmlformats.org/drawingml/2006/main">
+                  <a:graphicData uri="http://schemas.microsoft.com/office/word/2010/wordprocessingShape">
+                    <wps:wsp>
+                      <wps:cNvSpPr/>
+                      <wps:spPr>
+                        <a:xfrm>
+                          <a:off x="0" y="0"/>
+                          <a:ext cx="1190625" cy="180975"/>
+                        </a:xfrm>
+                        <a:prstGeom prst="rect">
+                          <a:avLst/>
+                        </a:prstGeom>
+                        <a:noFill/>
+                        <a:ln w="9525" cap="flat" cmpd="sng" algn="ctr">
+                          <a:solidFill>
+                            <a:schemeClr val="accent2"/>
+                          </a:solidFill>
+                          <a:prstDash val="solid"/>
+                          <a:round/>
+                          <a:headEnd type="none" w="med" len="med"/>
+                          <a:tailEnd type="none" w="med" len="med"/>
+                        </a:ln>
+                      </wps:spPr>
+                      <wps:style>
+                        <a:lnRef idx="0">
+                          <a:scrgbClr r="0" g="0" b="0"/>
+                        </a:lnRef>
+                        <a:fillRef idx="0">
+                          <a:scrgbClr r="0" g="0" b="0"/>
+                        </a:fillRef>
+                        <a:effectRef idx="0">
+                          <a:scrgbClr r="0" g="0" b="0"/>
+                        </a:effectRef>
+                        <a:fontRef idx="minor">
+                          <a:schemeClr val="accent2"/>
+                        </a:fontRef>
+                      </wps:style>
+                      <wps:bodyPr rot="0" spcFirstLastPara="0" vertOverflow="overflow" horzOverflow="overflow" vert="horz" wrap="square" lIns="91440" tIns="45720" rIns="91440" bIns="45720" numCol="1" spcCol="0" rtlCol="0" fromWordArt="0" anchor="ctr" anchorCtr="0" forceAA="0" compatLnSpc="1">
+                        <a:prstTxWarp prst="textNoShape">
+                          <a:avLst/>
+                        </a:prstTxWarp>
+                        <a:noAutofit/>
+                      </wps:bodyPr>
+                    </wps:wsp>
+                  </a:graphicData>
+                </a:graphic>
+                <wp14:sizeRelH relativeFrom="margin">
+                  <wp14:pctWidth>0</wp14:pctWidth>
+                </wp14:sizeRelH>
+                <wp14:sizeRelV relativeFrom="margin">
+                  <wp14:pctHeight>0</wp14:pctHeight>
+                </wp14:sizeRelV>
+              </wp:anchor>
+            </w:drawing>
+          </mc:Choice>
+          <mc:Fallback>
+            <w:pict>
+              <v:rect w14:anchorId="2919271D" id="Rectangle 1" o:spid="_x0000_s1026" style="position:absolute;margin-left:186.75pt;margin-top:57.25pt;width:93.75pt;height:14.25pt;z-index:251739136;visibility:visible;mso-wrap-style:square;mso-width-percent:0;mso-height-percent:0;mso-wrap-distance-left:9pt;mso-wrap-distance-top:0;mso-wrap-distance-right:9pt;mso-wrap-distance-bottom:0;mso-position-horizontal:absolute;mso-position-horizontal-relative:text;mso-position-vertical:absolute;mso-position-vertical-relative:text;mso-width-percent:0;mso-height-percent:0;mso-width-relative:margin;mso-height-relative:margin;v-text-anchor:middle" o:gfxdata="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" filled="f" strokecolor="#e97132 [3205]">
+                <v:stroke joinstyle="round"/>
+              </v:rect>
+            </w:pict>
+          </mc:Fallback>
+        </mc:AlternateContent>
+      </w:r>
+      <w:r>
+        <w:rPr>
+          <w:lang w:val="pl-PL"/>
+        </w:rPr>
+        <w:drawing>
+          <wp:inline distT="0" distB="0" distL="0" distR="0" wp14:anchorId="16D66C7D" wp14:editId="3B0CB97F">
+            <wp:extent cx="1798476" cy="1089754"/>
+            <wp:effectExtent l="0" t="0" r="0" b="0"/>
+            <wp:docPr id="983629706" name="Picture 1"/>
+            <wp:cNvGraphicFramePr>
+              <a:graphicFrameLocks xmlns:a="http://schemas.openxmlformats.org/drawingml/2006/main" noChangeAspect="1"/>
+            </wp:cNvGraphicFramePr>
+            <a:graphic xmlns:a="http://schemas.openxmlformats.org/drawingml/2006/main">
+              <a:graphicData uri="http://schemas.openxmlformats.org/drawingml/2006/picture">
+                <pic:pic xmlns:pic="http://schemas.openxmlformats.org/drawingml/2006/picture">
+                  <pic:nvPicPr>
+                    <pic:cNvPr id="983629706" name=""/>
+                    <pic:cNvPicPr/>
+                  </pic:nvPicPr>
+                  <pic:blipFill>
+                    <a:blip r:embed="rId46"/>
+                    <a:stretch>
+                      <a:fillRect/>
+                    </a:stretch>
+                  </pic:blipFill>
+                  <pic:spPr>
+                    <a:xfrm>
+                      <a:off x="0" y="0"/>
+                      <a:ext cx="1798476" cy="1089754"/>
+                    </a:xfrm>
+                    <a:prstGeom prst="rect">
+                      <a:avLst/>
+                    </a:prstGeom>
+                  </pic:spPr>
+                </pic:pic>
+              </a:graphicData>
+            </a:graphic>
+          </wp:inline>
+        </w:drawing>
+      </w:r>
+    </w:p>
+    <w:p>
+      <w:pPr>
+        <w:jc w:val="center"/>
+        <w:rPr>
+          <w:lang w:val="pl-PL"/>
+        </w:rPr>
+      </w:pPr>
+      <w:r>
+        <w:rPr>
+          <w:lang w:val="pl-PL"/>
+        </w:rPr>
+        <w:drawing>
+          <wp:inline distT="0" distB="0" distL="0" distR="0" wp14:anchorId="04FE1F8B" wp14:editId="10B448BD">
+            <wp:extent cx="5731510" cy="4045585"/>
+            <wp:effectExtent l="0" t="0" r="2540" b="0"/>
+            <wp:docPr id="32306252" name="Picture 1"/>
+            <wp:cNvGraphicFramePr>
+              <a:graphicFrameLocks xmlns:a="http://schemas.openxmlformats.org/drawingml/2006/main" noChangeAspect="1"/>
+            </wp:cNvGraphicFramePr>
+            <a:graphic xmlns:a="http://schemas.openxmlformats.org/drawingml/2006/main">
+              <a:graphicData uri="http://schemas.openxmlformats.org/drawingml/2006/picture">
+                <pic:pic xmlns:pic="http://schemas.openxmlformats.org/drawingml/2006/picture">
+                  <pic:nvPicPr>
+                    <pic:cNvPr id="32306252" name=""/>
+                    <pic:cNvPicPr/>
+                  </pic:nvPicPr>
+                  <pic:blipFill>
+                    <a:blip r:embed="rId47"/>
+                    <a:stretch>
+                      <a:fillRect/>
+                    </a:stretch>
+                  </pic:blipFill>
+                  <pic:spPr>
+                    <a:xfrm>
+                      <a:off x="0" y="0"/>
+                      <a:ext cx="5731510" cy="4045585"/>
+                    </a:xfrm>
+                    <a:prstGeom prst="rect">
+                      <a:avLst/>
+                    </a:prstGeom>
+                  </pic:spPr>
+                </pic:pic>
+              </a:graphicData>
+            </a:graphic>
+          </wp:inline>
+        </w:drawing>
+      </w:r>
+    </w:p>
+    <w:p>
+      <w:pPr>
         <w:rPr>
           <w:sz w:val="24"/>
           <w:szCs w:val="24"/>
@@ -13096,6 +13187,7 @@
           <w:szCs w:val="24"/>
           <w:lang w:val="pl-PL"/>
         </w:rPr>
+        <w:lastRenderedPageBreak/>
         <w:t xml:space="preserve">Bezpośrednio pod nagłówkiem ramki znajdują się jej sygnały (zmienne), oznaczane jako SG_. To tutaj dzieje się cała magia upakowania bitowego (bit-packing). </w:t>
       </w:r>
       <w:r>
@@ -13105,7 +13197,6 @@
         </w:rPr>
         <w:t xml:space="preserve">Przeanalizujmy </w:t>
       </w:r>
-      <w:proofErr w:type="spellStart"/>
       <w:r>
         <w:rPr>
           <w:sz w:val="24"/>
@@ -13113,37 +13204,35 @@
         </w:rPr>
         <w:t>pierwszą</w:t>
       </w:r>
-      <w:proofErr w:type="spellEnd"/>
       <w:r>
         <w:rPr>
           <w:sz w:val="24"/>
           <w:szCs w:val="24"/>
         </w:rPr>
-        <w:t xml:space="preserve"> </w:t>
-      </w:r>
-      <w:proofErr w:type="spellStart"/>
+        <w:t xml:space="preserve"> linijkę</w:t>
+      </w:r>
       <w:r>
         <w:rPr>
           <w:sz w:val="24"/>
           <w:szCs w:val="24"/>
         </w:rPr>
-        <w:t>linijkę</w:t>
-      </w:r>
-      <w:proofErr w:type="spellEnd"/>
+        <w:t xml:space="preserve"> (z BO_ 513)</w:t>
+      </w:r>
       <w:r>
         <w:rPr>
           <w:sz w:val="24"/>
           <w:szCs w:val="24"/>
         </w:rPr>
-        <w:t xml:space="preserve"> (z BO_ 513)</w:t>
-      </w:r>
-      <w:r>
+        <w:t>:</w:t>
+      </w:r>
+    </w:p>
+    <w:p>
+      <w:pPr>
         <w:rPr>
           <w:sz w:val="24"/>
           <w:szCs w:val="24"/>
         </w:rPr>
-        <w:t>:</w:t>
-      </w:r>
+      </w:pPr>
     </w:p>
     <w:p>
       <w:pPr>
@@ -13233,7 +13322,7 @@
           </mc:Choice>
           <mc:Fallback>
             <w:pict>
-              <v:rect w14:anchorId="3D247428" id="Rectangle 1" o:spid="_x0000_s1026" style="position:absolute;margin-left:73.5pt;margin-top:-.2pt;width:66pt;height:16.8pt;z-index:251712512;visibility:visible;mso-wrap-style:square;mso-width-percent:0;mso-height-percent:0;mso-wrap-distance-left:9pt;mso-wrap-distance-top:0;mso-wrap-distance-right:9pt;mso-wrap-distance-bottom:0;mso-position-horizontal:absolute;mso-position-horizontal-relative:text;mso-position-vertical:absolute;mso-position-vertical-relative:text;mso-width-percent:0;mso-height-percent:0;mso-width-relative:margin;mso-height-relative:margin;v-text-anchor:middle" o:gfxdata="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" filled="f" strokecolor="#e97132 [3205]">
+              <v:rect w14:anchorId="592101A3" id="Rectangle 1" o:spid="_x0000_s1026" style="position:absolute;margin-left:73.5pt;margin-top:-.2pt;width:66pt;height:16.8pt;z-index:251712512;visibility:visible;mso-wrap-style:square;mso-width-percent:0;mso-height-percent:0;mso-wrap-distance-left:9pt;mso-wrap-distance-top:0;mso-wrap-distance-right:9pt;mso-wrap-distance-bottom:0;mso-position-horizontal:absolute;mso-position-horizontal-relative:text;mso-position-vertical:absolute;mso-position-vertical-relative:text;mso-width-percent:0;mso-height-percent:0;mso-width-relative:margin;mso-height-relative:margin;v-text-anchor:middle" o:gfxdata="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" filled="f" strokecolor="#e97132 [3205]">
                 <v:stroke joinstyle="round"/>
               </v:rect>
             </w:pict>
@@ -13242,6 +13331,7 @@
       </w:r>
       <w:r>
         <w:rPr>
+          <w:noProof/>
           <w:lang w:val="pl-PL"/>
         </w:rPr>
         <w:drawing>
@@ -13260,7 +13350,7 @@
                     <pic:cNvPicPr/>
                   </pic:nvPicPr>
                   <pic:blipFill>
-                    <a:blip r:embed="rId42"/>
+                    <a:blip r:embed="rId45"/>
                     <a:stretch>
                       <a:fillRect/>
                     </a:stretch>
@@ -13283,34 +13373,10 @@
     </w:p>
     <w:p>
       <w:pPr>
-        <w:rPr>
-          <w:lang w:val="pl-PL"/>
-        </w:rPr>
-      </w:pPr>
-      <w:r>
-        <w:rPr>
-          <w:color w:val="EE0000"/>
-          <w:lang w:val="pl-PL"/>
-        </w:rPr>
-        <w:t>FC_VOLTAGE</w:t>
-      </w:r>
-      <w:r>
-        <w:rPr>
-          <w:lang w:val="pl-PL"/>
-        </w:rPr>
-        <w:t xml:space="preserve"> -</w:t>
-      </w:r>
-      <w:r>
-        <w:rPr>
-          <w:lang w:val="pl-PL"/>
-        </w:rPr>
-        <w:t xml:space="preserve"> Nazwa sygnału widoczna na wykresach.</w:t>
-      </w:r>
-    </w:p>
-    <w:p>
-      <w:pPr>
         <w:jc w:val="center"/>
         <w:rPr>
+          <w:sz w:val="24"/>
+          <w:szCs w:val="24"/>
           <w:lang w:val="pl-PL"/>
         </w:rPr>
       </w:pPr>
@@ -13323,7 +13389,228 @@
         <mc:AlternateContent>
           <mc:Choice Requires="wps">
             <w:drawing>
-              <wp:anchor distT="0" distB="0" distL="114300" distR="114300" simplePos="0" relativeHeight="251714560" behindDoc="0" locked="0" layoutInCell="1" allowOverlap="1" wp14:anchorId="7F7D21FF" wp14:editId="6D5CCFED">
+              <wp:anchor distT="0" distB="0" distL="114300" distR="114300" simplePos="0" relativeHeight="251741184" behindDoc="0" locked="0" layoutInCell="1" allowOverlap="1" wp14:anchorId="728AEEE6" wp14:editId="44BA4CAB">
+                <wp:simplePos x="0" y="0"/>
+                <wp:positionH relativeFrom="column">
+                  <wp:posOffset>2476501</wp:posOffset>
+                </wp:positionH>
+                <wp:positionV relativeFrom="paragraph">
+                  <wp:posOffset>13970</wp:posOffset>
+                </wp:positionV>
+                <wp:extent cx="628650" cy="190500"/>
+                <wp:effectExtent l="0" t="0" r="19050" b="19050"/>
+                <wp:wrapNone/>
+                <wp:docPr id="1683146259" name="Rectangle 1"/>
+                <wp:cNvGraphicFramePr/>
+                <a:graphic xmlns:a="http://schemas.openxmlformats.org/drawingml/2006/main">
+                  <a:graphicData uri="http://schemas.microsoft.com/office/word/2010/wordprocessingShape">
+                    <wps:wsp>
+                      <wps:cNvSpPr/>
+                      <wps:spPr>
+                        <a:xfrm>
+                          <a:off x="0" y="0"/>
+                          <a:ext cx="628650" cy="190500"/>
+                        </a:xfrm>
+                        <a:prstGeom prst="rect">
+                          <a:avLst/>
+                        </a:prstGeom>
+                        <a:noFill/>
+                        <a:ln w="9525" cap="flat" cmpd="sng" algn="ctr">
+                          <a:solidFill>
+                            <a:schemeClr val="accent2"/>
+                          </a:solidFill>
+                          <a:prstDash val="solid"/>
+                          <a:round/>
+                          <a:headEnd type="none" w="med" len="med"/>
+                          <a:tailEnd type="none" w="med" len="med"/>
+                        </a:ln>
+                      </wps:spPr>
+                      <wps:style>
+                        <a:lnRef idx="0">
+                          <a:scrgbClr r="0" g="0" b="0"/>
+                        </a:lnRef>
+                        <a:fillRef idx="0">
+                          <a:scrgbClr r="0" g="0" b="0"/>
+                        </a:fillRef>
+                        <a:effectRef idx="0">
+                          <a:scrgbClr r="0" g="0" b="0"/>
+                        </a:effectRef>
+                        <a:fontRef idx="minor">
+                          <a:schemeClr val="accent2"/>
+                        </a:fontRef>
+                      </wps:style>
+                      <wps:bodyPr rot="0" spcFirstLastPara="0" vertOverflow="overflow" horzOverflow="overflow" vert="horz" wrap="square" lIns="91440" tIns="45720" rIns="91440" bIns="45720" numCol="1" spcCol="0" rtlCol="0" fromWordArt="0" anchor="ctr" anchorCtr="0" forceAA="0" compatLnSpc="1">
+                        <a:prstTxWarp prst="textNoShape">
+                          <a:avLst/>
+                        </a:prstTxWarp>
+                        <a:noAutofit/>
+                      </wps:bodyPr>
+                    </wps:wsp>
+                  </a:graphicData>
+                </a:graphic>
+                <wp14:sizeRelH relativeFrom="margin">
+                  <wp14:pctWidth>0</wp14:pctWidth>
+                </wp14:sizeRelH>
+                <wp14:sizeRelV relativeFrom="margin">
+                  <wp14:pctHeight>0</wp14:pctHeight>
+                </wp14:sizeRelV>
+              </wp:anchor>
+            </w:drawing>
+          </mc:Choice>
+          <mc:Fallback>
+            <w:pict>
+              <v:rect w14:anchorId="5AF10B5A" id="Rectangle 1" o:spid="_x0000_s1026" style="position:absolute;margin-left:195pt;margin-top:1.1pt;width:49.5pt;height:15pt;z-index:251741184;visibility:visible;mso-wrap-style:square;mso-width-percent:0;mso-height-percent:0;mso-wrap-distance-left:9pt;mso-wrap-distance-top:0;mso-wrap-distance-right:9pt;mso-wrap-distance-bottom:0;mso-position-horizontal:absolute;mso-position-horizontal-relative:text;mso-position-vertical:absolute;mso-position-vertical-relative:text;mso-width-percent:0;mso-height-percent:0;mso-width-relative:margin;mso-height-relative:margin;v-text-anchor:middle" o:gfxdata="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" filled="f" strokecolor="#e97132 [3205]">
+                <v:stroke joinstyle="round"/>
+              </v:rect>
+            </w:pict>
+          </mc:Fallback>
+        </mc:AlternateContent>
+      </w:r>
+      <w:r>
+        <w:rPr>
+          <w:sz w:val="24"/>
+          <w:szCs w:val="24"/>
+          <w:lang w:val="pl-PL"/>
+        </w:rPr>
+        <w:drawing>
+          <wp:inline distT="0" distB="0" distL="0" distR="0" wp14:anchorId="1BA0FE9D" wp14:editId="0A548D7A">
+            <wp:extent cx="1196444" cy="167655"/>
+            <wp:effectExtent l="0" t="0" r="3810" b="3810"/>
+            <wp:docPr id="943248485" name="Picture 1"/>
+            <wp:cNvGraphicFramePr>
+              <a:graphicFrameLocks xmlns:a="http://schemas.openxmlformats.org/drawingml/2006/main" noChangeAspect="1"/>
+            </wp:cNvGraphicFramePr>
+            <a:graphic xmlns:a="http://schemas.openxmlformats.org/drawingml/2006/main">
+              <a:graphicData uri="http://schemas.openxmlformats.org/drawingml/2006/picture">
+                <pic:pic xmlns:pic="http://schemas.openxmlformats.org/drawingml/2006/picture">
+                  <pic:nvPicPr>
+                    <pic:cNvPr id="943248485" name=""/>
+                    <pic:cNvPicPr/>
+                  </pic:nvPicPr>
+                  <pic:blipFill>
+                    <a:blip r:embed="rId48"/>
+                    <a:stretch>
+                      <a:fillRect/>
+                    </a:stretch>
+                  </pic:blipFill>
+                  <pic:spPr>
+                    <a:xfrm>
+                      <a:off x="0" y="0"/>
+                      <a:ext cx="1196444" cy="167655"/>
+                    </a:xfrm>
+                    <a:prstGeom prst="rect">
+                      <a:avLst/>
+                    </a:prstGeom>
+                  </pic:spPr>
+                </pic:pic>
+              </a:graphicData>
+            </a:graphic>
+          </wp:inline>
+        </w:drawing>
+      </w:r>
+    </w:p>
+    <w:p>
+      <w:pPr>
+        <w:jc w:val="center"/>
+        <w:rPr>
+          <w:sz w:val="24"/>
+          <w:szCs w:val="24"/>
+          <w:lang w:val="pl-PL"/>
+        </w:rPr>
+      </w:pPr>
+      <w:r>
+        <w:rPr>
+          <w:sz w:val="24"/>
+          <w:szCs w:val="24"/>
+          <w:lang w:val="pl-PL"/>
+        </w:rPr>
+        <w:drawing>
+          <wp:inline distT="0" distB="0" distL="0" distR="0" wp14:anchorId="7C76841D" wp14:editId="69B73A74">
+            <wp:extent cx="3787468" cy="236240"/>
+            <wp:effectExtent l="0" t="0" r="3810" b="0"/>
+            <wp:docPr id="1964744114" name="Picture 1"/>
+            <wp:cNvGraphicFramePr>
+              <a:graphicFrameLocks xmlns:a="http://schemas.openxmlformats.org/drawingml/2006/main" noChangeAspect="1"/>
+            </wp:cNvGraphicFramePr>
+            <a:graphic xmlns:a="http://schemas.openxmlformats.org/drawingml/2006/main">
+              <a:graphicData uri="http://schemas.openxmlformats.org/drawingml/2006/picture">
+                <pic:pic xmlns:pic="http://schemas.openxmlformats.org/drawingml/2006/picture">
+                  <pic:nvPicPr>
+                    <pic:cNvPr id="1964744114" name=""/>
+                    <pic:cNvPicPr/>
+                  </pic:nvPicPr>
+                  <pic:blipFill>
+                    <a:blip r:embed="rId49"/>
+                    <a:stretch>
+                      <a:fillRect/>
+                    </a:stretch>
+                  </pic:blipFill>
+                  <pic:spPr>
+                    <a:xfrm>
+                      <a:off x="0" y="0"/>
+                      <a:ext cx="3787468" cy="236240"/>
+                    </a:xfrm>
+                    <a:prstGeom prst="rect">
+                      <a:avLst/>
+                    </a:prstGeom>
+                  </pic:spPr>
+                </pic:pic>
+              </a:graphicData>
+            </a:graphic>
+          </wp:inline>
+        </w:drawing>
+      </w:r>
+    </w:p>
+    <w:p>
+      <w:pPr>
+        <w:rPr>
+          <w:lang w:val="pl-PL"/>
+        </w:rPr>
+      </w:pPr>
+      <w:r>
+        <w:rPr>
+          <w:color w:val="EE0000"/>
+          <w:lang w:val="pl-PL"/>
+        </w:rPr>
+        <w:t>FC_VOLTAGE</w:t>
+      </w:r>
+      <w:r>
+        <w:rPr>
+          <w:lang w:val="pl-PL"/>
+        </w:rPr>
+        <w:t xml:space="preserve"> -</w:t>
+      </w:r>
+      <w:r>
+        <w:rPr>
+          <w:lang w:val="pl-PL"/>
+        </w:rPr>
+        <w:t xml:space="preserve"> Nazwa sygnału widoczna na wykresach.</w:t>
+      </w:r>
+    </w:p>
+    <w:p>
+      <w:pPr>
+        <w:rPr>
+          <w:lang w:val="pl-PL"/>
+        </w:rPr>
+      </w:pPr>
+    </w:p>
+    <w:p>
+      <w:pPr>
+        <w:jc w:val="center"/>
+        <w:rPr>
+          <w:lang w:val="pl-PL"/>
+        </w:rPr>
+      </w:pPr>
+      <w:r>
+        <w:rPr>
+          <w:noProof/>
+          <w:color w:val="FF0000"/>
+          <w:lang w:val="pl-PL"/>
+        </w:rPr>
+        <mc:AlternateContent>
+          <mc:Choice Requires="wps">
+            <w:drawing>
+              <wp:anchor distT="0" distB="0" distL="114300" distR="114300" simplePos="0" relativeHeight="251714560" behindDoc="0" locked="0" layoutInCell="1" allowOverlap="1" wp14:anchorId="7F7D21FF" wp14:editId="47AEF59B">
                 <wp:simplePos x="0" y="0"/>
                 <wp:positionH relativeFrom="column">
                   <wp:posOffset>1952625</wp:posOffset>
@@ -13393,7 +13680,7 @@
           </mc:Choice>
           <mc:Fallback>
             <w:pict>
-              <v:rect w14:anchorId="6C482841" id="Rectangle 1" o:spid="_x0000_s1026" style="position:absolute;margin-left:153.75pt;margin-top:2.4pt;width:27pt;height:14.55pt;z-index:251714560;visibility:visible;mso-wrap-style:square;mso-width-percent:0;mso-height-percent:0;mso-wrap-distance-left:9pt;mso-wrap-distance-top:0;mso-wrap-distance-right:9pt;mso-wrap-distance-bottom:0;mso-position-horizontal:absolute;mso-position-horizontal-relative:text;mso-position-vertical:absolute;mso-position-vertical-relative:text;mso-width-percent:0;mso-height-percent:0;mso-width-relative:margin;mso-height-relative:margin;v-text-anchor:middle" o:gfxdata="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" filled="f" strokecolor="#e97132 [3205]">
+              <v:rect w14:anchorId="632B04D8" id="Rectangle 1" o:spid="_x0000_s1026" style="position:absolute;margin-left:153.75pt;margin-top:2.4pt;width:27pt;height:14.55pt;z-index:251714560;visibility:visible;mso-wrap-style:square;mso-width-percent:0;mso-height-percent:0;mso-wrap-distance-left:9pt;mso-wrap-distance-top:0;mso-wrap-distance-right:9pt;mso-wrap-distance-bottom:0;mso-position-horizontal:absolute;mso-position-horizontal-relative:text;mso-position-vertical:absolute;mso-position-vertical-relative:text;mso-width-percent:0;mso-height-percent:0;mso-width-relative:margin;mso-height-relative:margin;v-text-anchor:middle" o:gfxdata="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" filled="f" strokecolor="#e97132 [3205]">
                 <v:stroke joinstyle="round"/>
               </v:rect>
             </w:pict>
@@ -13402,6 +13689,7 @@
       </w:r>
       <w:r>
         <w:rPr>
+          <w:noProof/>
           <w:lang w:val="pl-PL"/>
         </w:rPr>
         <w:drawing>
@@ -13420,7 +13708,7 @@
                     <pic:cNvPicPr/>
                   </pic:nvPicPr>
                   <pic:blipFill>
-                    <a:blip r:embed="rId42"/>
+                    <a:blip r:embed="rId45"/>
                     <a:stretch>
                       <a:fillRect/>
                     </a:stretch>
@@ -13429,6 +13717,410 @@
                     <a:xfrm>
                       <a:off x="0" y="0"/>
                       <a:ext cx="4511431" cy="213378"/>
+                    </a:xfrm>
+                    <a:prstGeom prst="rect">
+                      <a:avLst/>
+                    </a:prstGeom>
+                  </pic:spPr>
+                </pic:pic>
+              </a:graphicData>
+            </a:graphic>
+          </wp:inline>
+        </w:drawing>
+      </w:r>
+    </w:p>
+    <w:p>
+      <w:pPr>
+        <w:jc w:val="center"/>
+        <w:rPr>
+          <w:lang w:val="pl-PL"/>
+        </w:rPr>
+      </w:pPr>
+      <w:r>
+        <w:rPr>
+          <w:noProof/>
+          <w:color w:val="FF0000"/>
+          <w:lang w:val="pl-PL"/>
+        </w:rPr>
+        <mc:AlternateContent>
+          <mc:Choice Requires="wps">
+            <w:drawing>
+              <wp:anchor distT="0" distB="0" distL="114300" distR="114300" simplePos="0" relativeHeight="251743232" behindDoc="0" locked="0" layoutInCell="1" allowOverlap="1" wp14:anchorId="5C6134F1" wp14:editId="18544EDD">
+                <wp:simplePos x="0" y="0"/>
+                <wp:positionH relativeFrom="column">
+                  <wp:posOffset>3105150</wp:posOffset>
+                </wp:positionH>
+                <wp:positionV relativeFrom="paragraph">
+                  <wp:posOffset>12065</wp:posOffset>
+                </wp:positionV>
+                <wp:extent cx="304800" cy="167640"/>
+                <wp:effectExtent l="0" t="0" r="19050" b="22860"/>
+                <wp:wrapNone/>
+                <wp:docPr id="640607630" name="Rectangle 1"/>
+                <wp:cNvGraphicFramePr/>
+                <a:graphic xmlns:a="http://schemas.openxmlformats.org/drawingml/2006/main">
+                  <a:graphicData uri="http://schemas.microsoft.com/office/word/2010/wordprocessingShape">
+                    <wps:wsp>
+                      <wps:cNvSpPr/>
+                      <wps:spPr>
+                        <a:xfrm>
+                          <a:off x="0" y="0"/>
+                          <a:ext cx="304800" cy="167640"/>
+                        </a:xfrm>
+                        <a:prstGeom prst="rect">
+                          <a:avLst/>
+                        </a:prstGeom>
+                        <a:noFill/>
+                        <a:ln w="9525" cap="flat" cmpd="sng" algn="ctr">
+                          <a:solidFill>
+                            <a:schemeClr val="accent2"/>
+                          </a:solidFill>
+                          <a:prstDash val="solid"/>
+                          <a:round/>
+                          <a:headEnd type="none" w="med" len="med"/>
+                          <a:tailEnd type="none" w="med" len="med"/>
+                        </a:ln>
+                      </wps:spPr>
+                      <wps:style>
+                        <a:lnRef idx="0">
+                          <a:scrgbClr r="0" g="0" b="0"/>
+                        </a:lnRef>
+                        <a:fillRef idx="0">
+                          <a:scrgbClr r="0" g="0" b="0"/>
+                        </a:fillRef>
+                        <a:effectRef idx="0">
+                          <a:scrgbClr r="0" g="0" b="0"/>
+                        </a:effectRef>
+                        <a:fontRef idx="minor">
+                          <a:schemeClr val="accent2"/>
+                        </a:fontRef>
+                      </wps:style>
+                      <wps:bodyPr rot="0" spcFirstLastPara="0" vertOverflow="overflow" horzOverflow="overflow" vert="horz" wrap="square" lIns="91440" tIns="45720" rIns="91440" bIns="45720" numCol="1" spcCol="0" rtlCol="0" fromWordArt="0" anchor="ctr" anchorCtr="0" forceAA="0" compatLnSpc="1">
+                        <a:prstTxWarp prst="textNoShape">
+                          <a:avLst/>
+                        </a:prstTxWarp>
+                        <a:noAutofit/>
+                      </wps:bodyPr>
+                    </wps:wsp>
+                  </a:graphicData>
+                </a:graphic>
+                <wp14:sizeRelH relativeFrom="margin">
+                  <wp14:pctWidth>0</wp14:pctWidth>
+                </wp14:sizeRelH>
+                <wp14:sizeRelV relativeFrom="margin">
+                  <wp14:pctHeight>0</wp14:pctHeight>
+                </wp14:sizeRelV>
+              </wp:anchor>
+            </w:drawing>
+          </mc:Choice>
+          <mc:Fallback>
+            <w:pict>
+              <v:rect w14:anchorId="487F6D81" id="Rectangle 1" o:spid="_x0000_s1026" style="position:absolute;margin-left:244.5pt;margin-top:.95pt;width:24pt;height:13.2pt;z-index:251743232;visibility:visible;mso-wrap-style:square;mso-width-percent:0;mso-height-percent:0;mso-wrap-distance-left:9pt;mso-wrap-distance-top:0;mso-wrap-distance-right:9pt;mso-wrap-distance-bottom:0;mso-position-horizontal:absolute;mso-position-horizontal-relative:text;mso-position-vertical:absolute;mso-position-vertical-relative:text;mso-width-percent:0;mso-height-percent:0;mso-width-relative:margin;mso-height-relative:margin;v-text-anchor:middle" o:gfxdata="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" filled="f" strokecolor="#e97132 [3205]">
+                <v:stroke joinstyle="round"/>
+              </v:rect>
+            </w:pict>
+          </mc:Fallback>
+        </mc:AlternateContent>
+      </w:r>
+      <w:r>
+        <w:rPr>
+          <w:sz w:val="24"/>
+          <w:szCs w:val="24"/>
+          <w:lang w:val="pl-PL"/>
+        </w:rPr>
+        <w:drawing>
+          <wp:inline distT="0" distB="0" distL="0" distR="0" wp14:anchorId="0C586727" wp14:editId="367A0960">
+            <wp:extent cx="1196444" cy="167655"/>
+            <wp:effectExtent l="0" t="0" r="3810" b="3810"/>
+            <wp:docPr id="1001359327" name="Picture 1"/>
+            <wp:cNvGraphicFramePr>
+              <a:graphicFrameLocks xmlns:a="http://schemas.openxmlformats.org/drawingml/2006/main" noChangeAspect="1"/>
+            </wp:cNvGraphicFramePr>
+            <a:graphic xmlns:a="http://schemas.openxmlformats.org/drawingml/2006/main">
+              <a:graphicData uri="http://schemas.openxmlformats.org/drawingml/2006/picture">
+                <pic:pic xmlns:pic="http://schemas.openxmlformats.org/drawingml/2006/picture">
+                  <pic:nvPicPr>
+                    <pic:cNvPr id="943248485" name=""/>
+                    <pic:cNvPicPr/>
+                  </pic:nvPicPr>
+                  <pic:blipFill>
+                    <a:blip r:embed="rId48"/>
+                    <a:stretch>
+                      <a:fillRect/>
+                    </a:stretch>
+                  </pic:blipFill>
+                  <pic:spPr>
+                    <a:xfrm>
+                      <a:off x="0" y="0"/>
+                      <a:ext cx="1196444" cy="167655"/>
+                    </a:xfrm>
+                    <a:prstGeom prst="rect">
+                      <a:avLst/>
+                    </a:prstGeom>
+                  </pic:spPr>
+                </pic:pic>
+              </a:graphicData>
+            </a:graphic>
+          </wp:inline>
+        </w:drawing>
+      </w:r>
+    </w:p>
+    <w:p>
+      <w:pPr>
+        <w:jc w:val="center"/>
+        <w:rPr>
+          <w:lang w:val="pl-PL"/>
+        </w:rPr>
+      </w:pPr>
+      <w:r>
+        <w:rPr>
+          <w:lang w:val="pl-PL"/>
+        </w:rPr>
+        <w:drawing>
+          <wp:inline distT="0" distB="0" distL="0" distR="0" wp14:anchorId="063CBA34" wp14:editId="62C008F2">
+            <wp:extent cx="3429297" cy="228620"/>
+            <wp:effectExtent l="0" t="0" r="0" b="0"/>
+            <wp:docPr id="1313765332" name="Picture 1"/>
+            <wp:cNvGraphicFramePr>
+              <a:graphicFrameLocks xmlns:a="http://schemas.openxmlformats.org/drawingml/2006/main" noChangeAspect="1"/>
+            </wp:cNvGraphicFramePr>
+            <a:graphic xmlns:a="http://schemas.openxmlformats.org/drawingml/2006/main">
+              <a:graphicData uri="http://schemas.openxmlformats.org/drawingml/2006/picture">
+                <pic:pic xmlns:pic="http://schemas.openxmlformats.org/drawingml/2006/picture">
+                  <pic:nvPicPr>
+                    <pic:cNvPr id="1313765332" name=""/>
+                    <pic:cNvPicPr/>
+                  </pic:nvPicPr>
+                  <pic:blipFill>
+                    <a:blip r:embed="rId50"/>
+                    <a:stretch>
+                      <a:fillRect/>
+                    </a:stretch>
+                  </pic:blipFill>
+                  <pic:spPr>
+                    <a:xfrm>
+                      <a:off x="0" y="0"/>
+                      <a:ext cx="3429297" cy="228620"/>
+                    </a:xfrm>
+                    <a:prstGeom prst="rect">
+                      <a:avLst/>
+                    </a:prstGeom>
+                  </pic:spPr>
+                </pic:pic>
+              </a:graphicData>
+            </a:graphic>
+          </wp:inline>
+        </w:drawing>
+      </w:r>
+    </w:p>
+    <w:p>
+      <w:pPr>
+        <w:jc w:val="center"/>
+        <w:rPr>
+          <w:lang w:val="pl-PL"/>
+        </w:rPr>
+      </w:pPr>
+      <w:r>
+        <w:rPr>
+          <w:noProof/>
+          <w:color w:val="FF0000"/>
+          <w:lang w:val="pl-PL"/>
+        </w:rPr>
+        <mc:AlternateContent>
+          <mc:Choice Requires="wps">
+            <w:drawing>
+              <wp:anchor distT="0" distB="0" distL="114300" distR="114300" simplePos="0" relativeHeight="251747328" behindDoc="0" locked="0" layoutInCell="1" allowOverlap="1" wp14:anchorId="331727B5" wp14:editId="18C4DCE1">
+                <wp:simplePos x="0" y="0"/>
+                <wp:positionH relativeFrom="column">
+                  <wp:posOffset>2047874</wp:posOffset>
+                </wp:positionH>
+                <wp:positionV relativeFrom="paragraph">
+                  <wp:posOffset>445770</wp:posOffset>
+                </wp:positionV>
+                <wp:extent cx="2501265" cy="432435"/>
+                <wp:effectExtent l="19050" t="19050" r="13335" b="24765"/>
+                <wp:wrapNone/>
+                <wp:docPr id="1946411500" name="Rectangle 1"/>
+                <wp:cNvGraphicFramePr/>
+                <a:graphic xmlns:a="http://schemas.openxmlformats.org/drawingml/2006/main">
+                  <a:graphicData uri="http://schemas.microsoft.com/office/word/2010/wordprocessingShape">
+                    <wps:wsp>
+                      <wps:cNvSpPr/>
+                      <wps:spPr>
+                        <a:xfrm>
+                          <a:off x="0" y="0"/>
+                          <a:ext cx="2501265" cy="432435"/>
+                        </a:xfrm>
+                        <a:prstGeom prst="rect">
+                          <a:avLst/>
+                        </a:prstGeom>
+                        <a:noFill/>
+                        <a:ln w="38100" cap="flat" cmpd="sng" algn="ctr">
+                          <a:solidFill>
+                            <a:schemeClr val="accent2"/>
+                          </a:solidFill>
+                          <a:prstDash val="solid"/>
+                          <a:round/>
+                          <a:headEnd type="none" w="med" len="med"/>
+                          <a:tailEnd type="none" w="med" len="med"/>
+                        </a:ln>
+                      </wps:spPr>
+                      <wps:style>
+                        <a:lnRef idx="0">
+                          <a:scrgbClr r="0" g="0" b="0"/>
+                        </a:lnRef>
+                        <a:fillRef idx="0">
+                          <a:scrgbClr r="0" g="0" b="0"/>
+                        </a:fillRef>
+                        <a:effectRef idx="0">
+                          <a:scrgbClr r="0" g="0" b="0"/>
+                        </a:effectRef>
+                        <a:fontRef idx="minor">
+                          <a:schemeClr val="accent2"/>
+                        </a:fontRef>
+                      </wps:style>
+                      <wps:bodyPr rot="0" spcFirstLastPara="0" vertOverflow="overflow" horzOverflow="overflow" vert="horz" wrap="square" lIns="91440" tIns="45720" rIns="91440" bIns="45720" numCol="1" spcCol="0" rtlCol="0" fromWordArt="0" anchor="ctr" anchorCtr="0" forceAA="0" compatLnSpc="1">
+                        <a:prstTxWarp prst="textNoShape">
+                          <a:avLst/>
+                        </a:prstTxWarp>
+                        <a:noAutofit/>
+                      </wps:bodyPr>
+                    </wps:wsp>
+                  </a:graphicData>
+                </a:graphic>
+                <wp14:sizeRelH relativeFrom="margin">
+                  <wp14:pctWidth>0</wp14:pctWidth>
+                </wp14:sizeRelH>
+                <wp14:sizeRelV relativeFrom="margin">
+                  <wp14:pctHeight>0</wp14:pctHeight>
+                </wp14:sizeRelV>
+              </wp:anchor>
+            </w:drawing>
+          </mc:Choice>
+          <mc:Fallback>
+            <w:pict>
+              <v:rect w14:anchorId="1DA48C77" id="Rectangle 1" o:spid="_x0000_s1026" style="position:absolute;margin-left:161.25pt;margin-top:35.1pt;width:196.95pt;height:34.05pt;z-index:251747328;visibility:visible;mso-wrap-style:square;mso-width-percent:0;mso-height-percent:0;mso-wrap-distance-left:9pt;mso-wrap-distance-top:0;mso-wrap-distance-right:9pt;mso-wrap-distance-bottom:0;mso-position-horizontal:absolute;mso-position-horizontal-relative:text;mso-position-vertical:absolute;mso-position-vertical-relative:text;mso-width-percent:0;mso-height-percent:0;mso-width-relative:margin;mso-height-relative:margin;v-text-anchor:middle" o:gfxdata="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" filled="f" strokecolor="#e97132 [3205]" strokeweight="3pt">
+                <v:stroke joinstyle="round"/>
+              </v:rect>
+            </w:pict>
+          </mc:Fallback>
+        </mc:AlternateContent>
+      </w:r>
+      <w:r>
+        <w:rPr>
+          <w:noProof/>
+          <w:color w:val="FF0000"/>
+          <w:lang w:val="pl-PL"/>
+        </w:rPr>
+        <mc:AlternateContent>
+          <mc:Choice Requires="wps">
+            <w:drawing>
+              <wp:anchor distT="0" distB="0" distL="114300" distR="114300" simplePos="0" relativeHeight="251745280" behindDoc="0" locked="0" layoutInCell="1" allowOverlap="1" wp14:anchorId="4F413E04" wp14:editId="7787CAAB">
+                <wp:simplePos x="0" y="0"/>
+                <wp:positionH relativeFrom="column">
+                  <wp:posOffset>1181100</wp:posOffset>
+                </wp:positionH>
+                <wp:positionV relativeFrom="paragraph">
+                  <wp:posOffset>45720</wp:posOffset>
+                </wp:positionV>
+                <wp:extent cx="3368040" cy="400050"/>
+                <wp:effectExtent l="19050" t="19050" r="22860" b="19050"/>
+                <wp:wrapNone/>
+                <wp:docPr id="1921761408" name="Rectangle 1"/>
+                <wp:cNvGraphicFramePr/>
+                <a:graphic xmlns:a="http://schemas.openxmlformats.org/drawingml/2006/main">
+                  <a:graphicData uri="http://schemas.microsoft.com/office/word/2010/wordprocessingShape">
+                    <wps:wsp>
+                      <wps:cNvSpPr/>
+                      <wps:spPr>
+                        <a:xfrm>
+                          <a:off x="0" y="0"/>
+                          <a:ext cx="3368040" cy="400050"/>
+                        </a:xfrm>
+                        <a:prstGeom prst="rect">
+                          <a:avLst/>
+                        </a:prstGeom>
+                        <a:noFill/>
+                        <a:ln w="38100" cap="flat" cmpd="sng" algn="ctr">
+                          <a:solidFill>
+                            <a:schemeClr val="accent2"/>
+                          </a:solidFill>
+                          <a:prstDash val="solid"/>
+                          <a:round/>
+                          <a:headEnd type="none" w="med" len="med"/>
+                          <a:tailEnd type="none" w="med" len="med"/>
+                        </a:ln>
+                      </wps:spPr>
+                      <wps:style>
+                        <a:lnRef idx="0">
+                          <a:scrgbClr r="0" g="0" b="0"/>
+                        </a:lnRef>
+                        <a:fillRef idx="0">
+                          <a:scrgbClr r="0" g="0" b="0"/>
+                        </a:fillRef>
+                        <a:effectRef idx="0">
+                          <a:scrgbClr r="0" g="0" b="0"/>
+                        </a:effectRef>
+                        <a:fontRef idx="minor">
+                          <a:schemeClr val="accent2"/>
+                        </a:fontRef>
+                      </wps:style>
+                      <wps:bodyPr rot="0" spcFirstLastPara="0" vertOverflow="overflow" horzOverflow="overflow" vert="horz" wrap="square" lIns="91440" tIns="45720" rIns="91440" bIns="45720" numCol="1" spcCol="0" rtlCol="0" fromWordArt="0" anchor="ctr" anchorCtr="0" forceAA="0" compatLnSpc="1">
+                        <a:prstTxWarp prst="textNoShape">
+                          <a:avLst/>
+                        </a:prstTxWarp>
+                        <a:noAutofit/>
+                      </wps:bodyPr>
+                    </wps:wsp>
+                  </a:graphicData>
+                </a:graphic>
+                <wp14:sizeRelH relativeFrom="margin">
+                  <wp14:pctWidth>0</wp14:pctWidth>
+                </wp14:sizeRelH>
+                <wp14:sizeRelV relativeFrom="margin">
+                  <wp14:pctHeight>0</wp14:pctHeight>
+                </wp14:sizeRelV>
+              </wp:anchor>
+            </w:drawing>
+          </mc:Choice>
+          <mc:Fallback>
+            <w:pict>
+              <v:rect w14:anchorId="46EED855" id="Rectangle 1" o:spid="_x0000_s1026" style="position:absolute;margin-left:93pt;margin-top:3.6pt;width:265.2pt;height:31.5pt;z-index:251745280;visibility:visible;mso-wrap-style:square;mso-width-percent:0;mso-height-percent:0;mso-wrap-distance-left:9pt;mso-wrap-distance-top:0;mso-wrap-distance-right:9pt;mso-wrap-distance-bottom:0;mso-position-horizontal:absolute;mso-position-horizontal-relative:text;mso-position-vertical:absolute;mso-position-vertical-relative:text;mso-width-percent:0;mso-height-percent:0;mso-width-relative:margin;mso-height-relative:margin;v-text-anchor:middle" o:gfxdata="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" filled="f" strokecolor="#e97132 [3205]" strokeweight="3pt">
+                <v:stroke joinstyle="round"/>
+              </v:rect>
+            </w:pict>
+          </mc:Fallback>
+        </mc:AlternateContent>
+      </w:r>
+      <w:r>
+        <w:rPr>
+          <w:lang w:val="pl-PL"/>
+        </w:rPr>
+        <w:drawing>
+          <wp:inline distT="0" distB="0" distL="0" distR="0" wp14:anchorId="35979AE5" wp14:editId="4DA1E5B5">
+            <wp:extent cx="3368332" cy="3406435"/>
+            <wp:effectExtent l="0" t="0" r="3810" b="3810"/>
+            <wp:docPr id="1169061368" name="Picture 1"/>
+            <wp:cNvGraphicFramePr>
+              <a:graphicFrameLocks xmlns:a="http://schemas.openxmlformats.org/drawingml/2006/main" noChangeAspect="1"/>
+            </wp:cNvGraphicFramePr>
+            <a:graphic xmlns:a="http://schemas.openxmlformats.org/drawingml/2006/main">
+              <a:graphicData uri="http://schemas.openxmlformats.org/drawingml/2006/picture">
+                <pic:pic xmlns:pic="http://schemas.openxmlformats.org/drawingml/2006/picture">
+                  <pic:nvPicPr>
+                    <pic:cNvPr id="1169061368" name=""/>
+                    <pic:cNvPicPr/>
+                  </pic:nvPicPr>
+                  <pic:blipFill>
+                    <a:blip r:embed="rId51"/>
+                    <a:stretch>
+                      <a:fillRect/>
+                    </a:stretch>
+                  </pic:blipFill>
+                  <pic:spPr>
+                    <a:xfrm>
+                      <a:off x="0" y="0"/>
+                      <a:ext cx="3368332" cy="3406435"/>
                     </a:xfrm>
                     <a:prstGeom prst="rect">
                       <a:avLst/>
@@ -13574,7 +14266,7 @@
           </mc:Choice>
           <mc:Fallback>
             <w:pict>
-              <v:rect w14:anchorId="21883F1E" id="Rectangle 1" o:spid="_x0000_s1026" style="position:absolute;margin-left:177pt;margin-top:3.75pt;width:23.25pt;height:10.8pt;z-index:251716608;visibility:visible;mso-wrap-style:square;mso-width-percent:0;mso-height-percent:0;mso-wrap-distance-left:9pt;mso-wrap-distance-top:0;mso-wrap-distance-right:9pt;mso-wrap-distance-bottom:0;mso-position-horizontal:absolute;mso-position-horizontal-relative:text;mso-position-vertical:absolute;mso-position-vertical-relative:text;mso-width-percent:0;mso-height-percent:0;mso-width-relative:margin;mso-height-relative:margin;v-text-anchor:middle" o:gfxdata="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" filled="f" strokecolor="#e97132 [3205]">
+              <v:rect w14:anchorId="579420F2" id="Rectangle 1" o:spid="_x0000_s1026" style="position:absolute;margin-left:177pt;margin-top:3.75pt;width:23.25pt;height:10.8pt;z-index:251716608;visibility:visible;mso-wrap-style:square;mso-width-percent:0;mso-height-percent:0;mso-wrap-distance-left:9pt;mso-wrap-distance-top:0;mso-wrap-distance-right:9pt;mso-wrap-distance-bottom:0;mso-position-horizontal:absolute;mso-position-horizontal-relative:text;mso-position-vertical:absolute;mso-position-vertical-relative:text;mso-width-percent:0;mso-height-percent:0;mso-width-relative:margin;mso-height-relative:margin;v-text-anchor:middle" o:gfxdata="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" filled="f" strokecolor="#e97132 [3205]">
                 <v:stroke joinstyle="round"/>
               </v:rect>
             </w:pict>
@@ -13583,6 +14275,7 @@
       </w:r>
       <w:r>
         <w:rPr>
+          <w:noProof/>
           <w:lang w:val="pl-PL"/>
         </w:rPr>
         <w:drawing>
@@ -13601,7 +14294,7 @@
                     <pic:cNvPicPr/>
                   </pic:nvPicPr>
                   <pic:blipFill>
-                    <a:blip r:embed="rId42"/>
+                    <a:blip r:embed="rId45"/>
                     <a:stretch>
                       <a:fillRect/>
                     </a:stretch>
@@ -13624,6 +14317,54 @@
     </w:p>
     <w:p>
       <w:pPr>
+        <w:jc w:val="center"/>
+        <w:rPr>
+          <w:lang w:val="pl-PL"/>
+        </w:rPr>
+      </w:pPr>
+      <w:r>
+        <w:rPr>
+          <w:lang w:val="pl-PL"/>
+        </w:rPr>
+        <w:drawing>
+          <wp:inline distT="0" distB="0" distL="0" distR="0" wp14:anchorId="109FEB48" wp14:editId="6211EACB">
+            <wp:extent cx="3406435" cy="434378"/>
+            <wp:effectExtent l="0" t="0" r="3810" b="3810"/>
+            <wp:docPr id="1711096499" name="Picture 1"/>
+            <wp:cNvGraphicFramePr>
+              <a:graphicFrameLocks xmlns:a="http://schemas.openxmlformats.org/drawingml/2006/main" noChangeAspect="1"/>
+            </wp:cNvGraphicFramePr>
+            <a:graphic xmlns:a="http://schemas.openxmlformats.org/drawingml/2006/main">
+              <a:graphicData uri="http://schemas.openxmlformats.org/drawingml/2006/picture">
+                <pic:pic xmlns:pic="http://schemas.openxmlformats.org/drawingml/2006/picture">
+                  <pic:nvPicPr>
+                    <pic:cNvPr id="1711096499" name=""/>
+                    <pic:cNvPicPr/>
+                  </pic:nvPicPr>
+                  <pic:blipFill>
+                    <a:blip r:embed="rId52"/>
+                    <a:stretch>
+                      <a:fillRect/>
+                    </a:stretch>
+                  </pic:blipFill>
+                  <pic:spPr>
+                    <a:xfrm>
+                      <a:off x="0" y="0"/>
+                      <a:ext cx="3406435" cy="434378"/>
+                    </a:xfrm>
+                    <a:prstGeom prst="rect">
+                      <a:avLst/>
+                    </a:prstGeom>
+                  </pic:spPr>
+                </pic:pic>
+              </a:graphicData>
+            </a:graphic>
+          </wp:inline>
+        </w:drawing>
+      </w:r>
+    </w:p>
+    <w:p>
+      <w:pPr>
         <w:rPr>
           <w:lang w:val="pl-PL"/>
         </w:rPr>
@@ -13652,7 +14393,45 @@
         <w:rPr>
           <w:lang w:val="pl-PL"/>
         </w:rPr>
-        <w:t xml:space="preserve"> To kluczowy modyfikator. Cyfra 1 to kolejność bajtów (Intel / Little Endian). Znak minus - informuje SavvyCAN, że ma traktować to jako </w:t>
+        <w:t xml:space="preserve"> To kluczowy modyfikator. Cyfra </w:t>
+      </w:r>
+      <w:r>
+        <w:rPr>
+          <w:color w:val="EE0000"/>
+          <w:lang w:val="pl-PL"/>
+        </w:rPr>
+        <w:t>1</w:t>
+      </w:r>
+      <w:r>
+        <w:rPr>
+          <w:lang w:val="pl-PL"/>
+        </w:rPr>
+        <w:t xml:space="preserve"> to kolejność bajtów (Intel / Little Endian). Znak minus </w:t>
+      </w:r>
+      <w:r>
+        <w:rPr>
+          <w:lang w:val="pl-PL"/>
+        </w:rPr>
+        <w:t>(</w:t>
+      </w:r>
+      <w:r>
+        <w:rPr>
+          <w:color w:val="EE0000"/>
+          <w:lang w:val="pl-PL"/>
+        </w:rPr>
+        <w:t>-</w:t>
+      </w:r>
+      <w:r>
+        <w:rPr>
+          <w:lang w:val="pl-PL"/>
+        </w:rPr>
+        <w:t>)</w:t>
+      </w:r>
+      <w:r>
+        <w:rPr>
+          <w:lang w:val="pl-PL"/>
+        </w:rPr>
+        <w:t xml:space="preserve"> informuje SavvyCAN, że ma traktować to jako </w:t>
       </w:r>
       <w:r>
         <w:rPr>
@@ -13668,6 +14447,13 @@
         </w:rPr>
         <w:t>. Gdyby pojawił się tam plus (np. w AMBIENT_HUMIDITY : 28|14@1+ ), program zinterpretuje to jako liczbę wyłącznie dodatnią.</w:t>
       </w:r>
+    </w:p>
+    <w:p>
+      <w:pPr>
+        <w:rPr>
+          <w:lang w:val="pl-PL"/>
+        </w:rPr>
+      </w:pPr>
     </w:p>
     <w:p>
       <w:pPr>
@@ -13755,7 +14541,7 @@
           </mc:Choice>
           <mc:Fallback>
             <w:pict>
-              <v:rect w14:anchorId="55978B22" id="Rectangle 1" o:spid="_x0000_s1026" style="position:absolute;margin-left:200.25pt;margin-top:1.9pt;width:52.5pt;height:14.55pt;z-index:251718656;visibility:visible;mso-wrap-style:square;mso-width-percent:0;mso-height-percent:0;mso-wrap-distance-left:9pt;mso-wrap-distance-top:0;mso-wrap-distance-right:9pt;mso-wrap-distance-bottom:0;mso-position-horizontal:absolute;mso-position-horizontal-relative:text;mso-position-vertical:absolute;mso-position-vertical-relative:text;mso-width-percent:0;mso-height-percent:0;mso-width-relative:margin;mso-height-relative:margin;v-text-anchor:middle" o:gfxdata="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" filled="f" strokecolor="#e97132 [3205]">
+              <v:rect w14:anchorId="2E94A109" id="Rectangle 1" o:spid="_x0000_s1026" style="position:absolute;margin-left:200.25pt;margin-top:1.9pt;width:52.5pt;height:14.55pt;z-index:251718656;visibility:visible;mso-wrap-style:square;mso-width-percent:0;mso-height-percent:0;mso-wrap-distance-left:9pt;mso-wrap-distance-top:0;mso-wrap-distance-right:9pt;mso-wrap-distance-bottom:0;mso-position-horizontal:absolute;mso-position-horizontal-relative:text;mso-position-vertical:absolute;mso-position-vertical-relative:text;mso-width-percent:0;mso-height-percent:0;mso-width-relative:margin;mso-height-relative:margin;v-text-anchor:middle" o:gfxdata="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" filled="f" strokecolor="#e97132 [3205]">
                 <v:stroke joinstyle="round"/>
               </v:rect>
             </w:pict>
@@ -13764,6 +14550,7 @@
       </w:r>
       <w:r>
         <w:rPr>
+          <w:noProof/>
           <w:lang w:val="pl-PL"/>
         </w:rPr>
         <w:drawing>
@@ -13782,7 +14569,7 @@
                     <pic:cNvPicPr/>
                   </pic:nvPicPr>
                   <pic:blipFill>
-                    <a:blip r:embed="rId42"/>
+                    <a:blip r:embed="rId45"/>
                     <a:stretch>
                       <a:fillRect/>
                     </a:stretch>
@@ -13805,6 +14592,54 @@
     </w:p>
     <w:p>
       <w:pPr>
+        <w:jc w:val="center"/>
+        <w:rPr>
+          <w:lang w:val="pl-PL"/>
+        </w:rPr>
+      </w:pPr>
+      <w:r>
+        <w:rPr>
+          <w:lang w:val="pl-PL"/>
+        </w:rPr>
+        <w:drawing>
+          <wp:inline distT="0" distB="0" distL="0" distR="0" wp14:anchorId="2CBDD7A5" wp14:editId="0A06A412">
+            <wp:extent cx="3368332" cy="236240"/>
+            <wp:effectExtent l="0" t="0" r="3810" b="0"/>
+            <wp:docPr id="2076166639" name="Picture 1"/>
+            <wp:cNvGraphicFramePr>
+              <a:graphicFrameLocks xmlns:a="http://schemas.openxmlformats.org/drawingml/2006/main" noChangeAspect="1"/>
+            </wp:cNvGraphicFramePr>
+            <a:graphic xmlns:a="http://schemas.openxmlformats.org/drawingml/2006/main">
+              <a:graphicData uri="http://schemas.openxmlformats.org/drawingml/2006/picture">
+                <pic:pic xmlns:pic="http://schemas.openxmlformats.org/drawingml/2006/picture">
+                  <pic:nvPicPr>
+                    <pic:cNvPr id="2076166639" name=""/>
+                    <pic:cNvPicPr/>
+                  </pic:nvPicPr>
+                  <pic:blipFill>
+                    <a:blip r:embed="rId53"/>
+                    <a:stretch>
+                      <a:fillRect/>
+                    </a:stretch>
+                  </pic:blipFill>
+                  <pic:spPr>
+                    <a:xfrm>
+                      <a:off x="0" y="0"/>
+                      <a:ext cx="3368332" cy="236240"/>
+                    </a:xfrm>
+                    <a:prstGeom prst="rect">
+                      <a:avLst/>
+                    </a:prstGeom>
+                  </pic:spPr>
+                </pic:pic>
+              </a:graphicData>
+            </a:graphic>
+          </wp:inline>
+        </w:drawing>
+      </w:r>
+    </w:p>
+    <w:p>
+      <w:pPr>
         <w:rPr>
           <w:lang w:val="pl-PL"/>
         </w:rPr>
@@ -13835,6 +14670,13 @@
         </w:rPr>
         <w:t xml:space="preserve"> Mnożnik (Skala) i Offset. Kiedy mikrokontroler wyśle po kablu wartość 5000, SavvyCAN natychmiast pomnoży to przez 0.01 i na głównym ekranie wyświetli piękne 50.00.</w:t>
       </w:r>
+    </w:p>
+    <w:p>
+      <w:pPr>
+        <w:rPr>
+          <w:lang w:val="pl-PL"/>
+        </w:rPr>
+      </w:pPr>
     </w:p>
     <w:p>
       <w:pPr>
@@ -13922,7 +14764,7 @@
           </mc:Choice>
           <mc:Fallback>
             <w:pict>
-              <v:rect w14:anchorId="219C3FBB" id="Rectangle 1" o:spid="_x0000_s1026" style="position:absolute;margin-left:256.5pt;margin-top:2.1pt;width:48.75pt;height:14.55pt;z-index:251720704;visibility:visible;mso-wrap-style:square;mso-width-percent:0;mso-height-percent:0;mso-wrap-distance-left:9pt;mso-wrap-distance-top:0;mso-wrap-distance-right:9pt;mso-wrap-distance-bottom:0;mso-position-horizontal:absolute;mso-position-horizontal-relative:text;mso-position-vertical:absolute;mso-position-vertical-relative:text;mso-width-percent:0;mso-height-percent:0;mso-width-relative:margin;mso-height-relative:margin;v-text-anchor:middle" o:gfxdata="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" filled="f" strokecolor="#e97132 [3205]">
+              <v:rect w14:anchorId="630DD06B" id="Rectangle 1" o:spid="_x0000_s1026" style="position:absolute;margin-left:256.5pt;margin-top:2.1pt;width:48.75pt;height:14.55pt;z-index:251720704;visibility:visible;mso-wrap-style:square;mso-width-percent:0;mso-height-percent:0;mso-wrap-distance-left:9pt;mso-wrap-distance-top:0;mso-wrap-distance-right:9pt;mso-wrap-distance-bottom:0;mso-position-horizontal:absolute;mso-position-horizontal-relative:text;mso-position-vertical:absolute;mso-position-vertical-relative:text;mso-width-percent:0;mso-height-percent:0;mso-width-relative:margin;mso-height-relative:margin;v-text-anchor:middle" o:gfxdata="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" filled="f" strokecolor="#e97132 [3205]">
                 <v:stroke joinstyle="round"/>
               </v:rect>
             </w:pict>
@@ -13931,6 +14773,7 @@
       </w:r>
       <w:r>
         <w:rPr>
+          <w:noProof/>
           <w:lang w:val="pl-PL"/>
         </w:rPr>
         <w:drawing>
@@ -13949,7 +14792,7 @@
                     <pic:cNvPicPr/>
                   </pic:nvPicPr>
                   <pic:blipFill>
-                    <a:blip r:embed="rId42"/>
+                    <a:blip r:embed="rId45"/>
                     <a:stretch>
                       <a:fillRect/>
                     </a:stretch>
@@ -13972,6 +14815,54 @@
     </w:p>
     <w:p>
       <w:pPr>
+        <w:jc w:val="center"/>
+        <w:rPr>
+          <w:lang w:val="pl-PL"/>
+        </w:rPr>
+      </w:pPr>
+      <w:r>
+        <w:rPr>
+          <w:lang w:val="pl-PL"/>
+        </w:rPr>
+        <w:drawing>
+          <wp:inline distT="0" distB="0" distL="0" distR="0" wp14:anchorId="63C274B7" wp14:editId="36048BE3">
+            <wp:extent cx="3368332" cy="434378"/>
+            <wp:effectExtent l="0" t="0" r="3810" b="3810"/>
+            <wp:docPr id="1654024939" name="Picture 1"/>
+            <wp:cNvGraphicFramePr>
+              <a:graphicFrameLocks xmlns:a="http://schemas.openxmlformats.org/drawingml/2006/main" noChangeAspect="1"/>
+            </wp:cNvGraphicFramePr>
+            <a:graphic xmlns:a="http://schemas.openxmlformats.org/drawingml/2006/main">
+              <a:graphicData uri="http://schemas.openxmlformats.org/drawingml/2006/picture">
+                <pic:pic xmlns:pic="http://schemas.openxmlformats.org/drawingml/2006/picture">
+                  <pic:nvPicPr>
+                    <pic:cNvPr id="1654024939" name=""/>
+                    <pic:cNvPicPr/>
+                  </pic:nvPicPr>
+                  <pic:blipFill>
+                    <a:blip r:embed="rId54"/>
+                    <a:stretch>
+                      <a:fillRect/>
+                    </a:stretch>
+                  </pic:blipFill>
+                  <pic:spPr>
+                    <a:xfrm>
+                      <a:off x="0" y="0"/>
+                      <a:ext cx="3368332" cy="434378"/>
+                    </a:xfrm>
+                    <a:prstGeom prst="rect">
+                      <a:avLst/>
+                    </a:prstGeom>
+                  </pic:spPr>
+                </pic:pic>
+              </a:graphicData>
+            </a:graphic>
+          </wp:inline>
+        </w:drawing>
+      </w:r>
+    </w:p>
+    <w:p>
+      <w:pPr>
         <w:rPr>
           <w:lang w:val="pl-PL"/>
         </w:rPr>
@@ -14002,6 +14893,13 @@
         </w:rPr>
         <w:t xml:space="preserve"> Logiczny zakres minimalny i maksymalny. SavvyCAN wykorzystuje to do automatycznego skalowania osi Y na wykresach liniowych. Jeśli odczyt wyjdzie poza te ramy, program może go oflagować jako błędny.</w:t>
       </w:r>
+    </w:p>
+    <w:p>
+      <w:pPr>
+        <w:rPr>
+          <w:lang w:val="pl-PL"/>
+        </w:rPr>
+      </w:pPr>
     </w:p>
     <w:p>
       <w:pPr>
@@ -14089,7 +14987,7 @@
           </mc:Choice>
           <mc:Fallback>
             <w:pict>
-              <v:rect w14:anchorId="329FBF20" id="Rectangle 1" o:spid="_x0000_s1026" style="position:absolute;margin-left:309.75pt;margin-top:-.25pt;width:21.75pt;height:16.8pt;z-index:251722752;visibility:visible;mso-wrap-style:square;mso-width-percent:0;mso-height-percent:0;mso-wrap-distance-left:9pt;mso-wrap-distance-top:0;mso-wrap-distance-right:9pt;mso-wrap-distance-bottom:0;mso-position-horizontal:absolute;mso-position-horizontal-relative:text;mso-position-vertical:absolute;mso-position-vertical-relative:text;mso-width-percent:0;mso-height-percent:0;mso-width-relative:margin;mso-height-relative:margin;v-text-anchor:middle" o:gfxdata="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" filled="f" strokecolor="#e97132 [3205]">
+              <v:rect w14:anchorId="368ABCA6" id="Rectangle 1" o:spid="_x0000_s1026" style="position:absolute;margin-left:309.75pt;margin-top:-.25pt;width:21.75pt;height:16.8pt;z-index:251722752;visibility:visible;mso-wrap-style:square;mso-width-percent:0;mso-height-percent:0;mso-wrap-distance-left:9pt;mso-wrap-distance-top:0;mso-wrap-distance-right:9pt;mso-wrap-distance-bottom:0;mso-position-horizontal:absolute;mso-position-horizontal-relative:text;mso-position-vertical:absolute;mso-position-vertical-relative:text;mso-width-percent:0;mso-height-percent:0;mso-width-relative:margin;mso-height-relative:margin;v-text-anchor:middle" o:gfxdata="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" filled="f" strokecolor="#e97132 [3205]">
                 <v:stroke joinstyle="round"/>
               </v:rect>
             </w:pict>
@@ -14098,6 +14996,7 @@
       </w:r>
       <w:r>
         <w:rPr>
+          <w:noProof/>
           <w:lang w:val="pl-PL"/>
         </w:rPr>
         <w:drawing>
@@ -14116,7 +15015,7 @@
                     <pic:cNvPicPr/>
                   </pic:nvPicPr>
                   <pic:blipFill>
-                    <a:blip r:embed="rId42"/>
+                    <a:blip r:embed="rId45"/>
                     <a:stretch>
                       <a:fillRect/>
                     </a:stretch>
@@ -14139,6 +15038,54 @@
     </w:p>
     <w:p>
       <w:pPr>
+        <w:jc w:val="center"/>
+        <w:rPr>
+          <w:lang w:val="pl-PL"/>
+        </w:rPr>
+      </w:pPr>
+      <w:r>
+        <w:rPr>
+          <w:lang w:val="pl-PL"/>
+        </w:rPr>
+        <w:drawing>
+          <wp:inline distT="0" distB="0" distL="0" distR="0" wp14:anchorId="57BD491D" wp14:editId="13AAC564">
+            <wp:extent cx="3391194" cy="251482"/>
+            <wp:effectExtent l="0" t="0" r="0" b="0"/>
+            <wp:docPr id="1147406836" name="Picture 1"/>
+            <wp:cNvGraphicFramePr>
+              <a:graphicFrameLocks xmlns:a="http://schemas.openxmlformats.org/drawingml/2006/main" noChangeAspect="1"/>
+            </wp:cNvGraphicFramePr>
+            <a:graphic xmlns:a="http://schemas.openxmlformats.org/drawingml/2006/main">
+              <a:graphicData uri="http://schemas.openxmlformats.org/drawingml/2006/picture">
+                <pic:pic xmlns:pic="http://schemas.openxmlformats.org/drawingml/2006/picture">
+                  <pic:nvPicPr>
+                    <pic:cNvPr id="1147406836" name=""/>
+                    <pic:cNvPicPr/>
+                  </pic:nvPicPr>
+                  <pic:blipFill>
+                    <a:blip r:embed="rId55"/>
+                    <a:stretch>
+                      <a:fillRect/>
+                    </a:stretch>
+                  </pic:blipFill>
+                  <pic:spPr>
+                    <a:xfrm>
+                      <a:off x="0" y="0"/>
+                      <a:ext cx="3391194" cy="251482"/>
+                    </a:xfrm>
+                    <a:prstGeom prst="rect">
+                      <a:avLst/>
+                    </a:prstGeom>
+                  </pic:spPr>
+                </pic:pic>
+              </a:graphicData>
+            </a:graphic>
+          </wp:inline>
+        </w:drawing>
+      </w:r>
+    </w:p>
+    <w:p>
+      <w:pPr>
         <w:rPr>
           <w:lang w:val="pl-PL"/>
         </w:rPr>
@@ -14169,6 +15116,13 @@
         </w:rPr>
         <w:t xml:space="preserve"> Jednostka, która zostanie doklejona do wartości w oknie głównym (Wolty).</w:t>
       </w:r>
+    </w:p>
+    <w:p>
+      <w:pPr>
+        <w:rPr>
+          <w:lang w:val="pl-PL"/>
+        </w:rPr>
+      </w:pPr>
     </w:p>
     <w:p>
       <w:pPr>
@@ -14256,7 +15210,7 @@
           </mc:Choice>
           <mc:Fallback>
             <w:pict>
-              <v:rect w14:anchorId="1BCA66F1" id="Rectangle 1" o:spid="_x0000_s1026" style="position:absolute;margin-left:331.5pt;margin-top:1.65pt;width:71.7pt;height:15.3pt;z-index:251724800;visibility:visible;mso-wrap-style:square;mso-width-percent:0;mso-height-percent:0;mso-wrap-distance-left:9pt;mso-wrap-distance-top:0;mso-wrap-distance-right:9pt;mso-wrap-distance-bottom:0;mso-position-horizontal:absolute;mso-position-horizontal-relative:text;mso-position-vertical:absolute;mso-position-vertical-relative:text;mso-width-percent:0;mso-height-percent:0;mso-width-relative:margin;mso-height-relative:margin;v-text-anchor:middle" o:gfxdata="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" filled="f" strokecolor="#e97132 [3205]">
+              <v:rect w14:anchorId="1A7E69A3" id="Rectangle 1" o:spid="_x0000_s1026" style="position:absolute;margin-left:331.5pt;margin-top:1.65pt;width:71.7pt;height:15.3pt;z-index:251724800;visibility:visible;mso-wrap-style:square;mso-width-percent:0;mso-height-percent:0;mso-wrap-distance-left:9pt;mso-wrap-distance-top:0;mso-wrap-distance-right:9pt;mso-wrap-distance-bottom:0;mso-position-horizontal:absolute;mso-position-horizontal-relative:text;mso-position-vertical:absolute;mso-position-vertical-relative:text;mso-width-percent:0;mso-height-percent:0;mso-width-relative:margin;mso-height-relative:margin;v-text-anchor:middle" o:gfxdata="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" filled="f" strokecolor="#e97132 [3205]">
                 <v:stroke joinstyle="round"/>
               </v:rect>
             </w:pict>
@@ -14265,6 +15219,7 @@
       </w:r>
       <w:r>
         <w:rPr>
+          <w:noProof/>
           <w:lang w:val="pl-PL"/>
         </w:rPr>
         <w:drawing>
@@ -14283,7 +15238,7 @@
                     <pic:cNvPicPr/>
                   </pic:nvPicPr>
                   <pic:blipFill>
-                    <a:blip r:embed="rId42"/>
+                    <a:blip r:embed="rId45"/>
                     <a:stretch>
                       <a:fillRect/>
                     </a:stretch>
@@ -14306,6 +15261,54 @@
     </w:p>
     <w:p>
       <w:pPr>
+        <w:jc w:val="center"/>
+        <w:rPr>
+          <w:lang w:val="pl-PL"/>
+        </w:rPr>
+      </w:pPr>
+      <w:r>
+        <w:rPr>
+          <w:lang w:val="pl-PL"/>
+        </w:rPr>
+        <w:drawing>
+          <wp:inline distT="0" distB="0" distL="0" distR="0" wp14:anchorId="6490AEDE" wp14:editId="1D915B9C">
+            <wp:extent cx="3406435" cy="167655"/>
+            <wp:effectExtent l="0" t="0" r="3810" b="3810"/>
+            <wp:docPr id="1276730869" name="Picture 1"/>
+            <wp:cNvGraphicFramePr>
+              <a:graphicFrameLocks xmlns:a="http://schemas.openxmlformats.org/drawingml/2006/main" noChangeAspect="1"/>
+            </wp:cNvGraphicFramePr>
+            <a:graphic xmlns:a="http://schemas.openxmlformats.org/drawingml/2006/main">
+              <a:graphicData uri="http://schemas.openxmlformats.org/drawingml/2006/picture">
+                <pic:pic xmlns:pic="http://schemas.openxmlformats.org/drawingml/2006/picture">
+                  <pic:nvPicPr>
+                    <pic:cNvPr id="1276730869" name=""/>
+                    <pic:cNvPicPr/>
+                  </pic:nvPicPr>
+                  <pic:blipFill>
+                    <a:blip r:embed="rId56"/>
+                    <a:stretch>
+                      <a:fillRect/>
+                    </a:stretch>
+                  </pic:blipFill>
+                  <pic:spPr>
+                    <a:xfrm>
+                      <a:off x="0" y="0"/>
+                      <a:ext cx="3406435" cy="167655"/>
+                    </a:xfrm>
+                    <a:prstGeom prst="rect">
+                      <a:avLst/>
+                    </a:prstGeom>
+                  </pic:spPr>
+                </pic:pic>
+              </a:graphicData>
+            </a:graphic>
+          </wp:inline>
+        </w:drawing>
+      </w:r>
+    </w:p>
+    <w:p>
+      <w:pPr>
         <w:rPr>
           <w:lang w:val="pl-PL"/>
         </w:rPr>
@@ -14434,6 +15437,443 @@
           <w:lang w:val="pl-PL"/>
         </w:rPr>
       </w:pPr>
+      <w:r>
+        <w:rPr>
+          <w:lang w:val="pl-PL"/>
+        </w:rPr>
+        <w:br w:type="page"/>
+      </w:r>
+    </w:p>
+    <w:p>
+      <w:pPr>
+        <w:jc w:val="center"/>
+        <w:rPr>
+          <w:lang w:val="pl-PL"/>
+        </w:rPr>
+      </w:pPr>
+      <w:r>
+        <w:rPr>
+          <w:lang w:val="pl-PL"/>
+        </w:rPr>
+        <w:lastRenderedPageBreak/>
+        <w:drawing>
+          <wp:inline distT="0" distB="0" distL="0" distR="0" wp14:anchorId="29FBD507" wp14:editId="56A1EE80">
+            <wp:extent cx="4686706" cy="228620"/>
+            <wp:effectExtent l="0" t="0" r="0" b="0"/>
+            <wp:docPr id="703081958" name="Picture 1"/>
+            <wp:cNvGraphicFramePr>
+              <a:graphicFrameLocks xmlns:a="http://schemas.openxmlformats.org/drawingml/2006/main" noChangeAspect="1"/>
+            </wp:cNvGraphicFramePr>
+            <a:graphic xmlns:a="http://schemas.openxmlformats.org/drawingml/2006/main">
+              <a:graphicData uri="http://schemas.openxmlformats.org/drawingml/2006/picture">
+                <pic:pic xmlns:pic="http://schemas.openxmlformats.org/drawingml/2006/picture">
+                  <pic:nvPicPr>
+                    <pic:cNvPr id="703081958" name=""/>
+                    <pic:cNvPicPr/>
+                  </pic:nvPicPr>
+                  <pic:blipFill>
+                    <a:blip r:embed="rId57"/>
+                    <a:stretch>
+                      <a:fillRect/>
+                    </a:stretch>
+                  </pic:blipFill>
+                  <pic:spPr>
+                    <a:xfrm>
+                      <a:off x="0" y="0"/>
+                      <a:ext cx="4686706" cy="228620"/>
+                    </a:xfrm>
+                    <a:prstGeom prst="rect">
+                      <a:avLst/>
+                    </a:prstGeom>
+                  </pic:spPr>
+                </pic:pic>
+              </a:graphicData>
+            </a:graphic>
+          </wp:inline>
+        </w:drawing>
+      </w:r>
+    </w:p>
+    <w:p>
+      <w:pPr>
+        <w:jc w:val="center"/>
+        <w:rPr>
+          <w:lang w:val="pl-PL"/>
+        </w:rPr>
+      </w:pPr>
+      <w:r>
+        <w:rPr>
+          <w:noProof/>
+          <w:color w:val="FF0000"/>
+          <w:lang w:val="pl-PL"/>
+        </w:rPr>
+        <mc:AlternateContent>
+          <mc:Choice Requires="wps">
+            <w:drawing>
+              <wp:anchor distT="0" distB="0" distL="114300" distR="114300" simplePos="0" relativeHeight="251751424" behindDoc="0" locked="0" layoutInCell="1" allowOverlap="1" wp14:anchorId="2B570486" wp14:editId="763D2454">
+                <wp:simplePos x="0" y="0"/>
+                <wp:positionH relativeFrom="column">
+                  <wp:posOffset>2141220</wp:posOffset>
+                </wp:positionH>
+                <wp:positionV relativeFrom="paragraph">
+                  <wp:posOffset>37465</wp:posOffset>
+                </wp:positionV>
+                <wp:extent cx="1996440" cy="129540"/>
+                <wp:effectExtent l="0" t="0" r="22860" b="22860"/>
+                <wp:wrapNone/>
+                <wp:docPr id="598190318" name="Rectangle 1"/>
+                <wp:cNvGraphicFramePr/>
+                <a:graphic xmlns:a="http://schemas.openxmlformats.org/drawingml/2006/main">
+                  <a:graphicData uri="http://schemas.microsoft.com/office/word/2010/wordprocessingShape">
+                    <wps:wsp>
+                      <wps:cNvSpPr/>
+                      <wps:spPr>
+                        <a:xfrm>
+                          <a:off x="0" y="0"/>
+                          <a:ext cx="1996440" cy="129540"/>
+                        </a:xfrm>
+                        <a:prstGeom prst="rect">
+                          <a:avLst/>
+                        </a:prstGeom>
+                        <a:noFill/>
+                        <a:ln w="9525" cap="flat" cmpd="sng" algn="ctr">
+                          <a:solidFill>
+                            <a:schemeClr val="accent2"/>
+                          </a:solidFill>
+                          <a:prstDash val="solid"/>
+                          <a:round/>
+                          <a:headEnd type="none" w="med" len="med"/>
+                          <a:tailEnd type="none" w="med" len="med"/>
+                        </a:ln>
+                      </wps:spPr>
+                      <wps:style>
+                        <a:lnRef idx="0">
+                          <a:scrgbClr r="0" g="0" b="0"/>
+                        </a:lnRef>
+                        <a:fillRef idx="0">
+                          <a:scrgbClr r="0" g="0" b="0"/>
+                        </a:fillRef>
+                        <a:effectRef idx="0">
+                          <a:scrgbClr r="0" g="0" b="0"/>
+                        </a:effectRef>
+                        <a:fontRef idx="minor">
+                          <a:schemeClr val="accent2"/>
+                        </a:fontRef>
+                      </wps:style>
+                      <wps:bodyPr rot="0" spcFirstLastPara="0" vertOverflow="overflow" horzOverflow="overflow" vert="horz" wrap="square" lIns="91440" tIns="45720" rIns="91440" bIns="45720" numCol="1" spcCol="0" rtlCol="0" fromWordArt="0" anchor="ctr" anchorCtr="0" forceAA="0" compatLnSpc="1">
+                        <a:prstTxWarp prst="textNoShape">
+                          <a:avLst/>
+                        </a:prstTxWarp>
+                        <a:noAutofit/>
+                      </wps:bodyPr>
+                    </wps:wsp>
+                  </a:graphicData>
+                </a:graphic>
+                <wp14:sizeRelH relativeFrom="margin">
+                  <wp14:pctWidth>0</wp14:pctWidth>
+                </wp14:sizeRelH>
+                <wp14:sizeRelV relativeFrom="margin">
+                  <wp14:pctHeight>0</wp14:pctHeight>
+                </wp14:sizeRelV>
+              </wp:anchor>
+            </w:drawing>
+          </mc:Choice>
+          <mc:Fallback>
+            <w:pict>
+              <v:rect w14:anchorId="2707FD95" id="Rectangle 1" o:spid="_x0000_s1026" style="position:absolute;margin-left:168.6pt;margin-top:2.95pt;width:157.2pt;height:10.2pt;z-index:251751424;visibility:visible;mso-wrap-style:square;mso-width-percent:0;mso-height-percent:0;mso-wrap-distance-left:9pt;mso-wrap-distance-top:0;mso-wrap-distance-right:9pt;mso-wrap-distance-bottom:0;mso-position-horizontal:absolute;mso-position-horizontal-relative:text;mso-position-vertical:absolute;mso-position-vertical-relative:text;mso-width-percent:0;mso-height-percent:0;mso-width-relative:margin;mso-height-relative:margin;v-text-anchor:middle" o:gfxdata="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" filled="f" strokecolor="#e97132 [3205]">
+                <v:stroke joinstyle="round"/>
+              </v:rect>
+            </w:pict>
+          </mc:Fallback>
+        </mc:AlternateContent>
+      </w:r>
+      <w:r>
+        <w:rPr>
+          <w:lang w:val="pl-PL"/>
+        </w:rPr>
+        <w:drawing>
+          <wp:inline distT="0" distB="0" distL="0" distR="0" wp14:anchorId="192F2662" wp14:editId="40E03A98">
+            <wp:extent cx="2651990" cy="129551"/>
+            <wp:effectExtent l="0" t="0" r="0" b="3810"/>
+            <wp:docPr id="1029396794" name="Picture 1"/>
+            <wp:cNvGraphicFramePr>
+              <a:graphicFrameLocks xmlns:a="http://schemas.openxmlformats.org/drawingml/2006/main" noChangeAspect="1"/>
+            </wp:cNvGraphicFramePr>
+            <a:graphic xmlns:a="http://schemas.openxmlformats.org/drawingml/2006/main">
+              <a:graphicData uri="http://schemas.openxmlformats.org/drawingml/2006/picture">
+                <pic:pic xmlns:pic="http://schemas.openxmlformats.org/drawingml/2006/picture">
+                  <pic:nvPicPr>
+                    <pic:cNvPr id="1029396794" name=""/>
+                    <pic:cNvPicPr/>
+                  </pic:nvPicPr>
+                  <pic:blipFill>
+                    <a:blip r:embed="rId58"/>
+                    <a:stretch>
+                      <a:fillRect/>
+                    </a:stretch>
+                  </pic:blipFill>
+                  <pic:spPr>
+                    <a:xfrm>
+                      <a:off x="0" y="0"/>
+                      <a:ext cx="2651990" cy="129551"/>
+                    </a:xfrm>
+                    <a:prstGeom prst="rect">
+                      <a:avLst/>
+                    </a:prstGeom>
+                  </pic:spPr>
+                </pic:pic>
+              </a:graphicData>
+            </a:graphic>
+          </wp:inline>
+        </w:drawing>
+      </w:r>
+    </w:p>
+    <w:p>
+      <w:pPr>
+        <w:rPr>
+          <w:lang w:val="pl-PL"/>
+        </w:rPr>
+      </w:pPr>
+      <w:r>
+        <w:rPr>
+          <w:lang w:val="pl-PL"/>
+        </w:rPr>
+        <w:t>To są opisy tekstowe.</w:t>
+      </w:r>
+      <w:r>
+        <w:rPr>
+          <w:lang w:val="pl-PL"/>
+        </w:rPr>
+        <w:t xml:space="preserve"> W</w:t>
+      </w:r>
+      <w:r>
+        <w:rPr>
+          <w:lang w:val="pl-PL"/>
+        </w:rPr>
+        <w:t xml:space="preserve"> SavvyCAN, wyświetli się</w:t>
+      </w:r>
+      <w:r>
+        <w:rPr>
+          <w:lang w:val="pl-PL"/>
+        </w:rPr>
+        <w:t xml:space="preserve"> ten opis obok MCU</w:t>
+      </w:r>
+      <w:r>
+        <w:rPr>
+          <w:lang w:val="pl-PL"/>
+        </w:rPr>
+        <w:t>, co ułatwia nowym osobom w zespole zrozumienie architektury.</w:t>
+      </w:r>
+    </w:p>
+    <w:p>
+      <w:pPr>
+        <w:rPr>
+          <w:lang w:val="pl-PL"/>
+        </w:rPr>
+      </w:pPr>
+    </w:p>
+    <w:p>
+      <w:pPr>
+        <w:jc w:val="center"/>
+        <w:rPr>
+          <w:lang w:val="pl-PL"/>
+        </w:rPr>
+      </w:pPr>
+      <w:r>
+        <w:rPr>
+          <w:lang w:val="pl-PL"/>
+        </w:rPr>
+        <w:drawing>
+          <wp:inline distT="0" distB="0" distL="0" distR="0" wp14:anchorId="200C0276" wp14:editId="07C71D19">
+            <wp:extent cx="3604572" cy="891617"/>
+            <wp:effectExtent l="0" t="0" r="0" b="3810"/>
+            <wp:docPr id="2083637902" name="Picture 1"/>
+            <wp:cNvGraphicFramePr>
+              <a:graphicFrameLocks xmlns:a="http://schemas.openxmlformats.org/drawingml/2006/main" noChangeAspect="1"/>
+            </wp:cNvGraphicFramePr>
+            <a:graphic xmlns:a="http://schemas.openxmlformats.org/drawingml/2006/main">
+              <a:graphicData uri="http://schemas.openxmlformats.org/drawingml/2006/picture">
+                <pic:pic xmlns:pic="http://schemas.openxmlformats.org/drawingml/2006/picture">
+                  <pic:nvPicPr>
+                    <pic:cNvPr id="2083637902" name=""/>
+                    <pic:cNvPicPr/>
+                  </pic:nvPicPr>
+                  <pic:blipFill>
+                    <a:blip r:embed="rId59"/>
+                    <a:stretch>
+                      <a:fillRect/>
+                    </a:stretch>
+                  </pic:blipFill>
+                  <pic:spPr>
+                    <a:xfrm>
+                      <a:off x="0" y="0"/>
+                      <a:ext cx="3604572" cy="891617"/>
+                    </a:xfrm>
+                    <a:prstGeom prst="rect">
+                      <a:avLst/>
+                    </a:prstGeom>
+                  </pic:spPr>
+                </pic:pic>
+              </a:graphicData>
+            </a:graphic>
+          </wp:inline>
+        </w:drawing>
+      </w:r>
+    </w:p>
+    <w:p>
+      <w:pPr>
+        <w:rPr>
+          <w:lang w:val="pl-PL"/>
+        </w:rPr>
+      </w:pPr>
+      <w:r>
+        <w:rPr>
+          <w:lang w:val="pl-PL"/>
+        </w:rPr>
+        <w:t xml:space="preserve">Sekcja </w:t>
+      </w:r>
+      <w:r>
+        <w:rPr>
+          <w:color w:val="EE0000"/>
+          <w:lang w:val="pl-PL"/>
+        </w:rPr>
+        <w:t xml:space="preserve">BA_DEF_ </w:t>
+      </w:r>
+      <w:r>
+        <w:rPr>
+          <w:lang w:val="pl-PL"/>
+        </w:rPr>
+        <w:t xml:space="preserve">oraz </w:t>
+      </w:r>
+      <w:r>
+        <w:rPr>
+          <w:color w:val="EE0000"/>
+          <w:lang w:val="pl-PL"/>
+        </w:rPr>
+        <w:t xml:space="preserve">BA_DEF_DEF_ </w:t>
+      </w:r>
+      <w:r>
+        <w:rPr>
+          <w:color w:val="EE0000"/>
+          <w:lang w:val="pl-PL"/>
+        </w:rPr>
+        <w:t xml:space="preserve"> </w:t>
+      </w:r>
+      <w:r>
+        <w:rPr>
+          <w:lang w:val="pl-PL"/>
+        </w:rPr>
+        <w:t xml:space="preserve">- </w:t>
+      </w:r>
+      <w:r>
+        <w:rPr>
+          <w:lang w:val="pl-PL"/>
+        </w:rPr>
+        <w:t>Są to dodatkowe atrybuty środowiska wektorowego. Tutaj zdefiniowano domyślne kolory tła (#ffffff) i tekstu (#000000) dla komunikatów, choć SavvyCAN zazwyczaj je ignoruje i stosuje własny interfejs graficzny.</w:t>
+      </w:r>
+    </w:p>
+    <w:p>
+      <w:pPr>
+        <w:rPr>
+          <w:lang w:val="pl-PL"/>
+        </w:rPr>
+      </w:pPr>
+    </w:p>
+    <w:p>
+      <w:pPr>
+        <w:jc w:val="center"/>
+        <w:rPr>
+          <w:lang w:val="pl-PL"/>
+        </w:rPr>
+      </w:pPr>
+      <w:r>
+        <w:rPr>
+          <w:lang w:val="pl-PL"/>
+        </w:rPr>
+        <w:drawing>
+          <wp:inline distT="0" distB="0" distL="0" distR="0" wp14:anchorId="66B3F89C" wp14:editId="2155610D">
+            <wp:extent cx="5296359" cy="228620"/>
+            <wp:effectExtent l="0" t="0" r="0" b="0"/>
+            <wp:docPr id="2137123046" name="Picture 1"/>
+            <wp:cNvGraphicFramePr>
+              <a:graphicFrameLocks xmlns:a="http://schemas.openxmlformats.org/drawingml/2006/main" noChangeAspect="1"/>
+            </wp:cNvGraphicFramePr>
+            <a:graphic xmlns:a="http://schemas.openxmlformats.org/drawingml/2006/main">
+              <a:graphicData uri="http://schemas.openxmlformats.org/drawingml/2006/picture">
+                <pic:pic xmlns:pic="http://schemas.openxmlformats.org/drawingml/2006/picture">
+                  <pic:nvPicPr>
+                    <pic:cNvPr id="2137123046" name=""/>
+                    <pic:cNvPicPr/>
+                  </pic:nvPicPr>
+                  <pic:blipFill>
+                    <a:blip r:embed="rId60"/>
+                    <a:stretch>
+                      <a:fillRect/>
+                    </a:stretch>
+                  </pic:blipFill>
+                  <pic:spPr>
+                    <a:xfrm>
+                      <a:off x="0" y="0"/>
+                      <a:ext cx="5296359" cy="228620"/>
+                    </a:xfrm>
+                    <a:prstGeom prst="rect">
+                      <a:avLst/>
+                    </a:prstGeom>
+                  </pic:spPr>
+                </pic:pic>
+              </a:graphicData>
+            </a:graphic>
+          </wp:inline>
+        </w:drawing>
+      </w:r>
+    </w:p>
+    <w:p>
+      <w:r>
+        <w:rPr>
+          <w:lang w:val="pl-PL"/>
+        </w:rPr>
+        <w:t>Na samym dole pliku znajdują się tzw. Value Tables. To one sprawiają, że telemetria jest czytelna dla człowieka.</w:t>
+      </w:r>
+      <w:r>
+        <w:rPr>
+          <w:lang w:val="pl-PL"/>
+        </w:rPr>
+        <w:t xml:space="preserve"> K</w:t>
+      </w:r>
+      <w:r>
+        <w:rPr>
+          <w:lang w:val="pl-PL"/>
+        </w:rPr>
+        <w:t xml:space="preserve">iedy FCCU wyśle w ramce 512 na zmiennej STATE zwykłą cyfrę 3, SavvyCAN odszuka w pliku tę konkretną linijkę. Zamiast wyświetlać nic niemówiącą "trójkę", podmieni ją w interfejsie graficznym na zielony tekst </w:t>
+      </w:r>
+      <w:r>
+        <w:rPr>
+          <w:b/>
+          <w:bCs/>
+          <w:lang w:val="pl-PL"/>
+        </w:rPr>
+        <w:t>"RUNNING"</w:t>
+      </w:r>
+      <w:r>
+        <w:rPr>
+          <w:lang w:val="pl-PL"/>
+        </w:rPr>
+        <w:t>.</w:t>
+      </w:r>
+    </w:p>
+    <w:p>
+      <w:pPr>
+        <w:rPr>
+          <w:lang w:val="pl-PL"/>
+        </w:rPr>
+      </w:pPr>
+    </w:p>
+    <w:p>
+      <w:pPr>
+        <w:jc w:val="center"/>
+        <w:rPr>
+          <w:lang w:val="pl-PL"/>
+        </w:rPr>
+      </w:pPr>
     </w:p>
     <w:p>
       <w:pPr>
@@ -14442,26 +15882,21 @@
         <w:rPr>
           <w:b/>
           <w:bCs/>
-          <w:lang w:val="pl-PL"/>
-        </w:rPr>
-      </w:pPr>
-      <w:bookmarkStart w:id="9" w:name="_Toc233980034"/>
+        </w:rPr>
+      </w:pPr>
+      <w:bookmarkStart w:id="11" w:name="_Toc234587828"/>
       <w:r>
         <w:rPr>
           <w:b/>
           <w:bCs/>
-          <w:lang w:val="pl-PL"/>
         </w:rPr>
         <w:t>fccu_v2_procpu.dts</w:t>
       </w:r>
-      <w:bookmarkEnd w:id="9"/>
+      <w:bookmarkEnd w:id="11"/>
     </w:p>
     <w:p>
       <w:pPr>
         <w:ind w:firstLine="720"/>
-        <w:rPr>
-          <w:lang w:val="pl-PL"/>
-        </w:rPr>
       </w:pPr>
     </w:p>
     <w:p>
@@ -14470,14 +15905,12 @@
         <w:rPr>
           <w:b/>
           <w:bCs/>
-          <w:lang w:val="pl-PL"/>
         </w:rPr>
       </w:pPr>
       <w:r>
         <w:rPr>
           <w:b/>
           <w:bCs/>
-          <w:lang w:val="pl-PL"/>
         </w:rPr>
         <w:t>Dioda led:</w:t>
       </w:r>
@@ -14485,6 +15918,7 @@
     <w:p>
       <w:pPr>
         <w:ind w:firstLine="720"/>
+        <w:jc w:val="center"/>
         <w:rPr>
           <w:lang w:val="pl-PL"/>
         </w:rPr>
@@ -14510,7 +15944,7 @@
                     <pic:cNvPicPr/>
                   </pic:nvPicPr>
                   <pic:blipFill>
-                    <a:blip r:embed="rId43"/>
+                    <a:blip r:embed="rId61"/>
                     <a:stretch>
                       <a:fillRect/>
                     </a:stretch>
@@ -14652,22 +16086,22 @@
           <w:bCs/>
           <w:lang w:val="pl-PL"/>
         </w:rPr>
+        <w:t>Buttons (esp32s3 super mini):</w:t>
+      </w:r>
+    </w:p>
+    <w:p>
+      <w:pPr>
+        <w:ind w:firstLine="720"/>
+        <w:rPr>
+          <w:lang w:val="pl-PL"/>
+        </w:rPr>
+      </w:pPr>
+      <w:r>
+        <w:rPr>
+          <w:noProof/>
+          <w:lang w:val="pl-PL"/>
+        </w:rPr>
         <w:lastRenderedPageBreak/>
-        <w:t>Buttons (esp32s3 super mini):</w:t>
-      </w:r>
-    </w:p>
-    <w:p>
-      <w:pPr>
-        <w:ind w:firstLine="720"/>
-        <w:rPr>
-          <w:lang w:val="pl-PL"/>
-        </w:rPr>
-      </w:pPr>
-      <w:r>
-        <w:rPr>
-          <w:noProof/>
-          <w:lang w:val="pl-PL"/>
-        </w:rPr>
         <w:drawing>
           <wp:inline distT="0" distB="0" distL="0" distR="0" wp14:anchorId="1E42F1D6" wp14:editId="7674333D">
             <wp:extent cx="5731510" cy="1731645"/>
@@ -14684,7 +16118,7 @@
                     <pic:cNvPicPr/>
                   </pic:nvPicPr>
                   <pic:blipFill>
-                    <a:blip r:embed="rId44"/>
+                    <a:blip r:embed="rId62"/>
                     <a:stretch>
                       <a:fillRect/>
                     </a:stretch>
@@ -14771,10 +16205,12 @@
           </w14:textOutline>
         </w:rPr>
         <w:tab/>
-        <w:t>compatible = "</w:t>
-      </w:r>
-      <w:proofErr w:type="spellStart"/>
-      <w:r>
+        <w:t>compatible = "gpio-keys";</w:t>
+      </w:r>
+    </w:p>
+    <w:p>
+      <w:pPr>
+        <w:ind w:firstLine="720"/>
         <w:rPr>
           <w:color w:val="000000" w:themeColor="text1"/>
           <w14:shadow w14:blurRad="38100" w14:dist="19050" w14:dir="2700000" w14:sx="100000" w14:sy="100000" w14:kx="0" w14:ky="0" w14:algn="tl">
@@ -14788,9 +16224,7 @@
             <w14:round/>
           </w14:textOutline>
         </w:rPr>
-        <w:t>gpio</w:t>
-      </w:r>
-      <w:proofErr w:type="spellEnd"/>
+      </w:pPr>
       <w:r>
         <w:rPr>
           <w:color w:val="000000" w:themeColor="text1"/>
@@ -14805,7 +16239,8 @@
             <w14:round/>
           </w14:textOutline>
         </w:rPr>
-        <w:t>-keys";</w:t>
+        <w:tab/>
+        <w:t>button0: button_0 {</w:t>
       </w:r>
     </w:p>
     <w:p>
@@ -14840,12 +16275,8 @@
           </w14:textOutline>
         </w:rPr>
         <w:tab/>
-        <w:t>button0: button_0 {</w:t>
-      </w:r>
-    </w:p>
-    <w:p>
-      <w:pPr>
-        <w:ind w:firstLine="720"/>
+      </w:r>
+      <w:r>
         <w:rPr>
           <w:color w:val="000000" w:themeColor="text1"/>
           <w14:shadow w14:blurRad="38100" w14:dist="19050" w14:dir="2700000" w14:sx="100000" w14:sy="100000" w14:kx="0" w14:ky="0" w14:algn="tl">
@@ -14859,6 +16290,27 @@
             <w14:round/>
           </w14:textOutline>
         </w:rPr>
+        <w:tab/>
+        <w:t>gpios = &lt;&amp;gpio0 0 (GPIO_PULL_UP | GPIO_ACTIVE_LOW)&gt;;</w:t>
+      </w:r>
+    </w:p>
+    <w:p>
+      <w:pPr>
+        <w:ind w:firstLine="720"/>
+        <w:rPr>
+          <w:color w:val="000000" w:themeColor="text1"/>
+          <w:lang w:val="pl-PL"/>
+          <w14:shadow w14:blurRad="38100" w14:dist="19050" w14:dir="2700000" w14:sx="100000" w14:sy="100000" w14:kx="0" w14:ky="0" w14:algn="tl">
+            <w14:schemeClr w14:val="dk1">
+              <w14:alpha w14:val="60000"/>
+            </w14:schemeClr>
+          </w14:shadow>
+          <w14:textOutline w14:w="0" w14:cap="flat" w14:cmpd="sng" w14:algn="ctr">
+            <w14:noFill/>
+            <w14:prstDash w14:val="solid"/>
+            <w14:round/>
+          </w14:textOutline>
+        </w:rPr>
       </w:pPr>
       <w:r>
         <w:rPr>
@@ -14892,10 +16344,10 @@
         </w:rPr>
         <w:tab/>
       </w:r>
-      <w:proofErr w:type="spellStart"/>
       <w:r>
         <w:rPr>
           <w:color w:val="000000" w:themeColor="text1"/>
+          <w:lang w:val="pl-PL"/>
           <w14:shadow w14:blurRad="38100" w14:dist="19050" w14:dir="2700000" w14:sx="100000" w14:sy="100000" w14:kx="0" w14:ky="0" w14:algn="tl">
             <w14:schemeClr w14:val="dk1">
               <w14:alpha w14:val="60000"/>
@@ -14907,12 +16359,15 @@
             <w14:round/>
           </w14:textOutline>
         </w:rPr>
-        <w:t>gpios</w:t>
-      </w:r>
-      <w:proofErr w:type="spellEnd"/>
-      <w:r>
+        <w:t>label = "BOOT Button";</w:t>
+      </w:r>
+    </w:p>
+    <w:p>
+      <w:pPr>
+        <w:ind w:firstLine="720"/>
         <w:rPr>
           <w:color w:val="000000" w:themeColor="text1"/>
+          <w:lang w:val="pl-PL"/>
           <w14:shadow w14:blurRad="38100" w14:dist="19050" w14:dir="2700000" w14:sx="100000" w14:sy="100000" w14:kx="0" w14:ky="0" w14:algn="tl">
             <w14:schemeClr w14:val="dk1">
               <w14:alpha w14:val="60000"/>
@@ -14924,12 +16379,8 @@
             <w14:round/>
           </w14:textOutline>
         </w:rPr>
-        <w:t xml:space="preserve"> = &lt;&amp;gpio0 0 (GPIO_PULL_UP | GPIO_ACTIVE_LOW)&gt;;</w:t>
-      </w:r>
-    </w:p>
-    <w:p>
-      <w:pPr>
-        <w:ind w:firstLine="720"/>
+      </w:pPr>
+      <w:r>
         <w:rPr>
           <w:color w:val="000000" w:themeColor="text1"/>
           <w:lang w:val="pl-PL"/>
@@ -14944,10 +16395,16 @@
             <w14:round/>
           </w14:textOutline>
         </w:rPr>
-      </w:pPr>
-      <w:r>
+        <w:tab/>
+        <w:t>};</w:t>
+      </w:r>
+    </w:p>
+    <w:p>
+      <w:pPr>
+        <w:ind w:firstLine="720"/>
         <w:rPr>
           <w:color w:val="000000" w:themeColor="text1"/>
+          <w:lang w:val="pl-PL"/>
           <w14:shadow w14:blurRad="38100" w14:dist="19050" w14:dir="2700000" w14:sx="100000" w14:sy="100000" w14:kx="0" w14:ky="0" w14:algn="tl">
             <w14:schemeClr w14:val="dk1">
               <w14:alpha w14:val="60000"/>
@@ -14959,11 +16416,11 @@
             <w14:round/>
           </w14:textOutline>
         </w:rPr>
-        <w:tab/>
-      </w:r>
+      </w:pPr>
       <w:r>
         <w:rPr>
           <w:color w:val="000000" w:themeColor="text1"/>
+          <w:lang w:val="pl-PL"/>
           <w14:shadow w14:blurRad="38100" w14:dist="19050" w14:dir="2700000" w14:sx="100000" w14:sy="100000" w14:kx="0" w14:ky="0" w14:algn="tl">
             <w14:schemeClr w14:val="dk1">
               <w14:alpha w14:val="60000"/>
@@ -14975,103 +16432,13 @@
             <w14:round/>
           </w14:textOutline>
         </w:rPr>
-        <w:tab/>
-      </w:r>
-      <w:r>
-        <w:rPr>
-          <w:color w:val="000000" w:themeColor="text1"/>
-          <w:lang w:val="pl-PL"/>
-          <w14:shadow w14:blurRad="38100" w14:dist="19050" w14:dir="2700000" w14:sx="100000" w14:sy="100000" w14:kx="0" w14:ky="0" w14:algn="tl">
-            <w14:schemeClr w14:val="dk1">
-              <w14:alpha w14:val="60000"/>
-            </w14:schemeClr>
-          </w14:shadow>
-          <w14:textOutline w14:w="0" w14:cap="flat" w14:cmpd="sng" w14:algn="ctr">
-            <w14:noFill/>
-            <w14:prstDash w14:val="solid"/>
-            <w14:round/>
-          </w14:textOutline>
-        </w:rPr>
-        <w:t>label = "BOOT Button";</w:t>
-      </w:r>
-    </w:p>
-    <w:p>
-      <w:pPr>
-        <w:ind w:firstLine="720"/>
-        <w:rPr>
-          <w:color w:val="000000" w:themeColor="text1"/>
-          <w:lang w:val="pl-PL"/>
-          <w14:shadow w14:blurRad="38100" w14:dist="19050" w14:dir="2700000" w14:sx="100000" w14:sy="100000" w14:kx="0" w14:ky="0" w14:algn="tl">
-            <w14:schemeClr w14:val="dk1">
-              <w14:alpha w14:val="60000"/>
-            </w14:schemeClr>
-          </w14:shadow>
-          <w14:textOutline w14:w="0" w14:cap="flat" w14:cmpd="sng" w14:algn="ctr">
-            <w14:noFill/>
-            <w14:prstDash w14:val="solid"/>
-            <w14:round/>
-          </w14:textOutline>
-        </w:rPr>
-      </w:pPr>
-      <w:r>
-        <w:rPr>
-          <w:color w:val="000000" w:themeColor="text1"/>
-          <w:lang w:val="pl-PL"/>
-          <w14:shadow w14:blurRad="38100" w14:dist="19050" w14:dir="2700000" w14:sx="100000" w14:sy="100000" w14:kx="0" w14:ky="0" w14:algn="tl">
-            <w14:schemeClr w14:val="dk1">
-              <w14:alpha w14:val="60000"/>
-            </w14:schemeClr>
-          </w14:shadow>
-          <w14:textOutline w14:w="0" w14:cap="flat" w14:cmpd="sng" w14:algn="ctr">
-            <w14:noFill/>
-            <w14:prstDash w14:val="solid"/>
-            <w14:round/>
-          </w14:textOutline>
-        </w:rPr>
-        <w:tab/>
         <w:t>};</w:t>
       </w:r>
     </w:p>
-    <w:p>
-      <w:pPr>
-        <w:ind w:firstLine="720"/>
-        <w:rPr>
-          <w:color w:val="000000" w:themeColor="text1"/>
-          <w:lang w:val="pl-PL"/>
-          <w14:shadow w14:blurRad="38100" w14:dist="19050" w14:dir="2700000" w14:sx="100000" w14:sy="100000" w14:kx="0" w14:ky="0" w14:algn="tl">
-            <w14:schemeClr w14:val="dk1">
-              <w14:alpha w14:val="60000"/>
-            </w14:schemeClr>
-          </w14:shadow>
-          <w14:textOutline w14:w="0" w14:cap="flat" w14:cmpd="sng" w14:algn="ctr">
-            <w14:noFill/>
-            <w14:prstDash w14:val="solid"/>
-            <w14:round/>
-          </w14:textOutline>
-        </w:rPr>
-      </w:pPr>
-      <w:r>
-        <w:rPr>
-          <w:color w:val="000000" w:themeColor="text1"/>
-          <w:lang w:val="pl-PL"/>
-          <w14:shadow w14:blurRad="38100" w14:dist="19050" w14:dir="2700000" w14:sx="100000" w14:sy="100000" w14:kx="0" w14:ky="0" w14:algn="tl">
-            <w14:schemeClr w14:val="dk1">
-              <w14:alpha w14:val="60000"/>
-            </w14:schemeClr>
-          </w14:shadow>
-          <w14:textOutline w14:w="0" w14:cap="flat" w14:cmpd="sng" w14:algn="ctr">
-            <w14:noFill/>
-            <w14:prstDash w14:val="solid"/>
-            <w14:round/>
-          </w14:textOutline>
-        </w:rPr>
-        <w:t>};</w:t>
-      </w:r>
-    </w:p>
     <w:sectPr>
-      <w:headerReference w:type="default" r:id="rId45"/>
-      <w:footerReference w:type="default" r:id="rId46"/>
-      <w:footerReference w:type="first" r:id="rId47"/>
+      <w:headerReference w:type="default" r:id="rId63"/>
+      <w:footerReference w:type="default" r:id="rId64"/>
+      <w:footerReference w:type="first" r:id="rId65"/>
       <w:pgSz w:w="11906" w:h="16838"/>
       <w:pgMar w:top="1440" w:right="1440" w:bottom="1440" w:left="1440" w:header="708" w:footer="708" w:gutter="0"/>
       <w:cols w:space="708"/>
@@ -15239,22 +16606,12 @@
     <w:pPr>
       <w:pStyle w:val="Header"/>
     </w:pPr>
-    <w:proofErr w:type="spellStart"/>
     <w:r>
-      <w:t>Jebac</w:t>
-    </w:r>
-    <w:proofErr w:type="spellEnd"/>
-    <w:r>
-      <w:t xml:space="preserve"> </w:t>
-    </w:r>
-    <w:proofErr w:type="spellStart"/>
-    <w:r>
-      <w:t>umc</w:t>
+      <w:t>Jebac umc</w:t>
     </w:r>
     <w:r>
       <w:t>s</w:t>
     </w:r>
-    <w:proofErr w:type="spellEnd"/>
   </w:p>
 </w:hdr>
 </file>
